--- a/fuentes/733402_CF05_AD.docx
+++ b/fuentes/733402_CF05_AD.docx
@@ -312,7 +312,29 @@
                 <w:sz w:val="20"/>
                 <w:szCs w:val="20"/>
               </w:rPr>
-              <w:t>Señale en la columna Rta. Correcta con una (x) de acuerdo con las opciones presentadas.</w:t>
+              <w:t xml:space="preserve">Señale en la columna </w:t>
+            </w:r>
+            <w:proofErr w:type="spellStart"/>
+            <w:r>
+              <w:rPr>
+                <w:rFonts w:eastAsia="Calibri"/>
+                <w:b w:val="0"/>
+                <w:color w:val="auto"/>
+                <w:sz w:val="20"/>
+                <w:szCs w:val="20"/>
+              </w:rPr>
+              <w:t>Rta</w:t>
+            </w:r>
+            <w:proofErr w:type="spellEnd"/>
+            <w:r>
+              <w:rPr>
+                <w:rFonts w:eastAsia="Calibri"/>
+                <w:b w:val="0"/>
+                <w:color w:val="auto"/>
+                <w:sz w:val="20"/>
+                <w:szCs w:val="20"/>
+              </w:rPr>
+              <w:t>. Correcta con una (x) de acuerdo con las opciones presentadas.</w:t>
             </w:r>
           </w:p>
           <w:p>
@@ -1002,6 +1024,7 @@
             <w:pPr>
               <w:widowControl w:val="0"/>
               <w:spacing w:line="276" w:lineRule="auto"/>
+              <w:jc w:val="center"/>
               <w:cnfStyle w:val="000000100000" w:firstRow="0" w:lastRow="0" w:firstColumn="0" w:lastColumn="0" w:oddVBand="0" w:evenVBand="0" w:oddHBand="1" w:evenHBand="0" w:firstRowFirstColumn="0" w:firstRowLastColumn="0" w:lastRowFirstColumn="0" w:lastRowLastColumn="0"/>
               <w:rPr>
                 <w:rFonts w:eastAsia="Calibri"/>
@@ -1513,6 +1536,7 @@
             <w:pPr>
               <w:widowControl w:val="0"/>
               <w:spacing w:line="276" w:lineRule="auto"/>
+              <w:jc w:val="center"/>
               <w:cnfStyle w:val="000000100000" w:firstRow="0" w:lastRow="0" w:firstColumn="0" w:lastColumn="0" w:oddVBand="0" w:evenVBand="0" w:oddHBand="1" w:evenHBand="0" w:firstRowFirstColumn="0" w:firstRowLastColumn="0" w:lastRowFirstColumn="0" w:lastRowLastColumn="0"/>
               <w:rPr>
                 <w:rFonts w:eastAsia="Calibri"/>
@@ -2092,6 +2116,7 @@
             <w:pPr>
               <w:widowControl w:val="0"/>
               <w:spacing w:line="276" w:lineRule="auto"/>
+              <w:jc w:val="center"/>
               <w:cnfStyle w:val="000000000000" w:firstRow="0" w:lastRow="0" w:firstColumn="0" w:lastColumn="0" w:oddVBand="0" w:evenVBand="0" w:oddHBand="0" w:evenHBand="0" w:firstRowFirstColumn="0" w:firstRowLastColumn="0" w:lastRowFirstColumn="0" w:lastRowLastColumn="0"/>
               <w:rPr>
                 <w:rFonts w:eastAsia="Calibri"/>
@@ -2753,6 +2778,7 @@
             <w:pPr>
               <w:widowControl w:val="0"/>
               <w:spacing w:line="276" w:lineRule="auto"/>
+              <w:jc w:val="center"/>
               <w:cnfStyle w:val="000000000000" w:firstRow="0" w:lastRow="0" w:firstColumn="0" w:lastColumn="0" w:oddVBand="0" w:evenVBand="0" w:oddHBand="0" w:evenHBand="0" w:firstRowFirstColumn="0" w:firstRowLastColumn="0" w:lastRowFirstColumn="0" w:lastRowLastColumn="0"/>
               <w:rPr>
                 <w:rFonts w:eastAsia="Calibri"/>
@@ -3261,6 +3287,7 @@
             <w:pPr>
               <w:widowControl w:val="0"/>
               <w:spacing w:line="276" w:lineRule="auto"/>
+              <w:jc w:val="center"/>
               <w:cnfStyle w:val="000000000000" w:firstRow="0" w:lastRow="0" w:firstColumn="0" w:lastColumn="0" w:oddVBand="0" w:evenVBand="0" w:oddHBand="0" w:evenHBand="0" w:firstRowFirstColumn="0" w:firstRowLastColumn="0" w:lastRowFirstColumn="0" w:lastRowLastColumn="0"/>
               <w:rPr>
                 <w:rFonts w:eastAsia="Calibri"/>
@@ -4007,6 +4034,7 @@
             <w:pPr>
               <w:widowControl w:val="0"/>
               <w:spacing w:line="276" w:lineRule="auto"/>
+              <w:jc w:val="center"/>
               <w:cnfStyle w:val="000000100000" w:firstRow="0" w:lastRow="0" w:firstColumn="0" w:lastColumn="0" w:oddVBand="0" w:evenVBand="0" w:oddHBand="1" w:evenHBand="0" w:firstRowFirstColumn="0" w:firstRowLastColumn="0" w:lastRowFirstColumn="0" w:lastRowLastColumn="0"/>
               <w:rPr>
                 <w:rFonts w:eastAsia="Calibri"/>
@@ -4673,6 +4701,7 @@
             <w:pPr>
               <w:widowControl w:val="0"/>
               <w:spacing w:line="276" w:lineRule="auto"/>
+              <w:jc w:val="center"/>
               <w:cnfStyle w:val="000000100000" w:firstRow="0" w:lastRow="0" w:firstColumn="0" w:lastColumn="0" w:oddVBand="0" w:evenVBand="0" w:oddHBand="1" w:evenHBand="0" w:firstRowFirstColumn="0" w:firstRowLastColumn="0" w:lastRowFirstColumn="0" w:lastRowLastColumn="0"/>
               <w:rPr>
                 <w:rFonts w:eastAsia="Calibri"/>
@@ -5103,6 +5132,7 @@
             <w:pPr>
               <w:widowControl w:val="0"/>
               <w:spacing w:line="276" w:lineRule="auto"/>
+              <w:jc w:val="center"/>
               <w:cnfStyle w:val="000000000000" w:firstRow="0" w:lastRow="0" w:firstColumn="0" w:lastColumn="0" w:oddVBand="0" w:evenVBand="0" w:oddHBand="0" w:evenHBand="0" w:firstRowFirstColumn="0" w:firstRowLastColumn="0" w:lastRowFirstColumn="0" w:lastRowLastColumn="0"/>
               <w:rPr>
                 <w:rFonts w:eastAsia="Calibri"/>
@@ -5612,6 +5642,7 @@
             <w:pPr>
               <w:widowControl w:val="0"/>
               <w:spacing w:line="276" w:lineRule="auto"/>
+              <w:jc w:val="center"/>
               <w:cnfStyle w:val="000000000000" w:firstRow="0" w:lastRow="0" w:firstColumn="0" w:lastColumn="0" w:oddVBand="0" w:evenVBand="0" w:oddHBand="0" w:evenHBand="0" w:firstRowFirstColumn="0" w:firstRowLastColumn="0" w:lastRowFirstColumn="0" w:lastRowLastColumn="0"/>
               <w:rPr>
                 <w:rFonts w:eastAsia="Calibri"/>
@@ -6367,6 +6398,7 @@
             <w:pPr>
               <w:widowControl w:val="0"/>
               <w:spacing w:line="276" w:lineRule="auto"/>
+              <w:jc w:val="center"/>
               <w:cnfStyle w:val="000000100000" w:firstRow="0" w:lastRow="0" w:firstColumn="0" w:lastColumn="0" w:oddVBand="0" w:evenVBand="0" w:oddHBand="1" w:evenHBand="0" w:firstRowFirstColumn="0" w:firstRowLastColumn="0" w:lastRowFirstColumn="0" w:lastRowLastColumn="0"/>
               <w:rPr>
                 <w:rFonts w:eastAsia="Calibri"/>
@@ -6876,6 +6908,7 @@
           <w:p>
             <w:pPr>
               <w:widowControl w:val="0"/>
+              <w:jc w:val="center"/>
               <w:rPr>
                 <w:rFonts w:eastAsia="Calibri"/>
                 <w:sz w:val="20"/>
@@ -7083,6 +7116,498 @@
                 <w:sz w:val="20"/>
                 <w:szCs w:val="20"/>
               </w:rPr>
+              <w:t>Se evidencia un adecuado dominio de los conceptos relacionad</w:t>
+            </w:r>
+            <w:r>
+              <w:rPr>
+                <w:rFonts w:eastAsia="Calibri"/>
+                <w:bCs/>
+                <w:sz w:val="20"/>
+                <w:szCs w:val="20"/>
+              </w:rPr>
+              <w:t>os con las características de un proyecto público.</w:t>
+            </w:r>
+          </w:p>
+        </w:tc>
+      </w:tr>
+      <w:tr>
+        <w:trPr>
+          <w:trHeight w:val="220"/>
+        </w:trPr>
+        <w:tc>
+          <w:tcPr>
+            <w:tcW w:w="2534" w:type="dxa"/>
+            <w:gridSpan w:val="2"/>
+            <w:shd w:val="clear" w:color="auto" w:fill="FBE5D5"/>
+          </w:tcPr>
+          <w:p>
+            <w:pPr>
+              <w:rPr>
+                <w:rFonts w:eastAsia="Calibri"/>
+                <w:b/>
+                <w:sz w:val="20"/>
+                <w:szCs w:val="20"/>
+              </w:rPr>
+            </w:pPr>
+            <w:r>
+              <w:rPr>
+                <w:rFonts w:eastAsia="Calibri"/>
+                <w:b/>
+                <w:sz w:val="20"/>
+                <w:szCs w:val="20"/>
+              </w:rPr>
+              <w:t>Comentario respuesta incorrecta</w:t>
+            </w:r>
+          </w:p>
+        </w:tc>
+        <w:tc>
+          <w:tcPr>
+            <w:tcW w:w="7620" w:type="dxa"/>
+            <w:gridSpan w:val="2"/>
+            <w:shd w:val="clear" w:color="auto" w:fill="FFFFFF"/>
+          </w:tcPr>
+          <w:p>
+            <w:pPr>
+              <w:rPr>
+                <w:rFonts w:eastAsia="Calibri"/>
+                <w:bCs/>
+                <w:sz w:val="20"/>
+                <w:szCs w:val="20"/>
+              </w:rPr>
+            </w:pPr>
+            <w:r>
+              <w:rPr>
+                <w:rFonts w:eastAsia="Calibri"/>
+                <w:sz w:val="20"/>
+                <w:szCs w:val="20"/>
+              </w:rPr>
+              <w:t>Se recomienda revisar nuevamente los contenidos del componente formativo relacionados</w:t>
+            </w:r>
+            <w:r>
+              <w:rPr>
+                <w:rFonts w:eastAsia="Calibri"/>
+                <w:sz w:val="20"/>
+                <w:szCs w:val="20"/>
+              </w:rPr>
+              <w:t xml:space="preserve"> con </w:t>
+            </w:r>
+            <w:r>
+              <w:rPr>
+                <w:rFonts w:eastAsia="Calibri"/>
+                <w:bCs/>
+                <w:sz w:val="20"/>
+                <w:szCs w:val="20"/>
+              </w:rPr>
+              <w:t>los conceptos relacionad</w:t>
+            </w:r>
+            <w:r>
+              <w:rPr>
+                <w:rFonts w:eastAsia="Calibri"/>
+                <w:bCs/>
+                <w:sz w:val="20"/>
+                <w:szCs w:val="20"/>
+              </w:rPr>
+              <w:t>os con las características de un proyecto público.</w:t>
+            </w:r>
+          </w:p>
+        </w:tc>
+      </w:tr>
+      <w:tr>
+        <w:trPr>
+          <w:trHeight w:val="220"/>
+        </w:trPr>
+        <w:tc>
+          <w:tcPr>
+            <w:tcW w:w="2534" w:type="dxa"/>
+            <w:gridSpan w:val="2"/>
+            <w:shd w:val="clear" w:color="auto" w:fill="FBE5D5"/>
+          </w:tcPr>
+          <w:p>
+            <w:pPr>
+              <w:rPr>
+                <w:rFonts w:eastAsia="Calibri"/>
+                <w:b/>
+                <w:sz w:val="20"/>
+                <w:szCs w:val="20"/>
+              </w:rPr>
+            </w:pPr>
+            <w:r>
+              <w:rPr>
+                <w:rFonts w:eastAsia="Calibri"/>
+                <w:b/>
+                <w:sz w:val="20"/>
+                <w:szCs w:val="20"/>
+              </w:rPr>
+              <w:t>Pregunta 12</w:t>
+            </w:r>
+          </w:p>
+        </w:tc>
+        <w:tc>
+          <w:tcPr>
+            <w:tcW w:w="7620" w:type="dxa"/>
+            <w:gridSpan w:val="2"/>
+            <w:shd w:val="clear" w:color="auto" w:fill="FBE5D5"/>
+          </w:tcPr>
+          <w:p>
+            <w:pPr>
+              <w:rPr>
+                <w:rFonts w:eastAsia="Calibri"/>
+                <w:b/>
+                <w:bCs/>
+                <w:sz w:val="20"/>
+                <w:szCs w:val="20"/>
+              </w:rPr>
+            </w:pPr>
+            <w:r>
+              <w:rPr>
+                <w:rFonts w:eastAsia="Calibri"/>
+                <w:b/>
+                <w:bCs/>
+                <w:sz w:val="20"/>
+                <w:szCs w:val="20"/>
+              </w:rPr>
+              <w:t>Un proyecto privado tiene como finalidad principal:</w:t>
+            </w:r>
+          </w:p>
+        </w:tc>
+      </w:tr>
+      <w:tr>
+        <w:trPr>
+          <w:trHeight w:val="220"/>
+        </w:trPr>
+        <w:tc>
+          <w:tcPr>
+            <w:tcW w:w="1267" w:type="dxa"/>
+          </w:tcPr>
+          <w:p>
+            <w:pPr>
+              <w:rPr>
+                <w:rFonts w:eastAsia="Calibri"/>
+                <w:b/>
+                <w:sz w:val="20"/>
+                <w:szCs w:val="20"/>
+              </w:rPr>
+            </w:pPr>
+            <w:r>
+              <w:rPr>
+                <w:rFonts w:eastAsia="Calibri"/>
+                <w:b/>
+                <w:sz w:val="20"/>
+                <w:szCs w:val="20"/>
+              </w:rPr>
+              <w:t>Opción a)</w:t>
+            </w:r>
+          </w:p>
+        </w:tc>
+        <w:tc>
+          <w:tcPr>
+            <w:tcW w:w="6727" w:type="dxa"/>
+            <w:gridSpan w:val="2"/>
+            <w:shd w:val="clear" w:color="auto" w:fill="FFFFFF"/>
+          </w:tcPr>
+          <w:p>
+            <w:pPr>
+              <w:rPr>
+                <w:rFonts w:eastAsia="Calibri"/>
+                <w:sz w:val="20"/>
+                <w:szCs w:val="20"/>
+              </w:rPr>
+            </w:pPr>
+            <w:r>
+              <w:rPr>
+                <w:rFonts w:eastAsia="Calibri"/>
+                <w:sz w:val="20"/>
+                <w:szCs w:val="20"/>
+              </w:rPr>
+              <w:t>Desarrollar políticas públicas.</w:t>
+            </w:r>
+          </w:p>
+        </w:tc>
+        <w:tc>
+          <w:tcPr>
+            <w:tcW w:w="2160" w:type="dxa"/>
+            <w:shd w:val="clear" w:color="auto" w:fill="FFFFFF"/>
+          </w:tcPr>
+          <w:p>
+            <w:pPr>
+              <w:widowControl w:val="0"/>
+              <w:rPr>
+                <w:rFonts w:eastAsia="Calibri"/>
+                <w:sz w:val="20"/>
+                <w:szCs w:val="20"/>
+              </w:rPr>
+            </w:pPr>
+          </w:p>
+        </w:tc>
+      </w:tr>
+      <w:tr>
+        <w:trPr>
+          <w:trHeight w:val="220"/>
+        </w:trPr>
+        <w:tc>
+          <w:tcPr>
+            <w:tcW w:w="1267" w:type="dxa"/>
+          </w:tcPr>
+          <w:p>
+            <w:pPr>
+              <w:rPr>
+                <w:rFonts w:eastAsia="Calibri"/>
+                <w:b/>
+                <w:sz w:val="20"/>
+                <w:szCs w:val="20"/>
+              </w:rPr>
+            </w:pPr>
+            <w:r>
+              <w:rPr>
+                <w:rFonts w:eastAsia="Calibri"/>
+                <w:b/>
+                <w:sz w:val="20"/>
+                <w:szCs w:val="20"/>
+              </w:rPr>
+              <w:t>Opción b)</w:t>
+            </w:r>
+          </w:p>
+        </w:tc>
+        <w:tc>
+          <w:tcPr>
+            <w:tcW w:w="6727" w:type="dxa"/>
+            <w:gridSpan w:val="2"/>
+            <w:shd w:val="clear" w:color="auto" w:fill="FFFFFF"/>
+          </w:tcPr>
+          <w:p>
+            <w:pPr>
+              <w:rPr>
+                <w:rFonts w:eastAsia="Calibri"/>
+                <w:sz w:val="20"/>
+                <w:szCs w:val="20"/>
+              </w:rPr>
+            </w:pPr>
+            <w:r>
+              <w:rPr>
+                <w:rFonts w:eastAsia="Calibri"/>
+                <w:sz w:val="20"/>
+                <w:szCs w:val="20"/>
+              </w:rPr>
+              <w:t>Administrar recursos del Estado.</w:t>
+            </w:r>
+          </w:p>
+        </w:tc>
+        <w:tc>
+          <w:tcPr>
+            <w:tcW w:w="2160" w:type="dxa"/>
+            <w:shd w:val="clear" w:color="auto" w:fill="FFFFFF"/>
+          </w:tcPr>
+          <w:p>
+            <w:pPr>
+              <w:widowControl w:val="0"/>
+              <w:rPr>
+                <w:rFonts w:eastAsia="Calibri"/>
+                <w:sz w:val="20"/>
+                <w:szCs w:val="20"/>
+              </w:rPr>
+            </w:pPr>
+          </w:p>
+        </w:tc>
+      </w:tr>
+      <w:tr>
+        <w:trPr>
+          <w:trHeight w:val="220"/>
+        </w:trPr>
+        <w:tc>
+          <w:tcPr>
+            <w:tcW w:w="1267" w:type="dxa"/>
+          </w:tcPr>
+          <w:p>
+            <w:pPr>
+              <w:rPr>
+                <w:rFonts w:eastAsia="Calibri"/>
+                <w:b/>
+                <w:sz w:val="20"/>
+                <w:szCs w:val="20"/>
+              </w:rPr>
+            </w:pPr>
+            <w:r>
+              <w:rPr>
+                <w:rFonts w:eastAsia="Calibri"/>
+                <w:b/>
+                <w:sz w:val="20"/>
+                <w:szCs w:val="20"/>
+              </w:rPr>
+              <w:t>Opción c)</w:t>
+            </w:r>
+          </w:p>
+        </w:tc>
+        <w:tc>
+          <w:tcPr>
+            <w:tcW w:w="6727" w:type="dxa"/>
+            <w:gridSpan w:val="2"/>
+            <w:shd w:val="clear" w:color="auto" w:fill="FFFFFF"/>
+          </w:tcPr>
+          <w:p>
+            <w:pPr>
+              <w:rPr>
+                <w:rFonts w:eastAsia="Calibri"/>
+                <w:sz w:val="20"/>
+                <w:szCs w:val="20"/>
+              </w:rPr>
+            </w:pPr>
+            <w:r>
+              <w:rPr>
+                <w:rFonts w:eastAsia="Calibri"/>
+                <w:sz w:val="20"/>
+                <w:szCs w:val="20"/>
+              </w:rPr>
+              <w:t>Ejecutar programas comunitarios obligatoriamente.</w:t>
+            </w:r>
+          </w:p>
+        </w:tc>
+        <w:tc>
+          <w:tcPr>
+            <w:tcW w:w="2160" w:type="dxa"/>
+            <w:shd w:val="clear" w:color="auto" w:fill="FFFFFF"/>
+          </w:tcPr>
+          <w:p>
+            <w:pPr>
+              <w:widowControl w:val="0"/>
+              <w:rPr>
+                <w:rFonts w:eastAsia="Calibri"/>
+                <w:sz w:val="20"/>
+                <w:szCs w:val="20"/>
+              </w:rPr>
+            </w:pPr>
+          </w:p>
+        </w:tc>
+      </w:tr>
+      <w:tr>
+        <w:trPr>
+          <w:trHeight w:val="220"/>
+        </w:trPr>
+        <w:tc>
+          <w:tcPr>
+            <w:tcW w:w="1267" w:type="dxa"/>
+          </w:tcPr>
+          <w:p>
+            <w:pPr>
+              <w:rPr>
+                <w:rFonts w:eastAsia="Calibri"/>
+                <w:b/>
+                <w:sz w:val="20"/>
+                <w:szCs w:val="20"/>
+              </w:rPr>
+            </w:pPr>
+            <w:r>
+              <w:rPr>
+                <w:rFonts w:eastAsia="Calibri"/>
+                <w:b/>
+                <w:sz w:val="20"/>
+                <w:szCs w:val="20"/>
+              </w:rPr>
+              <w:t>Opción d)</w:t>
+            </w:r>
+          </w:p>
+        </w:tc>
+        <w:tc>
+          <w:tcPr>
+            <w:tcW w:w="6727" w:type="dxa"/>
+            <w:gridSpan w:val="2"/>
+            <w:shd w:val="clear" w:color="auto" w:fill="FFFFFF"/>
+          </w:tcPr>
+          <w:p>
+            <w:pPr>
+              <w:rPr>
+                <w:rFonts w:eastAsia="Calibri"/>
+                <w:sz w:val="20"/>
+                <w:szCs w:val="20"/>
+              </w:rPr>
+            </w:pPr>
+            <w:r>
+              <w:rPr>
+                <w:rFonts w:eastAsia="Calibri"/>
+                <w:sz w:val="20"/>
+                <w:szCs w:val="20"/>
+              </w:rPr>
+              <w:t>Generar beneficios económicos para sus inversionistas.</w:t>
+            </w:r>
+          </w:p>
+        </w:tc>
+        <w:tc>
+          <w:tcPr>
+            <w:tcW w:w="2160" w:type="dxa"/>
+            <w:shd w:val="clear" w:color="auto" w:fill="FFFFFF"/>
+          </w:tcPr>
+          <w:p>
+            <w:pPr>
+              <w:widowControl w:val="0"/>
+              <w:jc w:val="center"/>
+              <w:rPr>
+                <w:rFonts w:eastAsia="Calibri"/>
+                <w:sz w:val="20"/>
+                <w:szCs w:val="20"/>
+              </w:rPr>
+            </w:pPr>
+            <w:r>
+              <w:rPr>
+                <w:rFonts w:eastAsia="Calibri"/>
+                <w:sz w:val="20"/>
+                <w:szCs w:val="20"/>
+              </w:rPr>
+              <w:t>X</w:t>
+            </w:r>
+          </w:p>
+        </w:tc>
+      </w:tr>
+      <w:tr>
+        <w:trPr>
+          <w:trHeight w:val="220"/>
+        </w:trPr>
+        <w:tc>
+          <w:tcPr>
+            <w:tcW w:w="2534" w:type="dxa"/>
+            <w:gridSpan w:val="2"/>
+            <w:shd w:val="clear" w:color="auto" w:fill="FBE5D5"/>
+          </w:tcPr>
+          <w:p>
+            <w:pPr>
+              <w:rPr>
+                <w:rFonts w:eastAsia="Calibri"/>
+                <w:b/>
+                <w:sz w:val="20"/>
+                <w:szCs w:val="20"/>
+              </w:rPr>
+            </w:pPr>
+            <w:r>
+              <w:rPr>
+                <w:rFonts w:eastAsia="Calibri"/>
+                <w:b/>
+                <w:sz w:val="20"/>
+                <w:szCs w:val="20"/>
+              </w:rPr>
+              <w:t>Comentario respuesta correcta</w:t>
+            </w:r>
+          </w:p>
+        </w:tc>
+        <w:tc>
+          <w:tcPr>
+            <w:tcW w:w="7620" w:type="dxa"/>
+            <w:gridSpan w:val="2"/>
+            <w:shd w:val="clear" w:color="auto" w:fill="FFFFFF"/>
+          </w:tcPr>
+          <w:p>
+            <w:pPr>
+              <w:rPr>
+                <w:rFonts w:eastAsia="Calibri"/>
+                <w:bCs/>
+                <w:sz w:val="20"/>
+                <w:szCs w:val="20"/>
+              </w:rPr>
+            </w:pPr>
+            <w:r>
+              <w:rPr>
+                <w:rFonts w:eastAsia="Calibri"/>
+                <w:bCs/>
+                <w:sz w:val="20"/>
+                <w:szCs w:val="20"/>
+              </w:rPr>
               <w:t xml:space="preserve">Se evidencia un adecuado dominio de los conceptos relacionados </w:t>
             </w:r>
             <w:r>
@@ -7100,7 +7625,15 @@
                 <w:sz w:val="20"/>
                 <w:szCs w:val="20"/>
               </w:rPr>
-              <w:t>agroecología y la evaluación ambiental de los sistemas agrícolas</w:t>
+              <w:t>e</w:t>
+            </w:r>
+            <w:r>
+              <w:rPr>
+                <w:rFonts w:eastAsia="Calibri"/>
+                <w:sz w:val="20"/>
+                <w:szCs w:val="20"/>
+              </w:rPr>
+              <w:t>valuación financiera y plan de acción estratégico de un proyecto agropecuario</w:t>
             </w:r>
             <w:r>
               <w:rPr>
@@ -7182,7 +7715,23 @@
                 <w:sz w:val="20"/>
                 <w:szCs w:val="20"/>
               </w:rPr>
-              <w:t>agroecología y la evaluación ambiental de los sistemas agrícolas.</w:t>
+              <w:t>e</w:t>
+            </w:r>
+            <w:r>
+              <w:rPr>
+                <w:rFonts w:eastAsia="Calibri"/>
+                <w:sz w:val="20"/>
+                <w:szCs w:val="20"/>
+              </w:rPr>
+              <w:t>valuación financiera y plan de acción estratégico de un proyecto agropecuario</w:t>
+            </w:r>
+            <w:r>
+              <w:rPr>
+                <w:rFonts w:eastAsia="Calibri"/>
+                <w:sz w:val="20"/>
+                <w:szCs w:val="20"/>
+              </w:rPr>
+              <w:t>.</w:t>
             </w:r>
           </w:p>
         </w:tc>
@@ -7196,24 +7745,25 @@
             <w:tcW w:w="2534" w:type="dxa"/>
             <w:gridSpan w:val="2"/>
             <w:shd w:val="clear" w:color="auto" w:fill="FBE5D5"/>
-          </w:tcPr>
-          <w:p>
-            <w:pPr>
-              <w:rPr>
-                <w:rFonts w:eastAsia="Calibri"/>
-                <w:b/>
-                <w:sz w:val="20"/>
-                <w:szCs w:val="20"/>
-              </w:rPr>
-            </w:pPr>
-            <w:r>
-              <w:rPr>
-                <w:rFonts w:eastAsia="Calibri"/>
-                <w:b/>
-                <w:sz w:val="20"/>
-                <w:szCs w:val="20"/>
-              </w:rPr>
-              <w:t>Pregunta 12</w:t>
+            <w:vAlign w:val="center"/>
+          </w:tcPr>
+          <w:p>
+            <w:pPr>
+              <w:rPr>
+                <w:rFonts w:eastAsia="Calibri"/>
+                <w:b/>
+                <w:sz w:val="20"/>
+                <w:szCs w:val="20"/>
+              </w:rPr>
+            </w:pPr>
+            <w:r>
+              <w:rPr>
+                <w:rFonts w:eastAsia="Calibri"/>
+                <w:b/>
+                <w:sz w:val="20"/>
+                <w:szCs w:val="20"/>
+              </w:rPr>
+              <w:t>Pregunta 13</w:t>
             </w:r>
           </w:p>
         </w:tc>
@@ -7241,7 +7791,7 @@
                 <w:sz w:val="20"/>
                 <w:szCs w:val="20"/>
               </w:rPr>
-              <w:t>Un proyecto privado tiene como finalidad principal:</w:t>
+              <w:t>¿Cuál es el propósito principal de la recolección de la información en un proyecto agropecuario comunitario?</w:t>
             </w:r>
           </w:p>
         </w:tc>
@@ -7253,9 +7803,11 @@
         <w:tc>
           <w:tcPr>
             <w:tcW w:w="1267" w:type="dxa"/>
-          </w:tcPr>
-          <w:p>
-            <w:pPr>
+            <w:vAlign w:val="center"/>
+          </w:tcPr>
+          <w:p>
+            <w:pPr>
+              <w:jc w:val="center"/>
               <w:rPr>
                 <w:rFonts w:eastAsia="Calibri"/>
                 <w:b/>
@@ -7294,7 +7846,7 @@
                 <w:sz w:val="20"/>
                 <w:szCs w:val="20"/>
               </w:rPr>
-              <w:t>Desarrollar políticas públicas.</w:t>
+              <w:t>Elaborar el presupuesto definitivo del proyecto antes de su ejecución.</w:t>
             </w:r>
           </w:p>
         </w:tc>
@@ -7306,6 +7858,7 @@
           <w:p>
             <w:pPr>
               <w:widowControl w:val="0"/>
+              <w:jc w:val="center"/>
               <w:rPr>
                 <w:rFonts w:eastAsia="Calibri"/>
                 <w:sz w:val="20"/>
@@ -7322,9 +7875,11 @@
         <w:tc>
           <w:tcPr>
             <w:tcW w:w="1267" w:type="dxa"/>
-          </w:tcPr>
-          <w:p>
-            <w:pPr>
+            <w:vAlign w:val="center"/>
+          </w:tcPr>
+          <w:p>
+            <w:pPr>
+              <w:jc w:val="center"/>
               <w:rPr>
                 <w:rFonts w:eastAsia="Calibri"/>
                 <w:b/>
@@ -7363,7 +7918,7 @@
                 <w:sz w:val="20"/>
                 <w:szCs w:val="20"/>
               </w:rPr>
-              <w:t>Administrar recursos del Estado.</w:t>
+              <w:t>Obtener información objetiva que facilite el diagnóstico, sustente la evaluación y oriente la formulación del plan de acción estratégico.</w:t>
             </w:r>
           </w:p>
         </w:tc>
@@ -7371,16 +7926,26 @@
           <w:tcPr>
             <w:tcW w:w="2160" w:type="dxa"/>
             <w:shd w:val="clear" w:color="auto" w:fill="FFFFFF"/>
+            <w:vAlign w:val="center"/>
           </w:tcPr>
           <w:p>
             <w:pPr>
               <w:widowControl w:val="0"/>
-              <w:rPr>
-                <w:rFonts w:eastAsia="Calibri"/>
-                <w:sz w:val="20"/>
-                <w:szCs w:val="20"/>
-              </w:rPr>
-            </w:pPr>
+              <w:jc w:val="center"/>
+              <w:rPr>
+                <w:rFonts w:eastAsia="Calibri"/>
+                <w:sz w:val="20"/>
+                <w:szCs w:val="20"/>
+              </w:rPr>
+            </w:pPr>
+            <w:r>
+              <w:rPr>
+                <w:rFonts w:eastAsia="Calibri"/>
+                <w:sz w:val="20"/>
+                <w:szCs w:val="20"/>
+              </w:rPr>
+              <w:t>X</w:t>
+            </w:r>
           </w:p>
         </w:tc>
       </w:tr>
@@ -7391,9 +7956,11 @@
         <w:tc>
           <w:tcPr>
             <w:tcW w:w="1267" w:type="dxa"/>
-          </w:tcPr>
-          <w:p>
-            <w:pPr>
+            <w:vAlign w:val="center"/>
+          </w:tcPr>
+          <w:p>
+            <w:pPr>
+              <w:jc w:val="center"/>
               <w:rPr>
                 <w:rFonts w:eastAsia="Calibri"/>
                 <w:b/>
@@ -7432,7 +7999,7 @@
                 <w:sz w:val="20"/>
                 <w:szCs w:val="20"/>
               </w:rPr>
-              <w:t>Ejecutar programas comunitarios obligatoriamente.</w:t>
+              <w:t>Registrar únicamente los costos y los ingresos generados por el proyecto.</w:t>
             </w:r>
           </w:p>
         </w:tc>
@@ -7460,9 +8027,11 @@
         <w:tc>
           <w:tcPr>
             <w:tcW w:w="1267" w:type="dxa"/>
-          </w:tcPr>
-          <w:p>
-            <w:pPr>
+            <w:vAlign w:val="center"/>
+          </w:tcPr>
+          <w:p>
+            <w:pPr>
+              <w:jc w:val="center"/>
               <w:rPr>
                 <w:rFonts w:eastAsia="Calibri"/>
                 <w:b/>
@@ -7501,7 +8070,7 @@
                 <w:sz w:val="20"/>
                 <w:szCs w:val="20"/>
               </w:rPr>
-              <w:t>Generar beneficios económicos para sus inversionistas.</w:t>
+              <w:t>Determinar la rentabilidad financiera mediante indicadores económicos.</w:t>
             </w:r>
           </w:p>
         </w:tc>
@@ -7519,6 +8088,566 @@
                 <w:szCs w:val="20"/>
               </w:rPr>
             </w:pPr>
+          </w:p>
+        </w:tc>
+      </w:tr>
+      <w:tr>
+        <w:trPr>
+          <w:trHeight w:val="220"/>
+        </w:trPr>
+        <w:tc>
+          <w:tcPr>
+            <w:tcW w:w="2534" w:type="dxa"/>
+            <w:gridSpan w:val="2"/>
+            <w:shd w:val="clear" w:color="auto" w:fill="FBE5D5"/>
+          </w:tcPr>
+          <w:p>
+            <w:pPr>
+              <w:rPr>
+                <w:rFonts w:eastAsia="Calibri"/>
+                <w:b/>
+                <w:sz w:val="20"/>
+                <w:szCs w:val="20"/>
+              </w:rPr>
+            </w:pPr>
+            <w:r>
+              <w:rPr>
+                <w:rFonts w:eastAsia="Calibri"/>
+                <w:b/>
+                <w:sz w:val="20"/>
+                <w:szCs w:val="20"/>
+              </w:rPr>
+              <w:t>Comentario respuesta correcta</w:t>
+            </w:r>
+          </w:p>
+        </w:tc>
+        <w:tc>
+          <w:tcPr>
+            <w:tcW w:w="7620" w:type="dxa"/>
+            <w:gridSpan w:val="2"/>
+            <w:shd w:val="clear" w:color="auto" w:fill="FFFFFF"/>
+          </w:tcPr>
+          <w:p>
+            <w:pPr>
+              <w:rPr>
+                <w:rFonts w:eastAsia="Calibri"/>
+                <w:bCs/>
+                <w:sz w:val="20"/>
+                <w:szCs w:val="20"/>
+              </w:rPr>
+            </w:pPr>
+            <w:r>
+              <w:rPr>
+                <w:rFonts w:eastAsia="Calibri"/>
+                <w:bCs/>
+                <w:sz w:val="20"/>
+                <w:szCs w:val="20"/>
+              </w:rPr>
+              <w:t>Se evidencia un adecuado dominio de los conceptos relacionados</w:t>
+            </w:r>
+            <w:r>
+              <w:rPr>
+                <w:rFonts w:eastAsia="Calibri"/>
+                <w:bCs/>
+                <w:sz w:val="20"/>
+                <w:szCs w:val="20"/>
+              </w:rPr>
+              <w:t xml:space="preserve"> con la </w:t>
+            </w:r>
+            <w:r>
+              <w:rPr>
+                <w:rFonts w:eastAsia="Calibri"/>
+                <w:bCs/>
+                <w:sz w:val="20"/>
+                <w:szCs w:val="20"/>
+              </w:rPr>
+              <w:t>recolección</w:t>
+            </w:r>
+            <w:r>
+              <w:rPr>
+                <w:rFonts w:eastAsia="Calibri"/>
+                <w:bCs/>
+                <w:sz w:val="20"/>
+                <w:szCs w:val="20"/>
+              </w:rPr>
+              <w:t xml:space="preserve"> de la información en un proyecto agropecuario comunitario</w:t>
+            </w:r>
+            <w:r>
+              <w:rPr>
+                <w:rFonts w:eastAsia="Calibri"/>
+                <w:bCs/>
+                <w:sz w:val="20"/>
+                <w:szCs w:val="20"/>
+              </w:rPr>
+              <w:t>.</w:t>
+            </w:r>
+          </w:p>
+        </w:tc>
+      </w:tr>
+      <w:tr>
+        <w:trPr>
+          <w:trHeight w:val="220"/>
+        </w:trPr>
+        <w:tc>
+          <w:tcPr>
+            <w:tcW w:w="2534" w:type="dxa"/>
+            <w:gridSpan w:val="2"/>
+            <w:shd w:val="clear" w:color="auto" w:fill="FBE5D5"/>
+          </w:tcPr>
+          <w:p>
+            <w:pPr>
+              <w:rPr>
+                <w:rFonts w:eastAsia="Calibri"/>
+                <w:b/>
+                <w:sz w:val="20"/>
+                <w:szCs w:val="20"/>
+              </w:rPr>
+            </w:pPr>
+            <w:r>
+              <w:rPr>
+                <w:rFonts w:eastAsia="Calibri"/>
+                <w:b/>
+                <w:sz w:val="20"/>
+                <w:szCs w:val="20"/>
+              </w:rPr>
+              <w:t>Comentario respuesta incorrecta</w:t>
+            </w:r>
+          </w:p>
+        </w:tc>
+        <w:tc>
+          <w:tcPr>
+            <w:tcW w:w="7620" w:type="dxa"/>
+            <w:gridSpan w:val="2"/>
+            <w:shd w:val="clear" w:color="auto" w:fill="FFFFFF"/>
+          </w:tcPr>
+          <w:p>
+            <w:pPr>
+              <w:rPr>
+                <w:rFonts w:eastAsia="Calibri"/>
+                <w:bCs/>
+                <w:sz w:val="20"/>
+                <w:szCs w:val="20"/>
+              </w:rPr>
+            </w:pPr>
+            <w:r>
+              <w:rPr>
+                <w:rFonts w:eastAsia="Calibri"/>
+                <w:sz w:val="20"/>
+                <w:szCs w:val="20"/>
+              </w:rPr>
+              <w:t xml:space="preserve">Se recomienda revisar nuevamente los contenidos del componente formativo relacionados </w:t>
+            </w:r>
+            <w:r>
+              <w:rPr>
+                <w:rFonts w:eastAsia="Calibri"/>
+                <w:bCs/>
+                <w:sz w:val="20"/>
+                <w:szCs w:val="20"/>
+              </w:rPr>
+              <w:t>con</w:t>
+            </w:r>
+            <w:r>
+              <w:rPr>
+                <w:rFonts w:eastAsia="Calibri"/>
+                <w:bCs/>
+                <w:sz w:val="20"/>
+                <w:szCs w:val="20"/>
+              </w:rPr>
+              <w:t xml:space="preserve"> </w:t>
+            </w:r>
+            <w:r>
+              <w:rPr>
+                <w:rFonts w:eastAsia="Calibri"/>
+                <w:bCs/>
+                <w:sz w:val="20"/>
+                <w:szCs w:val="20"/>
+              </w:rPr>
+              <w:t xml:space="preserve">la </w:t>
+            </w:r>
+            <w:r>
+              <w:rPr>
+                <w:rFonts w:eastAsia="Calibri"/>
+                <w:bCs/>
+                <w:sz w:val="20"/>
+                <w:szCs w:val="20"/>
+              </w:rPr>
+              <w:t>recolección</w:t>
+            </w:r>
+            <w:r>
+              <w:rPr>
+                <w:rFonts w:eastAsia="Calibri"/>
+                <w:bCs/>
+                <w:sz w:val="20"/>
+                <w:szCs w:val="20"/>
+              </w:rPr>
+              <w:t xml:space="preserve"> de la información en un proyecto agropecuario comunitario</w:t>
+            </w:r>
+            <w:r>
+              <w:rPr>
+                <w:rFonts w:eastAsia="Calibri"/>
+                <w:bCs/>
+                <w:sz w:val="20"/>
+                <w:szCs w:val="20"/>
+              </w:rPr>
+              <w:t>.</w:t>
+            </w:r>
+          </w:p>
+        </w:tc>
+      </w:tr>
+      <w:tr>
+        <w:trPr>
+          <w:trHeight w:val="220"/>
+        </w:trPr>
+        <w:tc>
+          <w:tcPr>
+            <w:tcW w:w="2534" w:type="dxa"/>
+            <w:gridSpan w:val="2"/>
+            <w:shd w:val="clear" w:color="auto" w:fill="FBE5D5"/>
+            <w:vAlign w:val="center"/>
+          </w:tcPr>
+          <w:p>
+            <w:pPr>
+              <w:rPr>
+                <w:rFonts w:eastAsia="Calibri"/>
+                <w:b/>
+                <w:sz w:val="20"/>
+                <w:szCs w:val="20"/>
+              </w:rPr>
+            </w:pPr>
+            <w:r>
+              <w:rPr>
+                <w:rFonts w:eastAsia="Calibri"/>
+                <w:b/>
+                <w:sz w:val="20"/>
+                <w:szCs w:val="20"/>
+              </w:rPr>
+              <w:t>Pregunta 14</w:t>
+            </w:r>
+          </w:p>
+        </w:tc>
+        <w:tc>
+          <w:tcPr>
+            <w:tcW w:w="7620" w:type="dxa"/>
+            <w:gridSpan w:val="2"/>
+            <w:shd w:val="clear" w:color="auto" w:fill="FBE5D5"/>
+            <w:vAlign w:val="center"/>
+          </w:tcPr>
+          <w:p>
+            <w:pPr>
+              <w:rPr>
+                <w:rFonts w:eastAsia="Calibri"/>
+                <w:b/>
+                <w:bCs/>
+                <w:sz w:val="20"/>
+                <w:szCs w:val="20"/>
+              </w:rPr>
+            </w:pPr>
+            <w:r>
+              <w:rPr>
+                <w:rFonts w:eastAsia="Calibri"/>
+                <w:b/>
+                <w:bCs/>
+                <w:sz w:val="20"/>
+                <w:szCs w:val="20"/>
+              </w:rPr>
+              <w:t>¿Cuál de las siguientes técnicas permite obtener información detallada mediante un diálogo planificado con productores, líderes comunitarios o actores involucrados</w:t>
+            </w:r>
+            <w:r>
+              <w:rPr>
+                <w:rFonts w:eastAsia="Calibri"/>
+                <w:b/>
+                <w:bCs/>
+                <w:sz w:val="20"/>
+                <w:szCs w:val="20"/>
+              </w:rPr>
+              <w:t>?</w:t>
+            </w:r>
+          </w:p>
+        </w:tc>
+      </w:tr>
+      <w:tr>
+        <w:trPr>
+          <w:trHeight w:val="220"/>
+        </w:trPr>
+        <w:tc>
+          <w:tcPr>
+            <w:tcW w:w="1267" w:type="dxa"/>
+          </w:tcPr>
+          <w:p>
+            <w:pPr>
+              <w:rPr>
+                <w:rFonts w:eastAsia="Calibri"/>
+                <w:b/>
+                <w:sz w:val="20"/>
+                <w:szCs w:val="20"/>
+              </w:rPr>
+            </w:pPr>
+            <w:r>
+              <w:rPr>
+                <w:rFonts w:eastAsia="Calibri"/>
+                <w:b/>
+                <w:sz w:val="20"/>
+                <w:szCs w:val="20"/>
+              </w:rPr>
+              <w:t>Opción a)</w:t>
+            </w:r>
+          </w:p>
+        </w:tc>
+        <w:tc>
+          <w:tcPr>
+            <w:tcW w:w="6727" w:type="dxa"/>
+            <w:gridSpan w:val="2"/>
+            <w:shd w:val="clear" w:color="auto" w:fill="FFFFFF"/>
+          </w:tcPr>
+          <w:p>
+            <w:pPr>
+              <w:rPr>
+                <w:rFonts w:eastAsia="Calibri"/>
+                <w:sz w:val="20"/>
+                <w:szCs w:val="20"/>
+              </w:rPr>
+            </w:pPr>
+            <w:r>
+              <w:rPr>
+                <w:rFonts w:eastAsia="Calibri"/>
+                <w:sz w:val="20"/>
+                <w:szCs w:val="20"/>
+              </w:rPr>
+              <w:t>Lista de chequeo.</w:t>
+            </w:r>
+          </w:p>
+        </w:tc>
+        <w:tc>
+          <w:tcPr>
+            <w:tcW w:w="2160" w:type="dxa"/>
+            <w:shd w:val="clear" w:color="auto" w:fill="FFFFFF"/>
+          </w:tcPr>
+          <w:p>
+            <w:pPr>
+              <w:widowControl w:val="0"/>
+              <w:rPr>
+                <w:rFonts w:eastAsia="Calibri"/>
+                <w:sz w:val="20"/>
+                <w:szCs w:val="20"/>
+              </w:rPr>
+            </w:pPr>
+          </w:p>
+        </w:tc>
+      </w:tr>
+      <w:tr>
+        <w:trPr>
+          <w:trHeight w:val="220"/>
+        </w:trPr>
+        <w:tc>
+          <w:tcPr>
+            <w:tcW w:w="1267" w:type="dxa"/>
+          </w:tcPr>
+          <w:p>
+            <w:pPr>
+              <w:rPr>
+                <w:rFonts w:eastAsia="Calibri"/>
+                <w:b/>
+                <w:sz w:val="20"/>
+                <w:szCs w:val="20"/>
+              </w:rPr>
+            </w:pPr>
+            <w:r>
+              <w:rPr>
+                <w:rFonts w:eastAsia="Calibri"/>
+                <w:b/>
+                <w:sz w:val="20"/>
+                <w:szCs w:val="20"/>
+              </w:rPr>
+              <w:t>Opción b)</w:t>
+            </w:r>
+          </w:p>
+        </w:tc>
+        <w:tc>
+          <w:tcPr>
+            <w:tcW w:w="6727" w:type="dxa"/>
+            <w:gridSpan w:val="2"/>
+            <w:shd w:val="clear" w:color="auto" w:fill="FFFFFF"/>
+          </w:tcPr>
+          <w:p>
+            <w:pPr>
+              <w:rPr>
+                <w:rFonts w:eastAsia="Calibri"/>
+                <w:sz w:val="20"/>
+                <w:szCs w:val="20"/>
+              </w:rPr>
+            </w:pPr>
+            <w:r>
+              <w:rPr>
+                <w:rFonts w:eastAsia="Calibri"/>
+                <w:sz w:val="20"/>
+                <w:szCs w:val="20"/>
+              </w:rPr>
+              <w:t>Observación directa.</w:t>
+            </w:r>
+          </w:p>
+        </w:tc>
+        <w:tc>
+          <w:tcPr>
+            <w:tcW w:w="2160" w:type="dxa"/>
+            <w:shd w:val="clear" w:color="auto" w:fill="FFFFFF"/>
+          </w:tcPr>
+          <w:p>
+            <w:pPr>
+              <w:widowControl w:val="0"/>
+              <w:jc w:val="center"/>
+              <w:rPr>
+                <w:rFonts w:eastAsia="Calibri"/>
+                <w:sz w:val="20"/>
+                <w:szCs w:val="20"/>
+              </w:rPr>
+            </w:pPr>
+          </w:p>
+        </w:tc>
+      </w:tr>
+      <w:tr>
+        <w:trPr>
+          <w:trHeight w:val="220"/>
+        </w:trPr>
+        <w:tc>
+          <w:tcPr>
+            <w:tcW w:w="1267" w:type="dxa"/>
+          </w:tcPr>
+          <w:p>
+            <w:pPr>
+              <w:rPr>
+                <w:rFonts w:eastAsia="Calibri"/>
+                <w:b/>
+                <w:sz w:val="20"/>
+                <w:szCs w:val="20"/>
+              </w:rPr>
+            </w:pPr>
+            <w:r>
+              <w:rPr>
+                <w:rFonts w:eastAsia="Calibri"/>
+                <w:b/>
+                <w:sz w:val="20"/>
+                <w:szCs w:val="20"/>
+              </w:rPr>
+              <w:t>Opción c)</w:t>
+            </w:r>
+          </w:p>
+        </w:tc>
+        <w:tc>
+          <w:tcPr>
+            <w:tcW w:w="6727" w:type="dxa"/>
+            <w:gridSpan w:val="2"/>
+            <w:shd w:val="clear" w:color="auto" w:fill="FFFFFF"/>
+          </w:tcPr>
+          <w:p>
+            <w:pPr>
+              <w:rPr>
+                <w:rFonts w:eastAsia="Calibri"/>
+                <w:sz w:val="20"/>
+                <w:szCs w:val="20"/>
+              </w:rPr>
+            </w:pPr>
+            <w:r>
+              <w:rPr>
+                <w:rFonts w:eastAsia="Calibri"/>
+                <w:sz w:val="20"/>
+                <w:szCs w:val="20"/>
+              </w:rPr>
+              <w:t>Revisión documental.</w:t>
+            </w:r>
+          </w:p>
+        </w:tc>
+        <w:tc>
+          <w:tcPr>
+            <w:tcW w:w="2160" w:type="dxa"/>
+            <w:shd w:val="clear" w:color="auto" w:fill="FFFFFF"/>
+          </w:tcPr>
+          <w:p>
+            <w:pPr>
+              <w:widowControl w:val="0"/>
+              <w:rPr>
+                <w:rFonts w:eastAsia="Calibri"/>
+                <w:sz w:val="20"/>
+                <w:szCs w:val="20"/>
+              </w:rPr>
+            </w:pPr>
+          </w:p>
+        </w:tc>
+      </w:tr>
+      <w:tr>
+        <w:trPr>
+          <w:trHeight w:val="220"/>
+        </w:trPr>
+        <w:tc>
+          <w:tcPr>
+            <w:tcW w:w="1267" w:type="dxa"/>
+          </w:tcPr>
+          <w:p>
+            <w:pPr>
+              <w:rPr>
+                <w:rFonts w:eastAsia="Calibri"/>
+                <w:b/>
+                <w:sz w:val="20"/>
+                <w:szCs w:val="20"/>
+              </w:rPr>
+            </w:pPr>
+            <w:r>
+              <w:rPr>
+                <w:rFonts w:eastAsia="Calibri"/>
+                <w:b/>
+                <w:sz w:val="20"/>
+                <w:szCs w:val="20"/>
+              </w:rPr>
+              <w:t>Opción d)</w:t>
+            </w:r>
+          </w:p>
+        </w:tc>
+        <w:tc>
+          <w:tcPr>
+            <w:tcW w:w="6727" w:type="dxa"/>
+            <w:gridSpan w:val="2"/>
+            <w:shd w:val="clear" w:color="auto" w:fill="FFFFFF"/>
+          </w:tcPr>
+          <w:p>
+            <w:pPr>
+              <w:rPr>
+                <w:rFonts w:eastAsia="Calibri"/>
+                <w:sz w:val="20"/>
+                <w:szCs w:val="20"/>
+              </w:rPr>
+            </w:pPr>
+            <w:r>
+              <w:rPr>
+                <w:rFonts w:eastAsia="Calibri"/>
+                <w:sz w:val="20"/>
+                <w:szCs w:val="20"/>
+              </w:rPr>
+              <w:t>Entrevista</w:t>
+            </w:r>
+            <w:r>
+              <w:rPr>
+                <w:rFonts w:eastAsia="Calibri"/>
+                <w:sz w:val="20"/>
+                <w:szCs w:val="20"/>
+              </w:rPr>
+              <w:t>.</w:t>
+            </w:r>
+          </w:p>
+        </w:tc>
+        <w:tc>
+          <w:tcPr>
+            <w:tcW w:w="2160" w:type="dxa"/>
+            <w:shd w:val="clear" w:color="auto" w:fill="FFFFFF"/>
+          </w:tcPr>
+          <w:p>
+            <w:pPr>
+              <w:widowControl w:val="0"/>
+              <w:jc w:val="center"/>
+              <w:rPr>
+                <w:rFonts w:eastAsia="Calibri"/>
+                <w:sz w:val="20"/>
+                <w:szCs w:val="20"/>
+              </w:rPr>
+            </w:pPr>
             <w:r>
               <w:rPr>
                 <w:rFonts w:eastAsia="Calibri"/>
@@ -7599,6 +8728,1026 @@
                 <w:sz w:val="20"/>
                 <w:szCs w:val="20"/>
               </w:rPr>
+              <w:t>recolección de información y sus diferentes técnicas.</w:t>
+            </w:r>
+          </w:p>
+        </w:tc>
+      </w:tr>
+      <w:tr>
+        <w:trPr>
+          <w:trHeight w:val="220"/>
+        </w:trPr>
+        <w:tc>
+          <w:tcPr>
+            <w:tcW w:w="2534" w:type="dxa"/>
+            <w:gridSpan w:val="2"/>
+            <w:shd w:val="clear" w:color="auto" w:fill="FBE5D5"/>
+          </w:tcPr>
+          <w:p>
+            <w:pPr>
+              <w:rPr>
+                <w:rFonts w:eastAsia="Calibri"/>
+                <w:b/>
+                <w:sz w:val="20"/>
+                <w:szCs w:val="20"/>
+              </w:rPr>
+            </w:pPr>
+            <w:r>
+              <w:rPr>
+                <w:rFonts w:eastAsia="Calibri"/>
+                <w:b/>
+                <w:sz w:val="20"/>
+                <w:szCs w:val="20"/>
+              </w:rPr>
+              <w:t>Comentario respuesta incorrecta</w:t>
+            </w:r>
+          </w:p>
+        </w:tc>
+        <w:tc>
+          <w:tcPr>
+            <w:tcW w:w="7620" w:type="dxa"/>
+            <w:gridSpan w:val="2"/>
+            <w:shd w:val="clear" w:color="auto" w:fill="FFFFFF"/>
+          </w:tcPr>
+          <w:p>
+            <w:pPr>
+              <w:rPr>
+                <w:rFonts w:eastAsia="Calibri"/>
+                <w:bCs/>
+                <w:sz w:val="20"/>
+                <w:szCs w:val="20"/>
+              </w:rPr>
+            </w:pPr>
+            <w:r>
+              <w:rPr>
+                <w:rFonts w:eastAsia="Calibri"/>
+                <w:sz w:val="20"/>
+                <w:szCs w:val="20"/>
+              </w:rPr>
+              <w:t>Se recomienda revisar nuevamente los contenidos del componente formativo relacionados</w:t>
+            </w:r>
+            <w:r>
+              <w:rPr>
+                <w:rFonts w:eastAsia="Calibri"/>
+                <w:bCs/>
+                <w:sz w:val="20"/>
+                <w:szCs w:val="20"/>
+              </w:rPr>
+              <w:t xml:space="preserve"> </w:t>
+            </w:r>
+            <w:r>
+              <w:rPr>
+                <w:rFonts w:eastAsia="Calibri"/>
+                <w:bCs/>
+                <w:sz w:val="20"/>
+                <w:szCs w:val="20"/>
+              </w:rPr>
+              <w:t xml:space="preserve">con la </w:t>
+            </w:r>
+            <w:r>
+              <w:rPr>
+                <w:rFonts w:eastAsia="Calibri"/>
+                <w:sz w:val="20"/>
+                <w:szCs w:val="20"/>
+              </w:rPr>
+              <w:t>recolección de información y sus diferentes técnicas.</w:t>
+            </w:r>
+          </w:p>
+        </w:tc>
+      </w:tr>
+      <w:tr>
+        <w:trPr>
+          <w:trHeight w:val="220"/>
+        </w:trPr>
+        <w:tc>
+          <w:tcPr>
+            <w:tcW w:w="2534" w:type="dxa"/>
+            <w:gridSpan w:val="2"/>
+            <w:shd w:val="clear" w:color="auto" w:fill="FBE5D5"/>
+          </w:tcPr>
+          <w:p>
+            <w:pPr>
+              <w:rPr>
+                <w:rFonts w:eastAsia="Calibri"/>
+                <w:b/>
+                <w:sz w:val="20"/>
+                <w:szCs w:val="20"/>
+              </w:rPr>
+            </w:pPr>
+            <w:r>
+              <w:rPr>
+                <w:rFonts w:eastAsia="Calibri"/>
+                <w:b/>
+                <w:sz w:val="20"/>
+                <w:szCs w:val="20"/>
+              </w:rPr>
+              <w:t>Pregunta 15</w:t>
+            </w:r>
+          </w:p>
+        </w:tc>
+        <w:tc>
+          <w:tcPr>
+            <w:tcW w:w="7620" w:type="dxa"/>
+            <w:gridSpan w:val="2"/>
+            <w:shd w:val="clear" w:color="auto" w:fill="FBE5D5"/>
+          </w:tcPr>
+          <w:p>
+            <w:pPr>
+              <w:rPr>
+                <w:rFonts w:eastAsia="Calibri"/>
+                <w:b/>
+                <w:bCs/>
+                <w:sz w:val="20"/>
+                <w:szCs w:val="20"/>
+              </w:rPr>
+            </w:pPr>
+            <w:r>
+              <w:rPr>
+                <w:rFonts w:eastAsia="Calibri"/>
+                <w:b/>
+                <w:bCs/>
+                <w:sz w:val="20"/>
+                <w:szCs w:val="20"/>
+              </w:rPr>
+              <w:t>¿Cuál de los siguientes aspectos hace parte de los elementos que conforman un plan de acción estratégico?</w:t>
+            </w:r>
+          </w:p>
+        </w:tc>
+      </w:tr>
+      <w:tr>
+        <w:trPr>
+          <w:trHeight w:val="220"/>
+        </w:trPr>
+        <w:tc>
+          <w:tcPr>
+            <w:tcW w:w="1267" w:type="dxa"/>
+          </w:tcPr>
+          <w:p>
+            <w:pPr>
+              <w:rPr>
+                <w:rFonts w:eastAsia="Calibri"/>
+                <w:b/>
+                <w:sz w:val="20"/>
+                <w:szCs w:val="20"/>
+              </w:rPr>
+            </w:pPr>
+            <w:r>
+              <w:rPr>
+                <w:rFonts w:eastAsia="Calibri"/>
+                <w:b/>
+                <w:sz w:val="20"/>
+                <w:szCs w:val="20"/>
+              </w:rPr>
+              <w:t>Opción a)</w:t>
+            </w:r>
+          </w:p>
+        </w:tc>
+        <w:tc>
+          <w:tcPr>
+            <w:tcW w:w="6727" w:type="dxa"/>
+            <w:gridSpan w:val="2"/>
+            <w:shd w:val="clear" w:color="auto" w:fill="FFFFFF"/>
+          </w:tcPr>
+          <w:p>
+            <w:pPr>
+              <w:rPr>
+                <w:rFonts w:eastAsia="Calibri"/>
+                <w:sz w:val="20"/>
+                <w:szCs w:val="20"/>
+              </w:rPr>
+            </w:pPr>
+            <w:r>
+              <w:rPr>
+                <w:rFonts w:eastAsia="Calibri"/>
+                <w:sz w:val="20"/>
+                <w:szCs w:val="20"/>
+              </w:rPr>
+              <w:t>Tasa Interna de Retorno (TIR).</w:t>
+            </w:r>
+          </w:p>
+        </w:tc>
+        <w:tc>
+          <w:tcPr>
+            <w:tcW w:w="2160" w:type="dxa"/>
+            <w:shd w:val="clear" w:color="auto" w:fill="FFFFFF"/>
+          </w:tcPr>
+          <w:p>
+            <w:pPr>
+              <w:widowControl w:val="0"/>
+              <w:jc w:val="center"/>
+              <w:rPr>
+                <w:rFonts w:eastAsia="Calibri"/>
+                <w:sz w:val="20"/>
+                <w:szCs w:val="20"/>
+              </w:rPr>
+            </w:pPr>
+          </w:p>
+        </w:tc>
+      </w:tr>
+      <w:tr>
+        <w:trPr>
+          <w:trHeight w:val="220"/>
+        </w:trPr>
+        <w:tc>
+          <w:tcPr>
+            <w:tcW w:w="1267" w:type="dxa"/>
+          </w:tcPr>
+          <w:p>
+            <w:pPr>
+              <w:rPr>
+                <w:rFonts w:eastAsia="Calibri"/>
+                <w:b/>
+                <w:sz w:val="20"/>
+                <w:szCs w:val="20"/>
+              </w:rPr>
+            </w:pPr>
+            <w:r>
+              <w:rPr>
+                <w:rFonts w:eastAsia="Calibri"/>
+                <w:b/>
+                <w:sz w:val="20"/>
+                <w:szCs w:val="20"/>
+              </w:rPr>
+              <w:t>Opción b)</w:t>
+            </w:r>
+          </w:p>
+        </w:tc>
+        <w:tc>
+          <w:tcPr>
+            <w:tcW w:w="6727" w:type="dxa"/>
+            <w:gridSpan w:val="2"/>
+            <w:shd w:val="clear" w:color="auto" w:fill="FFFFFF"/>
+          </w:tcPr>
+          <w:p>
+            <w:pPr>
+              <w:rPr>
+                <w:rFonts w:eastAsia="Calibri"/>
+                <w:sz w:val="20"/>
+                <w:szCs w:val="20"/>
+              </w:rPr>
+            </w:pPr>
+            <w:r>
+              <w:rPr>
+                <w:rFonts w:eastAsia="Calibri"/>
+                <w:sz w:val="20"/>
+                <w:szCs w:val="20"/>
+              </w:rPr>
+              <w:t>Valor Actual Neto (VAN).</w:t>
+            </w:r>
+          </w:p>
+        </w:tc>
+        <w:tc>
+          <w:tcPr>
+            <w:tcW w:w="2160" w:type="dxa"/>
+            <w:shd w:val="clear" w:color="auto" w:fill="FFFFFF"/>
+          </w:tcPr>
+          <w:p>
+            <w:pPr>
+              <w:widowControl w:val="0"/>
+              <w:rPr>
+                <w:rFonts w:eastAsia="Calibri"/>
+                <w:sz w:val="20"/>
+                <w:szCs w:val="20"/>
+              </w:rPr>
+            </w:pPr>
+          </w:p>
+        </w:tc>
+      </w:tr>
+      <w:tr>
+        <w:trPr>
+          <w:trHeight w:val="220"/>
+        </w:trPr>
+        <w:tc>
+          <w:tcPr>
+            <w:tcW w:w="1267" w:type="dxa"/>
+          </w:tcPr>
+          <w:p>
+            <w:pPr>
+              <w:rPr>
+                <w:rFonts w:eastAsia="Calibri"/>
+                <w:b/>
+                <w:sz w:val="20"/>
+                <w:szCs w:val="20"/>
+              </w:rPr>
+            </w:pPr>
+            <w:r>
+              <w:rPr>
+                <w:rFonts w:eastAsia="Calibri"/>
+                <w:b/>
+                <w:sz w:val="20"/>
+                <w:szCs w:val="20"/>
+              </w:rPr>
+              <w:lastRenderedPageBreak/>
+              <w:t>Opción c)</w:t>
+            </w:r>
+          </w:p>
+        </w:tc>
+        <w:tc>
+          <w:tcPr>
+            <w:tcW w:w="6727" w:type="dxa"/>
+            <w:gridSpan w:val="2"/>
+            <w:shd w:val="clear" w:color="auto" w:fill="FFFFFF"/>
+          </w:tcPr>
+          <w:p>
+            <w:pPr>
+              <w:rPr>
+                <w:rFonts w:eastAsia="Calibri"/>
+                <w:sz w:val="20"/>
+                <w:szCs w:val="20"/>
+              </w:rPr>
+            </w:pPr>
+            <w:r>
+              <w:rPr>
+                <w:rFonts w:eastAsia="Calibri"/>
+                <w:sz w:val="20"/>
+                <w:szCs w:val="20"/>
+              </w:rPr>
+              <w:t>Cronograma de ejecución.</w:t>
+            </w:r>
+          </w:p>
+        </w:tc>
+        <w:tc>
+          <w:tcPr>
+            <w:tcW w:w="2160" w:type="dxa"/>
+            <w:shd w:val="clear" w:color="auto" w:fill="FFFFFF"/>
+          </w:tcPr>
+          <w:p>
+            <w:pPr>
+              <w:widowControl w:val="0"/>
+              <w:jc w:val="center"/>
+              <w:rPr>
+                <w:rFonts w:eastAsia="Calibri"/>
+                <w:sz w:val="20"/>
+                <w:szCs w:val="20"/>
+              </w:rPr>
+            </w:pPr>
+            <w:r>
+              <w:rPr>
+                <w:rFonts w:eastAsia="Calibri"/>
+                <w:sz w:val="20"/>
+                <w:szCs w:val="20"/>
+              </w:rPr>
+              <w:t>X</w:t>
+            </w:r>
+          </w:p>
+        </w:tc>
+      </w:tr>
+      <w:tr>
+        <w:trPr>
+          <w:trHeight w:val="220"/>
+        </w:trPr>
+        <w:tc>
+          <w:tcPr>
+            <w:tcW w:w="1267" w:type="dxa"/>
+          </w:tcPr>
+          <w:p>
+            <w:pPr>
+              <w:rPr>
+                <w:rFonts w:eastAsia="Calibri"/>
+                <w:b/>
+                <w:sz w:val="20"/>
+                <w:szCs w:val="20"/>
+              </w:rPr>
+            </w:pPr>
+            <w:r>
+              <w:rPr>
+                <w:rFonts w:eastAsia="Calibri"/>
+                <w:b/>
+                <w:sz w:val="20"/>
+                <w:szCs w:val="20"/>
+              </w:rPr>
+              <w:t>Opción d)</w:t>
+            </w:r>
+          </w:p>
+        </w:tc>
+        <w:tc>
+          <w:tcPr>
+            <w:tcW w:w="6727" w:type="dxa"/>
+            <w:gridSpan w:val="2"/>
+            <w:shd w:val="clear" w:color="auto" w:fill="FFFFFF"/>
+          </w:tcPr>
+          <w:p>
+            <w:pPr>
+              <w:rPr>
+                <w:rFonts w:eastAsia="Calibri"/>
+                <w:sz w:val="20"/>
+                <w:szCs w:val="20"/>
+              </w:rPr>
+            </w:pPr>
+            <w:r>
+              <w:rPr>
+                <w:rFonts w:eastAsia="Calibri"/>
+                <w:sz w:val="20"/>
+                <w:szCs w:val="20"/>
+              </w:rPr>
+              <w:t>Flujo neto de caja.</w:t>
+            </w:r>
+          </w:p>
+        </w:tc>
+        <w:tc>
+          <w:tcPr>
+            <w:tcW w:w="2160" w:type="dxa"/>
+            <w:shd w:val="clear" w:color="auto" w:fill="FFFFFF"/>
+          </w:tcPr>
+          <w:p>
+            <w:pPr>
+              <w:widowControl w:val="0"/>
+              <w:rPr>
+                <w:rFonts w:eastAsia="Calibri"/>
+                <w:sz w:val="20"/>
+                <w:szCs w:val="20"/>
+              </w:rPr>
+            </w:pPr>
+          </w:p>
+        </w:tc>
+      </w:tr>
+      <w:tr>
+        <w:trPr>
+          <w:trHeight w:val="220"/>
+        </w:trPr>
+        <w:tc>
+          <w:tcPr>
+            <w:tcW w:w="2534" w:type="dxa"/>
+            <w:gridSpan w:val="2"/>
+            <w:shd w:val="clear" w:color="auto" w:fill="FBE5D5"/>
+          </w:tcPr>
+          <w:p>
+            <w:pPr>
+              <w:rPr>
+                <w:rFonts w:eastAsia="Calibri"/>
+                <w:b/>
+                <w:sz w:val="20"/>
+                <w:szCs w:val="20"/>
+              </w:rPr>
+            </w:pPr>
+            <w:r>
+              <w:rPr>
+                <w:rFonts w:eastAsia="Calibri"/>
+                <w:b/>
+                <w:sz w:val="20"/>
+                <w:szCs w:val="20"/>
+              </w:rPr>
+              <w:t>Comentario respuesta correcta</w:t>
+            </w:r>
+          </w:p>
+        </w:tc>
+        <w:tc>
+          <w:tcPr>
+            <w:tcW w:w="7620" w:type="dxa"/>
+            <w:gridSpan w:val="2"/>
+            <w:shd w:val="clear" w:color="auto" w:fill="FFFFFF"/>
+          </w:tcPr>
+          <w:p>
+            <w:pPr>
+              <w:rPr>
+                <w:rFonts w:eastAsia="Calibri"/>
+                <w:bCs/>
+                <w:sz w:val="20"/>
+                <w:szCs w:val="20"/>
+              </w:rPr>
+            </w:pPr>
+            <w:r>
+              <w:rPr>
+                <w:rFonts w:eastAsia="Calibri"/>
+                <w:bCs/>
+                <w:sz w:val="20"/>
+                <w:szCs w:val="20"/>
+              </w:rPr>
+              <w:t>Se evidencia un adecuado dominio de los conceptos relacionado</w:t>
+            </w:r>
+            <w:r>
+              <w:rPr>
+                <w:rFonts w:eastAsia="Calibri"/>
+                <w:bCs/>
+                <w:sz w:val="20"/>
+                <w:szCs w:val="20"/>
+              </w:rPr>
+              <w:t xml:space="preserve">s con los </w:t>
+            </w:r>
+            <w:r>
+              <w:rPr>
+                <w:rFonts w:eastAsia="Calibri"/>
+                <w:sz w:val="20"/>
+                <w:szCs w:val="20"/>
+              </w:rPr>
+              <w:t>elementos que conforman un plan de acción estratégico</w:t>
+            </w:r>
+            <w:r>
+              <w:rPr>
+                <w:rFonts w:eastAsia="Calibri"/>
+                <w:sz w:val="20"/>
+                <w:szCs w:val="20"/>
+              </w:rPr>
+              <w:t>.</w:t>
+            </w:r>
+          </w:p>
+        </w:tc>
+      </w:tr>
+      <w:tr>
+        <w:trPr>
+          <w:trHeight w:val="220"/>
+        </w:trPr>
+        <w:tc>
+          <w:tcPr>
+            <w:tcW w:w="2534" w:type="dxa"/>
+            <w:gridSpan w:val="2"/>
+            <w:shd w:val="clear" w:color="auto" w:fill="FBE5D5"/>
+          </w:tcPr>
+          <w:p>
+            <w:pPr>
+              <w:rPr>
+                <w:rFonts w:eastAsia="Calibri"/>
+                <w:b/>
+                <w:sz w:val="20"/>
+                <w:szCs w:val="20"/>
+              </w:rPr>
+            </w:pPr>
+            <w:r>
+              <w:rPr>
+                <w:rFonts w:eastAsia="Calibri"/>
+                <w:b/>
+                <w:sz w:val="20"/>
+                <w:szCs w:val="20"/>
+              </w:rPr>
+              <w:t>Comentario respuesta incorrecta</w:t>
+            </w:r>
+          </w:p>
+        </w:tc>
+        <w:tc>
+          <w:tcPr>
+            <w:tcW w:w="7620" w:type="dxa"/>
+            <w:gridSpan w:val="2"/>
+            <w:shd w:val="clear" w:color="auto" w:fill="FFFFFF"/>
+          </w:tcPr>
+          <w:p>
+            <w:pPr>
+              <w:rPr>
+                <w:rFonts w:eastAsia="Calibri"/>
+                <w:bCs/>
+                <w:sz w:val="20"/>
+                <w:szCs w:val="20"/>
+              </w:rPr>
+            </w:pPr>
+            <w:r>
+              <w:rPr>
+                <w:rFonts w:eastAsia="Calibri"/>
+                <w:sz w:val="20"/>
+                <w:szCs w:val="20"/>
+              </w:rPr>
+              <w:t xml:space="preserve">Se recomienda revisar nuevamente los contenidos del componente formativo relacionados </w:t>
+            </w:r>
+            <w:r>
+              <w:rPr>
+                <w:rFonts w:eastAsia="Calibri"/>
+                <w:bCs/>
+                <w:sz w:val="20"/>
+                <w:szCs w:val="20"/>
+              </w:rPr>
+              <w:t xml:space="preserve">con </w:t>
+            </w:r>
+            <w:r>
+              <w:rPr>
+                <w:rFonts w:eastAsia="Calibri"/>
+                <w:bCs/>
+                <w:sz w:val="20"/>
+                <w:szCs w:val="20"/>
+              </w:rPr>
+              <w:t xml:space="preserve">los </w:t>
+            </w:r>
+            <w:r>
+              <w:rPr>
+                <w:rFonts w:eastAsia="Calibri"/>
+                <w:bCs/>
+                <w:sz w:val="20"/>
+                <w:szCs w:val="20"/>
+              </w:rPr>
+              <w:t>elementos que conforman un plan de acción estratégico</w:t>
+            </w:r>
+            <w:r>
+              <w:rPr>
+                <w:rFonts w:eastAsia="Calibri"/>
+                <w:bCs/>
+                <w:sz w:val="20"/>
+                <w:szCs w:val="20"/>
+              </w:rPr>
+              <w:t>.</w:t>
+            </w:r>
+          </w:p>
+        </w:tc>
+      </w:tr>
+      <w:tr>
+        <w:trPr>
+          <w:trHeight w:val="220"/>
+        </w:trPr>
+        <w:tc>
+          <w:tcPr>
+            <w:tcW w:w="2534" w:type="dxa"/>
+            <w:gridSpan w:val="2"/>
+            <w:shd w:val="clear" w:color="auto" w:fill="FBE5D5"/>
+          </w:tcPr>
+          <w:p>
+            <w:pPr>
+              <w:rPr>
+                <w:rFonts w:eastAsia="Calibri"/>
+                <w:b/>
+                <w:sz w:val="20"/>
+                <w:szCs w:val="20"/>
+              </w:rPr>
+            </w:pPr>
+            <w:r>
+              <w:rPr>
+                <w:rFonts w:eastAsia="Calibri"/>
+                <w:b/>
+                <w:sz w:val="20"/>
+                <w:szCs w:val="20"/>
+              </w:rPr>
+              <w:t>Pregunta 16</w:t>
+            </w:r>
+          </w:p>
+        </w:tc>
+        <w:tc>
+          <w:tcPr>
+            <w:tcW w:w="7620" w:type="dxa"/>
+            <w:gridSpan w:val="2"/>
+            <w:shd w:val="clear" w:color="auto" w:fill="FBE5D5"/>
+          </w:tcPr>
+          <w:p>
+            <w:pPr>
+              <w:rPr>
+                <w:rFonts w:eastAsia="Calibri"/>
+                <w:b/>
+                <w:bCs/>
+                <w:sz w:val="20"/>
+                <w:szCs w:val="20"/>
+              </w:rPr>
+            </w:pPr>
+            <w:r>
+              <w:rPr>
+                <w:rFonts w:eastAsia="Calibri"/>
+                <w:b/>
+                <w:bCs/>
+                <w:sz w:val="20"/>
+                <w:szCs w:val="20"/>
+              </w:rPr>
+              <w:t>Para definir un plan de acción es necesario:</w:t>
+            </w:r>
+          </w:p>
+        </w:tc>
+      </w:tr>
+      <w:tr>
+        <w:trPr>
+          <w:trHeight w:val="220"/>
+        </w:trPr>
+        <w:tc>
+          <w:tcPr>
+            <w:tcW w:w="1267" w:type="dxa"/>
+          </w:tcPr>
+          <w:p>
+            <w:pPr>
+              <w:rPr>
+                <w:rFonts w:eastAsia="Calibri"/>
+                <w:b/>
+                <w:sz w:val="20"/>
+                <w:szCs w:val="20"/>
+              </w:rPr>
+            </w:pPr>
+            <w:r>
+              <w:rPr>
+                <w:rFonts w:eastAsia="Calibri"/>
+                <w:b/>
+                <w:sz w:val="20"/>
+                <w:szCs w:val="20"/>
+              </w:rPr>
+              <w:t>Opción a)</w:t>
+            </w:r>
+          </w:p>
+        </w:tc>
+        <w:tc>
+          <w:tcPr>
+            <w:tcW w:w="6727" w:type="dxa"/>
+            <w:gridSpan w:val="2"/>
+            <w:shd w:val="clear" w:color="auto" w:fill="FFFFFF"/>
+          </w:tcPr>
+          <w:p>
+            <w:pPr>
+              <w:rPr>
+                <w:rFonts w:eastAsia="Calibri"/>
+                <w:sz w:val="20"/>
+                <w:szCs w:val="20"/>
+              </w:rPr>
+            </w:pPr>
+            <w:r>
+              <w:rPr>
+                <w:rFonts w:eastAsia="Calibri"/>
+                <w:sz w:val="20"/>
+                <w:szCs w:val="20"/>
+              </w:rPr>
+              <w:t>Diseñar campañas publicitarias exclusivamente.</w:t>
+            </w:r>
+          </w:p>
+        </w:tc>
+        <w:tc>
+          <w:tcPr>
+            <w:tcW w:w="2160" w:type="dxa"/>
+            <w:shd w:val="clear" w:color="auto" w:fill="FFFFFF"/>
+          </w:tcPr>
+          <w:p>
+            <w:pPr>
+              <w:widowControl w:val="0"/>
+              <w:rPr>
+                <w:rFonts w:eastAsia="Calibri"/>
+                <w:sz w:val="20"/>
+                <w:szCs w:val="20"/>
+              </w:rPr>
+            </w:pPr>
+          </w:p>
+        </w:tc>
+      </w:tr>
+      <w:tr>
+        <w:trPr>
+          <w:trHeight w:val="220"/>
+        </w:trPr>
+        <w:tc>
+          <w:tcPr>
+            <w:tcW w:w="1267" w:type="dxa"/>
+          </w:tcPr>
+          <w:p>
+            <w:pPr>
+              <w:rPr>
+                <w:rFonts w:eastAsia="Calibri"/>
+                <w:b/>
+                <w:sz w:val="20"/>
+                <w:szCs w:val="20"/>
+              </w:rPr>
+            </w:pPr>
+            <w:r>
+              <w:rPr>
+                <w:rFonts w:eastAsia="Calibri"/>
+                <w:b/>
+                <w:sz w:val="20"/>
+                <w:szCs w:val="20"/>
+              </w:rPr>
+              <w:t>Opción b)</w:t>
+            </w:r>
+          </w:p>
+        </w:tc>
+        <w:tc>
+          <w:tcPr>
+            <w:tcW w:w="6727" w:type="dxa"/>
+            <w:gridSpan w:val="2"/>
+            <w:shd w:val="clear" w:color="auto" w:fill="FFFFFF"/>
+          </w:tcPr>
+          <w:p>
+            <w:pPr>
+              <w:rPr>
+                <w:rFonts w:eastAsia="Calibri"/>
+                <w:sz w:val="20"/>
+                <w:szCs w:val="20"/>
+              </w:rPr>
+            </w:pPr>
+            <w:r>
+              <w:rPr>
+                <w:rFonts w:eastAsia="Calibri"/>
+                <w:sz w:val="20"/>
+                <w:szCs w:val="20"/>
+              </w:rPr>
+              <w:t>Elaborar contratos laborales.</w:t>
+            </w:r>
+          </w:p>
+        </w:tc>
+        <w:tc>
+          <w:tcPr>
+            <w:tcW w:w="2160" w:type="dxa"/>
+            <w:shd w:val="clear" w:color="auto" w:fill="FFFFFF"/>
+          </w:tcPr>
+          <w:p>
+            <w:pPr>
+              <w:widowControl w:val="0"/>
+              <w:rPr>
+                <w:rFonts w:eastAsia="Calibri"/>
+                <w:sz w:val="20"/>
+                <w:szCs w:val="20"/>
+              </w:rPr>
+            </w:pPr>
+          </w:p>
+        </w:tc>
+      </w:tr>
+      <w:tr>
+        <w:trPr>
+          <w:trHeight w:val="220"/>
+        </w:trPr>
+        <w:tc>
+          <w:tcPr>
+            <w:tcW w:w="1267" w:type="dxa"/>
+          </w:tcPr>
+          <w:p>
+            <w:pPr>
+              <w:rPr>
+                <w:rFonts w:eastAsia="Calibri"/>
+                <w:b/>
+                <w:sz w:val="20"/>
+                <w:szCs w:val="20"/>
+              </w:rPr>
+            </w:pPr>
+            <w:r>
+              <w:rPr>
+                <w:rFonts w:eastAsia="Calibri"/>
+                <w:b/>
+                <w:sz w:val="20"/>
+                <w:szCs w:val="20"/>
+              </w:rPr>
+              <w:t>Opción c)</w:t>
+            </w:r>
+          </w:p>
+        </w:tc>
+        <w:tc>
+          <w:tcPr>
+            <w:tcW w:w="6727" w:type="dxa"/>
+            <w:gridSpan w:val="2"/>
+            <w:shd w:val="clear" w:color="auto" w:fill="FFFFFF"/>
+          </w:tcPr>
+          <w:p>
+            <w:pPr>
+              <w:rPr>
+                <w:rFonts w:eastAsia="Calibri"/>
+                <w:sz w:val="20"/>
+                <w:szCs w:val="20"/>
+              </w:rPr>
+            </w:pPr>
+            <w:r>
+              <w:rPr>
+                <w:rFonts w:eastAsia="Calibri"/>
+                <w:sz w:val="20"/>
+                <w:szCs w:val="20"/>
+              </w:rPr>
+              <w:t>Determinar la oferta del mercado.</w:t>
+            </w:r>
+          </w:p>
+        </w:tc>
+        <w:tc>
+          <w:tcPr>
+            <w:tcW w:w="2160" w:type="dxa"/>
+            <w:shd w:val="clear" w:color="auto" w:fill="FFFFFF"/>
+          </w:tcPr>
+          <w:p>
+            <w:pPr>
+              <w:widowControl w:val="0"/>
+              <w:rPr>
+                <w:rFonts w:eastAsia="Calibri"/>
+                <w:sz w:val="20"/>
+                <w:szCs w:val="20"/>
+              </w:rPr>
+            </w:pPr>
+          </w:p>
+        </w:tc>
+      </w:tr>
+      <w:tr>
+        <w:trPr>
+          <w:trHeight w:val="220"/>
+        </w:trPr>
+        <w:tc>
+          <w:tcPr>
+            <w:tcW w:w="1267" w:type="dxa"/>
+          </w:tcPr>
+          <w:p>
+            <w:pPr>
+              <w:rPr>
+                <w:rFonts w:eastAsia="Calibri"/>
+                <w:b/>
+                <w:sz w:val="20"/>
+                <w:szCs w:val="20"/>
+              </w:rPr>
+            </w:pPr>
+            <w:r>
+              <w:rPr>
+                <w:rFonts w:eastAsia="Calibri"/>
+                <w:b/>
+                <w:sz w:val="20"/>
+                <w:szCs w:val="20"/>
+              </w:rPr>
+              <w:t>Opción d)</w:t>
+            </w:r>
+          </w:p>
+        </w:tc>
+        <w:tc>
+          <w:tcPr>
+            <w:tcW w:w="6727" w:type="dxa"/>
+            <w:gridSpan w:val="2"/>
+            <w:shd w:val="clear" w:color="auto" w:fill="FFFFFF"/>
+          </w:tcPr>
+          <w:p>
+            <w:pPr>
+              <w:rPr>
+                <w:rFonts w:eastAsia="Calibri"/>
+                <w:sz w:val="20"/>
+                <w:szCs w:val="20"/>
+              </w:rPr>
+            </w:pPr>
+            <w:r>
+              <w:rPr>
+                <w:rFonts w:eastAsia="Calibri"/>
+                <w:sz w:val="20"/>
+                <w:szCs w:val="20"/>
+              </w:rPr>
+              <w:t>Establecer actividades, responsables y tiempos de ejecución.</w:t>
+            </w:r>
+          </w:p>
+        </w:tc>
+        <w:tc>
+          <w:tcPr>
+            <w:tcW w:w="2160" w:type="dxa"/>
+            <w:shd w:val="clear" w:color="auto" w:fill="FFFFFF"/>
+          </w:tcPr>
+          <w:p>
+            <w:pPr>
+              <w:widowControl w:val="0"/>
+              <w:jc w:val="center"/>
+              <w:rPr>
+                <w:rFonts w:eastAsia="Calibri"/>
+                <w:sz w:val="20"/>
+                <w:szCs w:val="20"/>
+              </w:rPr>
+            </w:pPr>
+            <w:r>
+              <w:rPr>
+                <w:rFonts w:eastAsia="Calibri"/>
+                <w:sz w:val="20"/>
+                <w:szCs w:val="20"/>
+              </w:rPr>
+              <w:t>X</w:t>
+            </w:r>
+          </w:p>
+        </w:tc>
+      </w:tr>
+      <w:tr>
+        <w:trPr>
+          <w:trHeight w:val="220"/>
+        </w:trPr>
+        <w:tc>
+          <w:tcPr>
+            <w:tcW w:w="2534" w:type="dxa"/>
+            <w:gridSpan w:val="2"/>
+            <w:shd w:val="clear" w:color="auto" w:fill="FBE5D5"/>
+          </w:tcPr>
+          <w:p>
+            <w:pPr>
+              <w:rPr>
+                <w:rFonts w:eastAsia="Calibri"/>
+                <w:b/>
+                <w:sz w:val="20"/>
+                <w:szCs w:val="20"/>
+              </w:rPr>
+            </w:pPr>
+            <w:r>
+              <w:rPr>
+                <w:rFonts w:eastAsia="Calibri"/>
+                <w:b/>
+                <w:sz w:val="20"/>
+                <w:szCs w:val="20"/>
+              </w:rPr>
+              <w:t>Comentario respuesta correcta</w:t>
+            </w:r>
+          </w:p>
+        </w:tc>
+        <w:tc>
+          <w:tcPr>
+            <w:tcW w:w="7620" w:type="dxa"/>
+            <w:gridSpan w:val="2"/>
+            <w:shd w:val="clear" w:color="auto" w:fill="FFFFFF"/>
+          </w:tcPr>
+          <w:p>
+            <w:pPr>
+              <w:rPr>
+                <w:rFonts w:eastAsia="Calibri"/>
+                <w:bCs/>
+                <w:sz w:val="20"/>
+                <w:szCs w:val="20"/>
+              </w:rPr>
+            </w:pPr>
+            <w:r>
+              <w:rPr>
+                <w:rFonts w:eastAsia="Calibri"/>
+                <w:bCs/>
+                <w:sz w:val="20"/>
+                <w:szCs w:val="20"/>
+              </w:rPr>
+              <w:t xml:space="preserve">Se evidencia un adecuado dominio de los conceptos relacionados </w:t>
+            </w:r>
+            <w:r>
+              <w:rPr>
+                <w:rFonts w:eastAsia="Calibri"/>
+                <w:bCs/>
+                <w:sz w:val="20"/>
+                <w:szCs w:val="20"/>
+              </w:rPr>
+              <w:t xml:space="preserve">con la </w:t>
+            </w:r>
+            <w:r>
+              <w:rPr>
+                <w:rFonts w:eastAsia="Calibri"/>
+                <w:sz w:val="20"/>
+                <w:szCs w:val="20"/>
+              </w:rPr>
               <w:t>e</w:t>
             </w:r>
             <w:r>
@@ -7736,7 +9885,7 @@
                 <w:sz w:val="20"/>
                 <w:szCs w:val="20"/>
               </w:rPr>
-              <w:t>Pregunta 13</w:t>
+              <w:t>Pregunta 17</w:t>
             </w:r>
           </w:p>
         </w:tc>
@@ -7752,19 +9901,20 @@
                 <w:rFonts w:eastAsia="Calibri"/>
                 <w:b/>
                 <w:bCs/>
-                <w:sz w:val="20"/>
-                <w:szCs w:val="20"/>
-              </w:rPr>
-            </w:pPr>
-            <w:r>
-              <w:rPr>
-                <w:rFonts w:eastAsia="Calibri"/>
-                <w:b/>
-                <w:bCs/>
-                <w:sz w:val="20"/>
-                <w:szCs w:val="20"/>
-              </w:rPr>
-              <w:t>El plan de acción estratégico permite:</w:t>
+                <w:color w:val="EE0000"/>
+                <w:sz w:val="20"/>
+                <w:szCs w:val="20"/>
+              </w:rPr>
+            </w:pPr>
+            <w:r>
+              <w:rPr>
+                <w:rFonts w:eastAsia="Calibri"/>
+                <w:b/>
+                <w:bCs/>
+                <w:sz w:val="20"/>
+                <w:szCs w:val="20"/>
+              </w:rPr>
+              <w:t>Durante el diligenciamiento de un plan de acción estratégico, ¿qué práctica contribuye a garantizar la calidad y confiabilidad de la información registrada?</w:t>
             </w:r>
           </w:p>
         </w:tc>
@@ -7817,7 +9967,7 @@
                 <w:sz w:val="20"/>
                 <w:szCs w:val="20"/>
               </w:rPr>
-              <w:t>Organizar actividades para alcanzar los objetivos propuestos.</w:t>
+              <w:t>Dejar espacios en blanco para diligenciarlos posteriormente.</w:t>
             </w:r>
           </w:p>
         </w:tc>
@@ -7829,6 +9979,78 @@
           <w:p>
             <w:pPr>
               <w:widowControl w:val="0"/>
+              <w:jc w:val="center"/>
+              <w:rPr>
+                <w:rFonts w:eastAsia="Calibri"/>
+                <w:sz w:val="20"/>
+                <w:szCs w:val="20"/>
+              </w:rPr>
+            </w:pPr>
+          </w:p>
+        </w:tc>
+      </w:tr>
+      <w:tr>
+        <w:trPr>
+          <w:trHeight w:val="220"/>
+        </w:trPr>
+        <w:tc>
+          <w:tcPr>
+            <w:tcW w:w="1267" w:type="dxa"/>
+          </w:tcPr>
+          <w:p>
+            <w:pPr>
+              <w:rPr>
+                <w:rFonts w:eastAsia="Calibri"/>
+                <w:b/>
+                <w:sz w:val="20"/>
+                <w:szCs w:val="20"/>
+              </w:rPr>
+            </w:pPr>
+            <w:r>
+              <w:rPr>
+                <w:rFonts w:eastAsia="Calibri"/>
+                <w:b/>
+                <w:sz w:val="20"/>
+                <w:szCs w:val="20"/>
+              </w:rPr>
+              <w:t>Opción b)</w:t>
+            </w:r>
+          </w:p>
+        </w:tc>
+        <w:tc>
+          <w:tcPr>
+            <w:tcW w:w="6727" w:type="dxa"/>
+            <w:gridSpan w:val="2"/>
+            <w:shd w:val="clear" w:color="auto" w:fill="FFFFFF"/>
+          </w:tcPr>
+          <w:p>
+            <w:pPr>
+              <w:rPr>
+                <w:rFonts w:eastAsia="Calibri"/>
+                <w:sz w:val="20"/>
+                <w:szCs w:val="20"/>
+              </w:rPr>
+            </w:pPr>
+            <w:r>
+              <w:rPr>
+                <w:rFonts w:eastAsia="Calibri"/>
+                <w:sz w:val="20"/>
+                <w:szCs w:val="20"/>
+              </w:rPr>
+              <w:t>Incorporar información verificable sustentada en el diagnóstico, registros o evidencias del proyecto</w:t>
+            </w:r>
+          </w:p>
+        </w:tc>
+        <w:tc>
+          <w:tcPr>
+            <w:tcW w:w="2160" w:type="dxa"/>
+            <w:shd w:val="clear" w:color="auto" w:fill="FFFFFF"/>
+            <w:vAlign w:val="center"/>
+          </w:tcPr>
+          <w:p>
+            <w:pPr>
+              <w:widowControl w:val="0"/>
+              <w:jc w:val="center"/>
               <w:rPr>
                 <w:rFonts w:eastAsia="Calibri"/>
                 <w:sz w:val="20"/>
@@ -7870,6 +10092,470 @@
                 <w:sz w:val="20"/>
                 <w:szCs w:val="20"/>
               </w:rPr>
+              <w:t>Opción c)</w:t>
+            </w:r>
+          </w:p>
+        </w:tc>
+        <w:tc>
+          <w:tcPr>
+            <w:tcW w:w="6727" w:type="dxa"/>
+            <w:gridSpan w:val="2"/>
+            <w:shd w:val="clear" w:color="auto" w:fill="FFFFFF"/>
+          </w:tcPr>
+          <w:p>
+            <w:pPr>
+              <w:rPr>
+                <w:rFonts w:eastAsia="Calibri"/>
+                <w:sz w:val="20"/>
+                <w:szCs w:val="20"/>
+              </w:rPr>
+            </w:pPr>
+            <w:r>
+              <w:rPr>
+                <w:rFonts w:eastAsia="Calibri"/>
+                <w:sz w:val="20"/>
+                <w:szCs w:val="20"/>
+              </w:rPr>
+              <w:t>Modificar los objetivos durante la ejecución sin justificación técnica.</w:t>
+            </w:r>
+          </w:p>
+        </w:tc>
+        <w:tc>
+          <w:tcPr>
+            <w:tcW w:w="2160" w:type="dxa"/>
+            <w:shd w:val="clear" w:color="auto" w:fill="FFFFFF"/>
+          </w:tcPr>
+          <w:p>
+            <w:pPr>
+              <w:widowControl w:val="0"/>
+              <w:rPr>
+                <w:rFonts w:eastAsia="Calibri"/>
+                <w:sz w:val="20"/>
+                <w:szCs w:val="20"/>
+              </w:rPr>
+            </w:pPr>
+          </w:p>
+        </w:tc>
+      </w:tr>
+      <w:tr>
+        <w:trPr>
+          <w:trHeight w:val="220"/>
+        </w:trPr>
+        <w:tc>
+          <w:tcPr>
+            <w:tcW w:w="1267" w:type="dxa"/>
+          </w:tcPr>
+          <w:p>
+            <w:pPr>
+              <w:rPr>
+                <w:rFonts w:eastAsia="Calibri"/>
+                <w:b/>
+                <w:sz w:val="20"/>
+                <w:szCs w:val="20"/>
+              </w:rPr>
+            </w:pPr>
+            <w:r>
+              <w:rPr>
+                <w:rFonts w:eastAsia="Calibri"/>
+                <w:b/>
+                <w:sz w:val="20"/>
+                <w:szCs w:val="20"/>
+              </w:rPr>
+              <w:t>Opción d)</w:t>
+            </w:r>
+          </w:p>
+        </w:tc>
+        <w:tc>
+          <w:tcPr>
+            <w:tcW w:w="6727" w:type="dxa"/>
+            <w:gridSpan w:val="2"/>
+            <w:shd w:val="clear" w:color="auto" w:fill="FFFFFF"/>
+          </w:tcPr>
+          <w:p>
+            <w:pPr>
+              <w:rPr>
+                <w:rFonts w:eastAsia="Calibri"/>
+                <w:sz w:val="20"/>
+                <w:szCs w:val="20"/>
+              </w:rPr>
+            </w:pPr>
+            <w:r>
+              <w:rPr>
+                <w:rFonts w:eastAsia="Calibri"/>
+                <w:sz w:val="20"/>
+                <w:szCs w:val="20"/>
+              </w:rPr>
+              <w:t>Registrar únicamente las actividades, sin responsables ni cronograma.</w:t>
+            </w:r>
+          </w:p>
+        </w:tc>
+        <w:tc>
+          <w:tcPr>
+            <w:tcW w:w="2160" w:type="dxa"/>
+            <w:shd w:val="clear" w:color="auto" w:fill="FFFFFF"/>
+          </w:tcPr>
+          <w:p>
+            <w:pPr>
+              <w:widowControl w:val="0"/>
+              <w:rPr>
+                <w:rFonts w:eastAsia="Calibri"/>
+                <w:sz w:val="20"/>
+                <w:szCs w:val="20"/>
+              </w:rPr>
+            </w:pPr>
+          </w:p>
+        </w:tc>
+      </w:tr>
+      <w:tr>
+        <w:trPr>
+          <w:trHeight w:val="220"/>
+        </w:trPr>
+        <w:tc>
+          <w:tcPr>
+            <w:tcW w:w="2534" w:type="dxa"/>
+            <w:gridSpan w:val="2"/>
+            <w:shd w:val="clear" w:color="auto" w:fill="FBE5D5"/>
+          </w:tcPr>
+          <w:p>
+            <w:pPr>
+              <w:rPr>
+                <w:rFonts w:eastAsia="Calibri"/>
+                <w:b/>
+                <w:sz w:val="20"/>
+                <w:szCs w:val="20"/>
+              </w:rPr>
+            </w:pPr>
+            <w:r>
+              <w:rPr>
+                <w:rFonts w:eastAsia="Calibri"/>
+                <w:b/>
+                <w:sz w:val="20"/>
+                <w:szCs w:val="20"/>
+              </w:rPr>
+              <w:t>Comentario respuesta correcta</w:t>
+            </w:r>
+          </w:p>
+        </w:tc>
+        <w:tc>
+          <w:tcPr>
+            <w:tcW w:w="7620" w:type="dxa"/>
+            <w:gridSpan w:val="2"/>
+            <w:shd w:val="clear" w:color="auto" w:fill="FFFFFF"/>
+          </w:tcPr>
+          <w:p>
+            <w:pPr>
+              <w:rPr>
+                <w:rFonts w:eastAsia="Calibri"/>
+                <w:bCs/>
+                <w:sz w:val="20"/>
+                <w:szCs w:val="20"/>
+              </w:rPr>
+            </w:pPr>
+            <w:r>
+              <w:rPr>
+                <w:rFonts w:eastAsia="Calibri"/>
+                <w:bCs/>
+                <w:sz w:val="20"/>
+                <w:szCs w:val="20"/>
+              </w:rPr>
+              <w:t xml:space="preserve">Se evidencia un adecuado dominio de los conceptos relacionados </w:t>
+            </w:r>
+            <w:r>
+              <w:rPr>
+                <w:rFonts w:eastAsia="Calibri"/>
+                <w:bCs/>
+                <w:sz w:val="20"/>
+                <w:szCs w:val="20"/>
+              </w:rPr>
+              <w:t>con la</w:t>
+            </w:r>
+            <w:r>
+              <w:rPr>
+                <w:rFonts w:eastAsia="Calibri"/>
+                <w:bCs/>
+                <w:sz w:val="20"/>
+                <w:szCs w:val="20"/>
+              </w:rPr>
+              <w:t>s</w:t>
+            </w:r>
+            <w:r>
+              <w:rPr>
+                <w:rFonts w:eastAsia="Calibri"/>
+                <w:bCs/>
+                <w:sz w:val="20"/>
+                <w:szCs w:val="20"/>
+              </w:rPr>
+              <w:t xml:space="preserve"> </w:t>
+            </w:r>
+            <w:r>
+              <w:rPr>
+                <w:rFonts w:eastAsia="Calibri"/>
+                <w:sz w:val="20"/>
+                <w:szCs w:val="20"/>
+              </w:rPr>
+              <w:t>práctica</w:t>
+            </w:r>
+            <w:r>
+              <w:rPr>
+                <w:rFonts w:eastAsia="Calibri"/>
+                <w:sz w:val="20"/>
+                <w:szCs w:val="20"/>
+              </w:rPr>
+              <w:t xml:space="preserve">s que </w:t>
+            </w:r>
+            <w:r>
+              <w:rPr>
+                <w:rFonts w:eastAsia="Calibri"/>
+                <w:sz w:val="20"/>
+                <w:szCs w:val="20"/>
+              </w:rPr>
+              <w:t>contribuye a garantizar la calidad y confiabilidad de la información registrada</w:t>
+            </w:r>
+            <w:r>
+              <w:rPr>
+                <w:rFonts w:eastAsia="Calibri"/>
+                <w:sz w:val="20"/>
+                <w:szCs w:val="20"/>
+              </w:rPr>
+              <w:t>.</w:t>
+            </w:r>
+          </w:p>
+        </w:tc>
+      </w:tr>
+      <w:tr>
+        <w:trPr>
+          <w:trHeight w:val="220"/>
+        </w:trPr>
+        <w:tc>
+          <w:tcPr>
+            <w:tcW w:w="2534" w:type="dxa"/>
+            <w:gridSpan w:val="2"/>
+            <w:shd w:val="clear" w:color="auto" w:fill="FBE5D5"/>
+          </w:tcPr>
+          <w:p>
+            <w:pPr>
+              <w:rPr>
+                <w:rFonts w:eastAsia="Calibri"/>
+                <w:b/>
+                <w:sz w:val="20"/>
+                <w:szCs w:val="20"/>
+              </w:rPr>
+            </w:pPr>
+            <w:r>
+              <w:rPr>
+                <w:rFonts w:eastAsia="Calibri"/>
+                <w:b/>
+                <w:sz w:val="20"/>
+                <w:szCs w:val="20"/>
+              </w:rPr>
+              <w:t>Comentario respuesta incorrecta</w:t>
+            </w:r>
+          </w:p>
+        </w:tc>
+        <w:tc>
+          <w:tcPr>
+            <w:tcW w:w="7620" w:type="dxa"/>
+            <w:gridSpan w:val="2"/>
+            <w:shd w:val="clear" w:color="auto" w:fill="FFFFFF"/>
+          </w:tcPr>
+          <w:p>
+            <w:pPr>
+              <w:rPr>
+                <w:rFonts w:eastAsia="Calibri"/>
+                <w:bCs/>
+                <w:sz w:val="20"/>
+                <w:szCs w:val="20"/>
+              </w:rPr>
+            </w:pPr>
+            <w:r>
+              <w:rPr>
+                <w:rFonts w:eastAsia="Calibri"/>
+                <w:sz w:val="20"/>
+                <w:szCs w:val="20"/>
+              </w:rPr>
+              <w:t xml:space="preserve">Se recomienda revisar nuevamente los contenidos del componente formativo relacionados </w:t>
+            </w:r>
+            <w:r>
+              <w:rPr>
+                <w:rFonts w:eastAsia="Calibri"/>
+                <w:bCs/>
+                <w:sz w:val="20"/>
+                <w:szCs w:val="20"/>
+              </w:rPr>
+              <w:t xml:space="preserve">con </w:t>
+            </w:r>
+            <w:r>
+              <w:rPr>
+                <w:rFonts w:eastAsia="Calibri"/>
+                <w:bCs/>
+                <w:sz w:val="20"/>
+                <w:szCs w:val="20"/>
+              </w:rPr>
+              <w:t xml:space="preserve">las </w:t>
+            </w:r>
+            <w:r>
+              <w:rPr>
+                <w:rFonts w:eastAsia="Calibri"/>
+                <w:sz w:val="20"/>
+                <w:szCs w:val="20"/>
+              </w:rPr>
+              <w:t>prácticas que contribuye a garantizar la calidad y confiabilidad de la información registrada.</w:t>
+            </w:r>
+          </w:p>
+        </w:tc>
+      </w:tr>
+      <w:tr>
+        <w:trPr>
+          <w:trHeight w:val="220"/>
+        </w:trPr>
+        <w:tc>
+          <w:tcPr>
+            <w:tcW w:w="2534" w:type="dxa"/>
+            <w:gridSpan w:val="2"/>
+            <w:shd w:val="clear" w:color="auto" w:fill="FBE5D5"/>
+          </w:tcPr>
+          <w:p>
+            <w:pPr>
+              <w:rPr>
+                <w:rFonts w:eastAsia="Calibri"/>
+                <w:b/>
+                <w:sz w:val="20"/>
+                <w:szCs w:val="20"/>
+              </w:rPr>
+            </w:pPr>
+            <w:r>
+              <w:rPr>
+                <w:rFonts w:eastAsia="Calibri"/>
+                <w:b/>
+                <w:sz w:val="20"/>
+                <w:szCs w:val="20"/>
+              </w:rPr>
+              <w:t>Pregunta 18</w:t>
+            </w:r>
+          </w:p>
+        </w:tc>
+        <w:tc>
+          <w:tcPr>
+            <w:tcW w:w="7620" w:type="dxa"/>
+            <w:gridSpan w:val="2"/>
+            <w:shd w:val="clear" w:color="auto" w:fill="FBE5D5"/>
+          </w:tcPr>
+          <w:p>
+            <w:pPr>
+              <w:rPr>
+                <w:rFonts w:eastAsia="Calibri"/>
+                <w:b/>
+                <w:bCs/>
+                <w:sz w:val="20"/>
+                <w:szCs w:val="20"/>
+              </w:rPr>
+            </w:pPr>
+            <w:r>
+              <w:rPr>
+                <w:rFonts w:eastAsia="Calibri"/>
+                <w:b/>
+                <w:bCs/>
+                <w:sz w:val="20"/>
+                <w:szCs w:val="20"/>
+              </w:rPr>
+              <w:t>El seguimiento de un plan de acción facilita:</w:t>
+            </w:r>
+          </w:p>
+        </w:tc>
+      </w:tr>
+      <w:tr>
+        <w:trPr>
+          <w:trHeight w:val="220"/>
+        </w:trPr>
+        <w:tc>
+          <w:tcPr>
+            <w:tcW w:w="1267" w:type="dxa"/>
+          </w:tcPr>
+          <w:p>
+            <w:pPr>
+              <w:rPr>
+                <w:rFonts w:eastAsia="Calibri"/>
+                <w:b/>
+                <w:sz w:val="20"/>
+                <w:szCs w:val="20"/>
+              </w:rPr>
+            </w:pPr>
+            <w:r>
+              <w:rPr>
+                <w:rFonts w:eastAsia="Calibri"/>
+                <w:b/>
+                <w:sz w:val="20"/>
+                <w:szCs w:val="20"/>
+              </w:rPr>
+              <w:t>Opción a)</w:t>
+            </w:r>
+          </w:p>
+        </w:tc>
+        <w:tc>
+          <w:tcPr>
+            <w:tcW w:w="6727" w:type="dxa"/>
+            <w:gridSpan w:val="2"/>
+            <w:shd w:val="clear" w:color="auto" w:fill="FFFFFF"/>
+          </w:tcPr>
+          <w:p>
+            <w:pPr>
+              <w:rPr>
+                <w:rFonts w:eastAsia="Calibri"/>
+                <w:sz w:val="20"/>
+                <w:szCs w:val="20"/>
+              </w:rPr>
+            </w:pPr>
+            <w:r>
+              <w:rPr>
+                <w:rFonts w:eastAsia="Calibri"/>
+                <w:sz w:val="20"/>
+                <w:szCs w:val="20"/>
+              </w:rPr>
+              <w:t>Eliminar la necesidad de planificación.</w:t>
+            </w:r>
+          </w:p>
+        </w:tc>
+        <w:tc>
+          <w:tcPr>
+            <w:tcW w:w="2160" w:type="dxa"/>
+            <w:shd w:val="clear" w:color="auto" w:fill="FFFFFF"/>
+          </w:tcPr>
+          <w:p>
+            <w:pPr>
+              <w:widowControl w:val="0"/>
+              <w:rPr>
+                <w:rFonts w:eastAsia="Calibri"/>
+                <w:sz w:val="20"/>
+                <w:szCs w:val="20"/>
+              </w:rPr>
+            </w:pPr>
+          </w:p>
+        </w:tc>
+      </w:tr>
+      <w:tr>
+        <w:trPr>
+          <w:trHeight w:val="220"/>
+        </w:trPr>
+        <w:tc>
+          <w:tcPr>
+            <w:tcW w:w="1267" w:type="dxa"/>
+          </w:tcPr>
+          <w:p>
+            <w:pPr>
+              <w:rPr>
+                <w:rFonts w:eastAsia="Calibri"/>
+                <w:b/>
+                <w:sz w:val="20"/>
+                <w:szCs w:val="20"/>
+              </w:rPr>
+            </w:pPr>
+            <w:r>
+              <w:rPr>
+                <w:rFonts w:eastAsia="Calibri"/>
+                <w:b/>
+                <w:sz w:val="20"/>
+                <w:szCs w:val="20"/>
+              </w:rPr>
               <w:t>Opción b)</w:t>
             </w:r>
           </w:p>
@@ -7894,7 +10580,7 @@
                 <w:sz w:val="20"/>
                 <w:szCs w:val="20"/>
               </w:rPr>
-              <w:t>Determinar únicamente el presupuesto.</w:t>
+              <w:t>Evitar la asignación de responsabilidades.</w:t>
             </w:r>
           </w:p>
         </w:tc>
@@ -7963,7 +10649,7 @@
                 <w:sz w:val="20"/>
                 <w:szCs w:val="20"/>
               </w:rPr>
-              <w:t>Establecer el precio de venta de los productos.</w:t>
+              <w:t>Detectar desviaciones y realizar ajustes oportunos.</w:t>
             </w:r>
           </w:p>
         </w:tc>
@@ -7975,12 +10661,21 @@
           <w:p>
             <w:pPr>
               <w:widowControl w:val="0"/>
-              <w:rPr>
-                <w:rFonts w:eastAsia="Calibri"/>
-                <w:sz w:val="20"/>
-                <w:szCs w:val="20"/>
-              </w:rPr>
-            </w:pPr>
+              <w:jc w:val="center"/>
+              <w:rPr>
+                <w:rFonts w:eastAsia="Calibri"/>
+                <w:sz w:val="20"/>
+                <w:szCs w:val="20"/>
+              </w:rPr>
+            </w:pPr>
+            <w:r>
+              <w:rPr>
+                <w:rFonts w:eastAsia="Calibri"/>
+                <w:sz w:val="20"/>
+                <w:szCs w:val="20"/>
+              </w:rPr>
+              <w:t>X</w:t>
+            </w:r>
           </w:p>
         </w:tc>
       </w:tr>
@@ -8032,7 +10727,7 @@
                 <w:sz w:val="20"/>
                 <w:szCs w:val="20"/>
               </w:rPr>
-              <w:t>Diseñar la infraestructura del proyecto</w:t>
+              <w:t>Reducir automáticamente los costos</w:t>
             </w:r>
             <w:r>
               <w:rPr>
@@ -8113,32 +10808,50 @@
                 <w:sz w:val="20"/>
                 <w:szCs w:val="20"/>
               </w:rPr>
-              <w:t xml:space="preserve">Se evidencia un adecuado dominio de los conceptos relacionados </w:t>
-            </w:r>
-            <w:r>
-              <w:rPr>
-                <w:rFonts w:eastAsia="Calibri"/>
-                <w:bCs/>
-                <w:sz w:val="20"/>
-                <w:szCs w:val="20"/>
-              </w:rPr>
-              <w:t xml:space="preserve">con la </w:t>
-            </w:r>
-            <w:r>
-              <w:rPr>
-                <w:rFonts w:eastAsia="Calibri"/>
-                <w:sz w:val="20"/>
-                <w:szCs w:val="20"/>
-              </w:rPr>
-              <w:t>e</w:t>
-            </w:r>
-            <w:r>
-              <w:rPr>
-                <w:rFonts w:eastAsia="Calibri"/>
-                <w:sz w:val="20"/>
-                <w:szCs w:val="20"/>
-              </w:rPr>
-              <w:t>valuación financiera y plan de acción estratégico de un proyecto agropecuario</w:t>
+              <w:t>Se evidencia un adecuado dominio de los conceptos relacionados</w:t>
+            </w:r>
+            <w:r>
+              <w:rPr>
+                <w:rFonts w:eastAsia="Calibri"/>
+                <w:bCs/>
+                <w:sz w:val="20"/>
+                <w:szCs w:val="20"/>
+              </w:rPr>
+              <w:t xml:space="preserve"> con el</w:t>
+            </w:r>
+            <w:r>
+              <w:rPr>
+                <w:rFonts w:eastAsia="Calibri"/>
+                <w:bCs/>
+                <w:sz w:val="20"/>
+                <w:szCs w:val="20"/>
+              </w:rPr>
+              <w:t xml:space="preserve"> </w:t>
+            </w:r>
+            <w:r>
+              <w:rPr>
+                <w:rFonts w:eastAsia="Calibri"/>
+                <w:bCs/>
+                <w:sz w:val="20"/>
+                <w:szCs w:val="20"/>
+              </w:rPr>
+              <w:t xml:space="preserve">seguimiento de un </w:t>
+            </w:r>
+            <w:r>
+              <w:rPr>
+                <w:rFonts w:eastAsia="Calibri"/>
+                <w:sz w:val="20"/>
+                <w:szCs w:val="20"/>
+              </w:rPr>
+              <w:t>plan de acción</w:t>
+            </w:r>
+            <w:r>
+              <w:rPr>
+                <w:rFonts w:eastAsia="Calibri"/>
+                <w:sz w:val="20"/>
+                <w:szCs w:val="20"/>
+              </w:rPr>
+              <w:t xml:space="preserve"> estratégico</w:t>
             </w:r>
             <w:r>
               <w:rPr>
@@ -8212,27 +10925,64 @@
                 <w:sz w:val="20"/>
                 <w:szCs w:val="20"/>
               </w:rPr>
-              <w:t xml:space="preserve">con la </w:t>
-            </w:r>
-            <w:r>
-              <w:rPr>
-                <w:rFonts w:eastAsia="Calibri"/>
-                <w:sz w:val="20"/>
-                <w:szCs w:val="20"/>
-              </w:rPr>
-              <w:t>e</w:t>
-            </w:r>
-            <w:r>
-              <w:rPr>
-                <w:rFonts w:eastAsia="Calibri"/>
-                <w:sz w:val="20"/>
-                <w:szCs w:val="20"/>
-              </w:rPr>
-              <w:t>valuación financiera y plan de acción estratégico de un proyecto agropecuario</w:t>
-            </w:r>
-            <w:r>
-              <w:rPr>
-                <w:rFonts w:eastAsia="Calibri"/>
+              <w:t>con</w:t>
+            </w:r>
+            <w:r>
+              <w:rPr>
+                <w:rFonts w:eastAsia="Calibri"/>
+                <w:bCs/>
+                <w:sz w:val="20"/>
+                <w:szCs w:val="20"/>
+              </w:rPr>
+              <w:t xml:space="preserve"> </w:t>
+            </w:r>
+            <w:r>
+              <w:rPr>
+                <w:rFonts w:eastAsia="Calibri"/>
+                <w:bCs/>
+                <w:sz w:val="20"/>
+                <w:szCs w:val="20"/>
+              </w:rPr>
+              <w:t>el</w:t>
+            </w:r>
+            <w:r>
+              <w:rPr>
+                <w:rFonts w:eastAsia="Calibri"/>
+                <w:bCs/>
+                <w:sz w:val="20"/>
+                <w:szCs w:val="20"/>
+              </w:rPr>
+              <w:t xml:space="preserve"> </w:t>
+            </w:r>
+            <w:r>
+              <w:rPr>
+                <w:rFonts w:eastAsia="Calibri"/>
+                <w:bCs/>
+                <w:sz w:val="20"/>
+                <w:szCs w:val="20"/>
+              </w:rPr>
+              <w:t xml:space="preserve">seguimiento de un </w:t>
+            </w:r>
+            <w:r>
+              <w:rPr>
+                <w:rFonts w:eastAsia="Calibri"/>
+                <w:sz w:val="20"/>
+                <w:szCs w:val="20"/>
+              </w:rPr>
+              <w:t>plan de acción</w:t>
+            </w:r>
+            <w:r>
+              <w:rPr>
+                <w:rFonts w:eastAsia="Calibri"/>
+                <w:sz w:val="20"/>
+                <w:szCs w:val="20"/>
+              </w:rPr>
+              <w:t xml:space="preserve"> estratégico</w:t>
+            </w:r>
+            <w:r>
+              <w:rPr>
+                <w:rFonts w:eastAsia="Calibri"/>
+                <w:bCs/>
                 <w:sz w:val="20"/>
                 <w:szCs w:val="20"/>
               </w:rPr>
@@ -8267,7 +11017,7 @@
                 <w:sz w:val="20"/>
                 <w:szCs w:val="20"/>
               </w:rPr>
-              <w:t>Pregunta 14</w:t>
+              <w:t>Pregunta 19</w:t>
             </w:r>
           </w:p>
         </w:tc>
@@ -8295,7 +11045,7 @@
                 <w:sz w:val="20"/>
                 <w:szCs w:val="20"/>
               </w:rPr>
-              <w:t>Una acción de mejora debe formularse con base en:</w:t>
+              <w:t>Ajustar un plan de acción significa:</w:t>
             </w:r>
           </w:p>
         </w:tc>
@@ -8348,7 +11098,7 @@
                 <w:sz w:val="20"/>
                 <w:szCs w:val="20"/>
               </w:rPr>
-              <w:t>Opiniones informales sin análisis previo.</w:t>
+              <w:t>Modificar estrategias y actividades según los resultados obtenidos.</w:t>
             </w:r>
           </w:p>
         </w:tc>
@@ -8360,12 +11110,21 @@
           <w:p>
             <w:pPr>
               <w:widowControl w:val="0"/>
-              <w:rPr>
-                <w:rFonts w:eastAsia="Calibri"/>
-                <w:sz w:val="20"/>
-                <w:szCs w:val="20"/>
-              </w:rPr>
-            </w:pPr>
+              <w:jc w:val="center"/>
+              <w:rPr>
+                <w:rFonts w:eastAsia="Calibri"/>
+                <w:sz w:val="20"/>
+                <w:szCs w:val="20"/>
+              </w:rPr>
+            </w:pPr>
+            <w:r>
+              <w:rPr>
+                <w:rFonts w:eastAsia="Calibri"/>
+                <w:sz w:val="20"/>
+                <w:szCs w:val="20"/>
+              </w:rPr>
+              <w:t>X</w:t>
+            </w:r>
           </w:p>
         </w:tc>
       </w:tr>
@@ -8417,7 +11176,145 @@
                 <w:sz w:val="20"/>
                 <w:szCs w:val="20"/>
               </w:rPr>
-              <w:t>Diagnósticos y herramientas de análisis</w:t>
+              <w:t>Cancelar todas las actividades programadas.</w:t>
+            </w:r>
+          </w:p>
+        </w:tc>
+        <w:tc>
+          <w:tcPr>
+            <w:tcW w:w="2160" w:type="dxa"/>
+            <w:shd w:val="clear" w:color="auto" w:fill="FFFFFF"/>
+          </w:tcPr>
+          <w:p>
+            <w:pPr>
+              <w:widowControl w:val="0"/>
+              <w:rPr>
+                <w:rFonts w:eastAsia="Calibri"/>
+                <w:sz w:val="20"/>
+                <w:szCs w:val="20"/>
+              </w:rPr>
+            </w:pPr>
+          </w:p>
+        </w:tc>
+      </w:tr>
+      <w:tr>
+        <w:trPr>
+          <w:trHeight w:val="220"/>
+        </w:trPr>
+        <w:tc>
+          <w:tcPr>
+            <w:tcW w:w="1267" w:type="dxa"/>
+          </w:tcPr>
+          <w:p>
+            <w:pPr>
+              <w:rPr>
+                <w:rFonts w:eastAsia="Calibri"/>
+                <w:b/>
+                <w:sz w:val="20"/>
+                <w:szCs w:val="20"/>
+              </w:rPr>
+            </w:pPr>
+            <w:r>
+              <w:rPr>
+                <w:rFonts w:eastAsia="Calibri"/>
+                <w:b/>
+                <w:sz w:val="20"/>
+                <w:szCs w:val="20"/>
+              </w:rPr>
+              <w:t>Opción c)</w:t>
+            </w:r>
+          </w:p>
+        </w:tc>
+        <w:tc>
+          <w:tcPr>
+            <w:tcW w:w="6727" w:type="dxa"/>
+            <w:gridSpan w:val="2"/>
+            <w:shd w:val="clear" w:color="auto" w:fill="FFFFFF"/>
+          </w:tcPr>
+          <w:p>
+            <w:pPr>
+              <w:rPr>
+                <w:rFonts w:eastAsia="Calibri"/>
+                <w:sz w:val="20"/>
+                <w:szCs w:val="20"/>
+              </w:rPr>
+            </w:pPr>
+            <w:r>
+              <w:rPr>
+                <w:rFonts w:eastAsia="Calibri"/>
+                <w:sz w:val="20"/>
+                <w:szCs w:val="20"/>
+              </w:rPr>
+              <w:t>Incrementar el presupuesto sin análisis.</w:t>
+            </w:r>
+          </w:p>
+        </w:tc>
+        <w:tc>
+          <w:tcPr>
+            <w:tcW w:w="2160" w:type="dxa"/>
+            <w:shd w:val="clear" w:color="auto" w:fill="FFFFFF"/>
+          </w:tcPr>
+          <w:p>
+            <w:pPr>
+              <w:widowControl w:val="0"/>
+              <w:rPr>
+                <w:rFonts w:eastAsia="Calibri"/>
+                <w:sz w:val="20"/>
+                <w:szCs w:val="20"/>
+              </w:rPr>
+            </w:pPr>
+          </w:p>
+        </w:tc>
+      </w:tr>
+      <w:tr>
+        <w:trPr>
+          <w:trHeight w:val="220"/>
+        </w:trPr>
+        <w:tc>
+          <w:tcPr>
+            <w:tcW w:w="1267" w:type="dxa"/>
+          </w:tcPr>
+          <w:p>
+            <w:pPr>
+              <w:rPr>
+                <w:rFonts w:eastAsia="Calibri"/>
+                <w:b/>
+                <w:sz w:val="20"/>
+                <w:szCs w:val="20"/>
+              </w:rPr>
+            </w:pPr>
+            <w:r>
+              <w:rPr>
+                <w:rFonts w:eastAsia="Calibri"/>
+                <w:b/>
+                <w:sz w:val="20"/>
+                <w:szCs w:val="20"/>
+              </w:rPr>
+              <w:t>Opción d)</w:t>
+            </w:r>
+          </w:p>
+        </w:tc>
+        <w:tc>
+          <w:tcPr>
+            <w:tcW w:w="6727" w:type="dxa"/>
+            <w:gridSpan w:val="2"/>
+            <w:shd w:val="clear" w:color="auto" w:fill="FFFFFF"/>
+          </w:tcPr>
+          <w:p>
+            <w:pPr>
+              <w:rPr>
+                <w:rFonts w:eastAsia="Calibri"/>
+                <w:sz w:val="20"/>
+                <w:szCs w:val="20"/>
+              </w:rPr>
+            </w:pPr>
+            <w:r>
+              <w:rPr>
+                <w:rFonts w:eastAsia="Calibri"/>
+                <w:sz w:val="20"/>
+                <w:szCs w:val="20"/>
+              </w:rPr>
+              <w:t>Cambiar los objetivos del proyecto permanentemente</w:t>
             </w:r>
             <w:r>
               <w:rPr>
@@ -8443,14 +11340,6 @@
                 <w:szCs w:val="20"/>
               </w:rPr>
             </w:pPr>
-            <w:r>
-              <w:rPr>
-                <w:rFonts w:eastAsia="Calibri"/>
-                <w:sz w:val="20"/>
-                <w:szCs w:val="20"/>
-              </w:rPr>
-              <w:t>X</w:t>
-            </w:r>
           </w:p>
         </w:tc>
       </w:tr>
@@ -8460,152 +11349,6 @@
         </w:trPr>
         <w:tc>
           <w:tcPr>
-            <w:tcW w:w="1267" w:type="dxa"/>
-          </w:tcPr>
-          <w:p>
-            <w:pPr>
-              <w:rPr>
-                <w:rFonts w:eastAsia="Calibri"/>
-                <w:b/>
-                <w:sz w:val="20"/>
-                <w:szCs w:val="20"/>
-              </w:rPr>
-            </w:pPr>
-            <w:r>
-              <w:rPr>
-                <w:rFonts w:eastAsia="Calibri"/>
-                <w:b/>
-                <w:sz w:val="20"/>
-                <w:szCs w:val="20"/>
-              </w:rPr>
-              <w:t>Opción c)</w:t>
-            </w:r>
-          </w:p>
-        </w:tc>
-        <w:tc>
-          <w:tcPr>
-            <w:tcW w:w="6727" w:type="dxa"/>
-            <w:gridSpan w:val="2"/>
-            <w:shd w:val="clear" w:color="auto" w:fill="FFFFFF"/>
-          </w:tcPr>
-          <w:p>
-            <w:pPr>
-              <w:rPr>
-                <w:rFonts w:eastAsia="Calibri"/>
-                <w:sz w:val="20"/>
-                <w:szCs w:val="20"/>
-              </w:rPr>
-            </w:pPr>
-            <w:r>
-              <w:rPr>
-                <w:rFonts w:eastAsia="Calibri"/>
-                <w:sz w:val="20"/>
-                <w:szCs w:val="20"/>
-              </w:rPr>
-              <w:t>Decisiones improvisadas.</w:t>
-            </w:r>
-          </w:p>
-        </w:tc>
-        <w:tc>
-          <w:tcPr>
-            <w:tcW w:w="2160" w:type="dxa"/>
-            <w:shd w:val="clear" w:color="auto" w:fill="FFFFFF"/>
-          </w:tcPr>
-          <w:p>
-            <w:pPr>
-              <w:widowControl w:val="0"/>
-              <w:rPr>
-                <w:rFonts w:eastAsia="Calibri"/>
-                <w:sz w:val="20"/>
-                <w:szCs w:val="20"/>
-              </w:rPr>
-            </w:pPr>
-          </w:p>
-        </w:tc>
-      </w:tr>
-      <w:tr>
-        <w:trPr>
-          <w:trHeight w:val="220"/>
-        </w:trPr>
-        <w:tc>
-          <w:tcPr>
-            <w:tcW w:w="1267" w:type="dxa"/>
-          </w:tcPr>
-          <w:p>
-            <w:pPr>
-              <w:rPr>
-                <w:rFonts w:eastAsia="Calibri"/>
-                <w:b/>
-                <w:sz w:val="20"/>
-                <w:szCs w:val="20"/>
-              </w:rPr>
-            </w:pPr>
-            <w:r>
-              <w:rPr>
-                <w:rFonts w:eastAsia="Calibri"/>
-                <w:b/>
-                <w:sz w:val="20"/>
-                <w:szCs w:val="20"/>
-              </w:rPr>
-              <w:t>Opción d)</w:t>
-            </w:r>
-          </w:p>
-        </w:tc>
-        <w:tc>
-          <w:tcPr>
-            <w:tcW w:w="6727" w:type="dxa"/>
-            <w:gridSpan w:val="2"/>
-            <w:shd w:val="clear" w:color="auto" w:fill="FFFFFF"/>
-          </w:tcPr>
-          <w:p>
-            <w:pPr>
-              <w:rPr>
-                <w:rFonts w:eastAsia="Calibri"/>
-                <w:sz w:val="20"/>
-                <w:szCs w:val="20"/>
-              </w:rPr>
-            </w:pPr>
-            <w:r>
-              <w:rPr>
-                <w:rFonts w:eastAsia="Calibri"/>
-                <w:sz w:val="20"/>
-                <w:szCs w:val="20"/>
-              </w:rPr>
-              <w:t>Experiencias de otros sectores sin adaptación</w:t>
-            </w:r>
-            <w:r>
-              <w:rPr>
-                <w:rFonts w:eastAsia="Calibri"/>
-                <w:sz w:val="20"/>
-                <w:szCs w:val="20"/>
-              </w:rPr>
-              <w:t>.</w:t>
-            </w:r>
-          </w:p>
-        </w:tc>
-        <w:tc>
-          <w:tcPr>
-            <w:tcW w:w="2160" w:type="dxa"/>
-            <w:shd w:val="clear" w:color="auto" w:fill="FFFFFF"/>
-          </w:tcPr>
-          <w:p>
-            <w:pPr>
-              <w:widowControl w:val="0"/>
-              <w:rPr>
-                <w:rFonts w:eastAsia="Calibri"/>
-                <w:sz w:val="20"/>
-                <w:szCs w:val="20"/>
-              </w:rPr>
-            </w:pPr>
-          </w:p>
-        </w:tc>
-      </w:tr>
-      <w:tr>
-        <w:trPr>
-          <w:trHeight w:val="220"/>
-        </w:trPr>
-        <w:tc>
-          <w:tcPr>
             <w:tcW w:w="2534" w:type="dxa"/>
             <w:gridSpan w:val="2"/>
             <w:shd w:val="clear" w:color="auto" w:fill="FBE5D5"/>
@@ -8652,555 +11395,24 @@
                 <w:sz w:val="20"/>
                 <w:szCs w:val="20"/>
               </w:rPr>
-              <w:t xml:space="preserve">Se evidencia un adecuado dominio de los conceptos relacionados </w:t>
-            </w:r>
-            <w:r>
-              <w:rPr>
-                <w:rFonts w:eastAsia="Calibri"/>
-                <w:bCs/>
-                <w:sz w:val="20"/>
-                <w:szCs w:val="20"/>
-              </w:rPr>
-              <w:t xml:space="preserve">con la </w:t>
-            </w:r>
-            <w:r>
-              <w:rPr>
-                <w:rFonts w:eastAsia="Calibri"/>
-                <w:sz w:val="20"/>
-                <w:szCs w:val="20"/>
-              </w:rPr>
-              <w:t>e</w:t>
-            </w:r>
-            <w:r>
-              <w:rPr>
-                <w:rFonts w:eastAsia="Calibri"/>
-                <w:sz w:val="20"/>
-                <w:szCs w:val="20"/>
-              </w:rPr>
-              <w:t>valuación financiera y plan de acción estratégico de un proyecto agropecuario</w:t>
-            </w:r>
-            <w:r>
-              <w:rPr>
-                <w:rFonts w:eastAsia="Calibri"/>
-                <w:bCs/>
-                <w:sz w:val="20"/>
-                <w:szCs w:val="20"/>
-              </w:rPr>
-              <w:t>.</w:t>
-            </w:r>
-          </w:p>
-        </w:tc>
-      </w:tr>
-      <w:tr>
-        <w:trPr>
-          <w:trHeight w:val="220"/>
-        </w:trPr>
-        <w:tc>
-          <w:tcPr>
-            <w:tcW w:w="2534" w:type="dxa"/>
-            <w:gridSpan w:val="2"/>
-            <w:shd w:val="clear" w:color="auto" w:fill="FBE5D5"/>
-          </w:tcPr>
-          <w:p>
-            <w:pPr>
-              <w:rPr>
-                <w:rFonts w:eastAsia="Calibri"/>
-                <w:b/>
-                <w:sz w:val="20"/>
-                <w:szCs w:val="20"/>
-              </w:rPr>
-            </w:pPr>
-            <w:r>
-              <w:rPr>
-                <w:rFonts w:eastAsia="Calibri"/>
-                <w:b/>
-                <w:sz w:val="20"/>
-                <w:szCs w:val="20"/>
-              </w:rPr>
-              <w:t>Comentario respuesta incorrecta</w:t>
-            </w:r>
-          </w:p>
-        </w:tc>
-        <w:tc>
-          <w:tcPr>
-            <w:tcW w:w="7620" w:type="dxa"/>
-            <w:gridSpan w:val="2"/>
-            <w:shd w:val="clear" w:color="auto" w:fill="FFFFFF"/>
-          </w:tcPr>
-          <w:p>
-            <w:pPr>
-              <w:rPr>
-                <w:rFonts w:eastAsia="Calibri"/>
-                <w:bCs/>
-                <w:sz w:val="20"/>
-                <w:szCs w:val="20"/>
-              </w:rPr>
-            </w:pPr>
-            <w:r>
-              <w:rPr>
-                <w:rFonts w:eastAsia="Calibri"/>
-                <w:sz w:val="20"/>
-                <w:szCs w:val="20"/>
-              </w:rPr>
-              <w:t xml:space="preserve">Se recomienda revisar nuevamente los contenidos del componente formativo relacionados </w:t>
-            </w:r>
-            <w:r>
-              <w:rPr>
-                <w:rFonts w:eastAsia="Calibri"/>
-                <w:bCs/>
-                <w:sz w:val="20"/>
-                <w:szCs w:val="20"/>
-              </w:rPr>
-              <w:t xml:space="preserve">con la </w:t>
-            </w:r>
-            <w:r>
-              <w:rPr>
-                <w:rFonts w:eastAsia="Calibri"/>
-                <w:sz w:val="20"/>
-                <w:szCs w:val="20"/>
-              </w:rPr>
-              <w:t>e</w:t>
-            </w:r>
-            <w:r>
-              <w:rPr>
-                <w:rFonts w:eastAsia="Calibri"/>
-                <w:sz w:val="20"/>
-                <w:szCs w:val="20"/>
-              </w:rPr>
-              <w:t>valuación financiera y plan de acción estratégico de un proyecto agropecuario</w:t>
-            </w:r>
-            <w:r>
-              <w:rPr>
-                <w:rFonts w:eastAsia="Calibri"/>
-                <w:sz w:val="20"/>
-                <w:szCs w:val="20"/>
-              </w:rPr>
-              <w:t>.</w:t>
-            </w:r>
-          </w:p>
-        </w:tc>
-      </w:tr>
-      <w:tr>
-        <w:trPr>
-          <w:trHeight w:val="220"/>
-        </w:trPr>
-        <w:tc>
-          <w:tcPr>
-            <w:tcW w:w="2534" w:type="dxa"/>
-            <w:gridSpan w:val="2"/>
-            <w:shd w:val="clear" w:color="auto" w:fill="FBE5D5"/>
-          </w:tcPr>
-          <w:p>
-            <w:pPr>
-              <w:rPr>
-                <w:rFonts w:eastAsia="Calibri"/>
-                <w:b/>
-                <w:sz w:val="20"/>
-                <w:szCs w:val="20"/>
-              </w:rPr>
-            </w:pPr>
-            <w:r>
-              <w:rPr>
-                <w:rFonts w:eastAsia="Calibri"/>
-                <w:b/>
-                <w:sz w:val="20"/>
-                <w:szCs w:val="20"/>
-              </w:rPr>
-              <w:t>Pregunta 15</w:t>
-            </w:r>
-          </w:p>
-        </w:tc>
-        <w:tc>
-          <w:tcPr>
-            <w:tcW w:w="7620" w:type="dxa"/>
-            <w:gridSpan w:val="2"/>
-            <w:shd w:val="clear" w:color="auto" w:fill="FBE5D5"/>
-          </w:tcPr>
-          <w:p>
-            <w:pPr>
-              <w:rPr>
-                <w:rFonts w:eastAsia="Calibri"/>
-                <w:b/>
-                <w:bCs/>
-                <w:sz w:val="20"/>
-                <w:szCs w:val="20"/>
-              </w:rPr>
-            </w:pPr>
-            <w:r>
-              <w:rPr>
-                <w:rFonts w:eastAsia="Calibri"/>
-                <w:b/>
-                <w:bCs/>
-                <w:sz w:val="20"/>
-                <w:szCs w:val="20"/>
-              </w:rPr>
-              <w:t>El diagnóstico organizacional tiene como propósito:</w:t>
-            </w:r>
-          </w:p>
-        </w:tc>
-      </w:tr>
-      <w:tr>
-        <w:trPr>
-          <w:trHeight w:val="220"/>
-        </w:trPr>
-        <w:tc>
-          <w:tcPr>
-            <w:tcW w:w="1267" w:type="dxa"/>
-          </w:tcPr>
-          <w:p>
-            <w:pPr>
-              <w:rPr>
-                <w:rFonts w:eastAsia="Calibri"/>
-                <w:b/>
-                <w:sz w:val="20"/>
-                <w:szCs w:val="20"/>
-              </w:rPr>
-            </w:pPr>
-            <w:r>
-              <w:rPr>
-                <w:rFonts w:eastAsia="Calibri"/>
-                <w:b/>
-                <w:sz w:val="20"/>
-                <w:szCs w:val="20"/>
-              </w:rPr>
-              <w:t>Opción a)</w:t>
-            </w:r>
-          </w:p>
-        </w:tc>
-        <w:tc>
-          <w:tcPr>
-            <w:tcW w:w="6727" w:type="dxa"/>
-            <w:gridSpan w:val="2"/>
-            <w:shd w:val="clear" w:color="auto" w:fill="FFFFFF"/>
-          </w:tcPr>
-          <w:p>
-            <w:pPr>
-              <w:rPr>
-                <w:rFonts w:eastAsia="Calibri"/>
-                <w:sz w:val="20"/>
-                <w:szCs w:val="20"/>
-              </w:rPr>
-            </w:pPr>
-            <w:r>
-              <w:rPr>
-                <w:rFonts w:eastAsia="Calibri"/>
-                <w:sz w:val="20"/>
-                <w:szCs w:val="20"/>
-              </w:rPr>
-              <w:t>Identificar fortalezas, debilidades y oportunidades de mejora.</w:t>
-            </w:r>
-          </w:p>
-        </w:tc>
-        <w:tc>
-          <w:tcPr>
-            <w:tcW w:w="2160" w:type="dxa"/>
-            <w:shd w:val="clear" w:color="auto" w:fill="FFFFFF"/>
-          </w:tcPr>
-          <w:p>
-            <w:pPr>
-              <w:widowControl w:val="0"/>
-              <w:rPr>
-                <w:rFonts w:eastAsia="Calibri"/>
-                <w:sz w:val="20"/>
-                <w:szCs w:val="20"/>
-              </w:rPr>
-            </w:pPr>
-            <w:r>
-              <w:rPr>
-                <w:rFonts w:eastAsia="Calibri"/>
-                <w:sz w:val="20"/>
-                <w:szCs w:val="20"/>
-              </w:rPr>
-              <w:t>X</w:t>
-            </w:r>
-          </w:p>
-        </w:tc>
-      </w:tr>
-      <w:tr>
-        <w:trPr>
-          <w:trHeight w:val="220"/>
-        </w:trPr>
-        <w:tc>
-          <w:tcPr>
-            <w:tcW w:w="1267" w:type="dxa"/>
-          </w:tcPr>
-          <w:p>
-            <w:pPr>
-              <w:rPr>
-                <w:rFonts w:eastAsia="Calibri"/>
-                <w:b/>
-                <w:sz w:val="20"/>
-                <w:szCs w:val="20"/>
-              </w:rPr>
-            </w:pPr>
-            <w:r>
-              <w:rPr>
-                <w:rFonts w:eastAsia="Calibri"/>
-                <w:b/>
-                <w:sz w:val="20"/>
-                <w:szCs w:val="20"/>
-              </w:rPr>
-              <w:t>Opción b)</w:t>
-            </w:r>
-          </w:p>
-        </w:tc>
-        <w:tc>
-          <w:tcPr>
-            <w:tcW w:w="6727" w:type="dxa"/>
-            <w:gridSpan w:val="2"/>
-            <w:shd w:val="clear" w:color="auto" w:fill="FFFFFF"/>
-          </w:tcPr>
-          <w:p>
-            <w:pPr>
-              <w:rPr>
-                <w:rFonts w:eastAsia="Calibri"/>
-                <w:sz w:val="20"/>
-                <w:szCs w:val="20"/>
-              </w:rPr>
-            </w:pPr>
-            <w:r>
-              <w:rPr>
-                <w:rFonts w:eastAsia="Calibri"/>
-                <w:sz w:val="20"/>
-                <w:szCs w:val="20"/>
-              </w:rPr>
-              <w:t>Elaborar únicamente presupuestos.</w:t>
-            </w:r>
-          </w:p>
-        </w:tc>
-        <w:tc>
-          <w:tcPr>
-            <w:tcW w:w="2160" w:type="dxa"/>
-            <w:shd w:val="clear" w:color="auto" w:fill="FFFFFF"/>
-          </w:tcPr>
-          <w:p>
-            <w:pPr>
-              <w:widowControl w:val="0"/>
-              <w:rPr>
-                <w:rFonts w:eastAsia="Calibri"/>
-                <w:sz w:val="20"/>
-                <w:szCs w:val="20"/>
-              </w:rPr>
-            </w:pPr>
-          </w:p>
-        </w:tc>
-      </w:tr>
-      <w:tr>
-        <w:trPr>
-          <w:trHeight w:val="220"/>
-        </w:trPr>
-        <w:tc>
-          <w:tcPr>
-            <w:tcW w:w="1267" w:type="dxa"/>
-          </w:tcPr>
-          <w:p>
-            <w:pPr>
-              <w:rPr>
-                <w:rFonts w:eastAsia="Calibri"/>
-                <w:b/>
-                <w:sz w:val="20"/>
-                <w:szCs w:val="20"/>
-              </w:rPr>
-            </w:pPr>
-            <w:r>
-              <w:rPr>
-                <w:rFonts w:eastAsia="Calibri"/>
-                <w:b/>
-                <w:sz w:val="20"/>
-                <w:szCs w:val="20"/>
-              </w:rPr>
-              <w:t>Opción c)</w:t>
-            </w:r>
-          </w:p>
-        </w:tc>
-        <w:tc>
-          <w:tcPr>
-            <w:tcW w:w="6727" w:type="dxa"/>
-            <w:gridSpan w:val="2"/>
-            <w:shd w:val="clear" w:color="auto" w:fill="FFFFFF"/>
-          </w:tcPr>
-          <w:p>
-            <w:pPr>
-              <w:rPr>
-                <w:rFonts w:eastAsia="Calibri"/>
-                <w:sz w:val="20"/>
-                <w:szCs w:val="20"/>
-              </w:rPr>
-            </w:pPr>
-            <w:r>
-              <w:rPr>
-                <w:rFonts w:eastAsia="Calibri"/>
-                <w:sz w:val="20"/>
-                <w:szCs w:val="20"/>
-              </w:rPr>
-              <w:t>Definir los precios de los productos.</w:t>
-            </w:r>
-          </w:p>
-        </w:tc>
-        <w:tc>
-          <w:tcPr>
-            <w:tcW w:w="2160" w:type="dxa"/>
-            <w:shd w:val="clear" w:color="auto" w:fill="FFFFFF"/>
-          </w:tcPr>
-          <w:p>
-            <w:pPr>
-              <w:widowControl w:val="0"/>
-              <w:rPr>
-                <w:rFonts w:eastAsia="Calibri"/>
-                <w:sz w:val="20"/>
-                <w:szCs w:val="20"/>
-              </w:rPr>
-            </w:pPr>
-          </w:p>
-        </w:tc>
-      </w:tr>
-      <w:tr>
-        <w:trPr>
-          <w:trHeight w:val="220"/>
-        </w:trPr>
-        <w:tc>
-          <w:tcPr>
-            <w:tcW w:w="1267" w:type="dxa"/>
-          </w:tcPr>
-          <w:p>
-            <w:pPr>
-              <w:rPr>
-                <w:rFonts w:eastAsia="Calibri"/>
-                <w:b/>
-                <w:sz w:val="20"/>
-                <w:szCs w:val="20"/>
-              </w:rPr>
-            </w:pPr>
-            <w:r>
-              <w:rPr>
-                <w:rFonts w:eastAsia="Calibri"/>
-                <w:b/>
-                <w:sz w:val="20"/>
-                <w:szCs w:val="20"/>
-              </w:rPr>
-              <w:t>Opción d)</w:t>
-            </w:r>
-          </w:p>
-        </w:tc>
-        <w:tc>
-          <w:tcPr>
-            <w:tcW w:w="6727" w:type="dxa"/>
-            <w:gridSpan w:val="2"/>
-            <w:shd w:val="clear" w:color="auto" w:fill="FFFFFF"/>
-          </w:tcPr>
-          <w:p>
-            <w:pPr>
-              <w:rPr>
-                <w:rFonts w:eastAsia="Calibri"/>
-                <w:sz w:val="20"/>
-                <w:szCs w:val="20"/>
-              </w:rPr>
-            </w:pPr>
-            <w:r>
-              <w:rPr>
-                <w:rFonts w:eastAsia="Calibri"/>
-                <w:sz w:val="20"/>
-                <w:szCs w:val="20"/>
-              </w:rPr>
-              <w:t>Realizar auditorías tributarias.</w:t>
-            </w:r>
-          </w:p>
-        </w:tc>
-        <w:tc>
-          <w:tcPr>
-            <w:tcW w:w="2160" w:type="dxa"/>
-            <w:shd w:val="clear" w:color="auto" w:fill="FFFFFF"/>
-          </w:tcPr>
-          <w:p>
-            <w:pPr>
-              <w:widowControl w:val="0"/>
-              <w:rPr>
-                <w:rFonts w:eastAsia="Calibri"/>
-                <w:sz w:val="20"/>
-                <w:szCs w:val="20"/>
-              </w:rPr>
-            </w:pPr>
-          </w:p>
-        </w:tc>
-      </w:tr>
-      <w:tr>
-        <w:trPr>
-          <w:trHeight w:val="220"/>
-        </w:trPr>
-        <w:tc>
-          <w:tcPr>
-            <w:tcW w:w="2534" w:type="dxa"/>
-            <w:gridSpan w:val="2"/>
-            <w:shd w:val="clear" w:color="auto" w:fill="FBE5D5"/>
-          </w:tcPr>
-          <w:p>
-            <w:pPr>
-              <w:rPr>
-                <w:rFonts w:eastAsia="Calibri"/>
-                <w:b/>
-                <w:sz w:val="20"/>
-                <w:szCs w:val="20"/>
-              </w:rPr>
-            </w:pPr>
-            <w:r>
-              <w:rPr>
-                <w:rFonts w:eastAsia="Calibri"/>
-                <w:b/>
-                <w:sz w:val="20"/>
-                <w:szCs w:val="20"/>
-              </w:rPr>
-              <w:t>Comentario respuesta correcta</w:t>
-            </w:r>
-          </w:p>
-        </w:tc>
-        <w:tc>
-          <w:tcPr>
-            <w:tcW w:w="7620" w:type="dxa"/>
-            <w:gridSpan w:val="2"/>
-            <w:shd w:val="clear" w:color="auto" w:fill="FFFFFF"/>
-          </w:tcPr>
-          <w:p>
-            <w:pPr>
-              <w:rPr>
-                <w:rFonts w:eastAsia="Calibri"/>
-                <w:bCs/>
-                <w:sz w:val="20"/>
-                <w:szCs w:val="20"/>
-              </w:rPr>
-            </w:pPr>
-            <w:r>
-              <w:rPr>
-                <w:rFonts w:eastAsia="Calibri"/>
-                <w:bCs/>
-                <w:sz w:val="20"/>
-                <w:szCs w:val="20"/>
-              </w:rPr>
-              <w:t xml:space="preserve">Se evidencia un adecuado dominio de los conceptos relacionados </w:t>
-            </w:r>
-            <w:r>
-              <w:rPr>
-                <w:rFonts w:eastAsia="Calibri"/>
-                <w:bCs/>
-                <w:sz w:val="20"/>
-                <w:szCs w:val="20"/>
-              </w:rPr>
-              <w:t xml:space="preserve">con la </w:t>
-            </w:r>
-            <w:r>
-              <w:rPr>
-                <w:rFonts w:eastAsia="Calibri"/>
-                <w:sz w:val="20"/>
-                <w:szCs w:val="20"/>
-              </w:rPr>
-              <w:t>e</w:t>
-            </w:r>
-            <w:r>
-              <w:rPr>
-                <w:rFonts w:eastAsia="Calibri"/>
-                <w:sz w:val="20"/>
-                <w:szCs w:val="20"/>
-              </w:rPr>
-              <w:t>valuación financiera y plan de acción estratégico de un proyecto agropecuario</w:t>
+              <w:t>Se evidencia un adecuado dominio de los conceptos relacionados</w:t>
+            </w:r>
+            <w:r>
+              <w:rPr>
+                <w:rFonts w:eastAsia="Calibri"/>
+                <w:bCs/>
+                <w:sz w:val="20"/>
+                <w:szCs w:val="20"/>
+              </w:rPr>
+              <w:t xml:space="preserve"> los planes de acción en un </w:t>
+            </w:r>
+            <w:r>
+              <w:rPr>
+                <w:rFonts w:eastAsia="Calibri"/>
+                <w:sz w:val="20"/>
+                <w:szCs w:val="20"/>
+              </w:rPr>
+              <w:t>proyecto agropecuario</w:t>
             </w:r>
             <w:r>
               <w:rPr>
@@ -9266,36 +11478,37 @@
                 <w:sz w:val="20"/>
                 <w:szCs w:val="20"/>
               </w:rPr>
-              <w:t xml:space="preserve">Se recomienda revisar nuevamente los contenidos del componente formativo relacionados </w:t>
-            </w:r>
-            <w:r>
-              <w:rPr>
-                <w:rFonts w:eastAsia="Calibri"/>
-                <w:bCs/>
-                <w:sz w:val="20"/>
-                <w:szCs w:val="20"/>
-              </w:rPr>
-              <w:t xml:space="preserve">con la </w:t>
-            </w:r>
-            <w:r>
-              <w:rPr>
-                <w:rFonts w:eastAsia="Calibri"/>
-                <w:sz w:val="20"/>
-                <w:szCs w:val="20"/>
-              </w:rPr>
-              <w:t>e</w:t>
-            </w:r>
-            <w:r>
-              <w:rPr>
-                <w:rFonts w:eastAsia="Calibri"/>
-                <w:sz w:val="20"/>
-                <w:szCs w:val="20"/>
-              </w:rPr>
-              <w:t>valuación financiera y plan de acción estratégico de un proyecto agropecuario</w:t>
-            </w:r>
-            <w:r>
-              <w:rPr>
-                <w:rFonts w:eastAsia="Calibri"/>
+              <w:t>Se recomienda revisar nuevamente los contenidos del componente formativo relacionados</w:t>
+            </w:r>
+            <w:r>
+              <w:rPr>
+                <w:rFonts w:eastAsia="Calibri"/>
+                <w:sz w:val="20"/>
+                <w:szCs w:val="20"/>
+              </w:rPr>
+              <w:t xml:space="preserve"> con los </w:t>
+            </w:r>
+            <w:r>
+              <w:rPr>
+                <w:rFonts w:eastAsia="Calibri"/>
+                <w:bCs/>
+                <w:sz w:val="20"/>
+                <w:szCs w:val="20"/>
+              </w:rPr>
+              <w:t xml:space="preserve">planes de acción en un </w:t>
+            </w:r>
+            <w:r>
+              <w:rPr>
+                <w:rFonts w:eastAsia="Calibri"/>
+                <w:sz w:val="20"/>
+                <w:szCs w:val="20"/>
+              </w:rPr>
+              <w:t>proyecto agropecuario</w:t>
+            </w:r>
+            <w:r>
+              <w:rPr>
+                <w:rFonts w:eastAsia="Calibri"/>
+                <w:bCs/>
                 <w:sz w:val="20"/>
                 <w:szCs w:val="20"/>
               </w:rPr>
@@ -9330,7 +11543,7 @@
                 <w:sz w:val="20"/>
                 <w:szCs w:val="20"/>
               </w:rPr>
-              <w:t>Pregunta 16</w:t>
+              <w:t>Pregunta 20</w:t>
             </w:r>
           </w:p>
         </w:tc>
@@ -9358,7 +11571,7 @@
                 <w:sz w:val="20"/>
                 <w:szCs w:val="20"/>
               </w:rPr>
-              <w:t>Para definir un plan de acción es necesario:</w:t>
+              <w:t>La evaluación financiera, económica y social de un proyecto contribuye a:</w:t>
             </w:r>
           </w:p>
         </w:tc>
@@ -9411,7 +11624,7 @@
                 <w:sz w:val="20"/>
                 <w:szCs w:val="20"/>
               </w:rPr>
-              <w:t>Diseñar campañas publicitarias exclusivamente.</w:t>
+              <w:t>Establecer el organigrama empresarial.</w:t>
             </w:r>
           </w:p>
         </w:tc>
@@ -9480,7 +11693,7 @@
                 <w:sz w:val="20"/>
                 <w:szCs w:val="20"/>
               </w:rPr>
-              <w:t>Elaborar contratos laborales.</w:t>
+              <w:t>Tomar decisiones informadas sobre su viabilidad y sostenibilidad.</w:t>
             </w:r>
           </w:p>
         </w:tc>
@@ -9492,12 +11705,21 @@
           <w:p>
             <w:pPr>
               <w:widowControl w:val="0"/>
-              <w:rPr>
-                <w:rFonts w:eastAsia="Calibri"/>
-                <w:sz w:val="20"/>
-                <w:szCs w:val="20"/>
-              </w:rPr>
-            </w:pPr>
+              <w:jc w:val="center"/>
+              <w:rPr>
+                <w:rFonts w:eastAsia="Calibri"/>
+                <w:sz w:val="20"/>
+                <w:szCs w:val="20"/>
+              </w:rPr>
+            </w:pPr>
+            <w:r>
+              <w:rPr>
+                <w:rFonts w:eastAsia="Calibri"/>
+                <w:sz w:val="20"/>
+                <w:szCs w:val="20"/>
+              </w:rPr>
+              <w:t>X</w:t>
+            </w:r>
           </w:p>
         </w:tc>
       </w:tr>
@@ -9525,2123 +11747,6 @@
                 <w:sz w:val="20"/>
                 <w:szCs w:val="20"/>
               </w:rPr>
-              <w:t>Opción c)</w:t>
-            </w:r>
-          </w:p>
-        </w:tc>
-        <w:tc>
-          <w:tcPr>
-            <w:tcW w:w="6727" w:type="dxa"/>
-            <w:gridSpan w:val="2"/>
-            <w:shd w:val="clear" w:color="auto" w:fill="FFFFFF"/>
-          </w:tcPr>
-          <w:p>
-            <w:pPr>
-              <w:rPr>
-                <w:rFonts w:eastAsia="Calibri"/>
-                <w:sz w:val="20"/>
-                <w:szCs w:val="20"/>
-              </w:rPr>
-            </w:pPr>
-            <w:r>
-              <w:rPr>
-                <w:rFonts w:eastAsia="Calibri"/>
-                <w:sz w:val="20"/>
-                <w:szCs w:val="20"/>
-              </w:rPr>
-              <w:t>Determinar la oferta del mercado.</w:t>
-            </w:r>
-          </w:p>
-        </w:tc>
-        <w:tc>
-          <w:tcPr>
-            <w:tcW w:w="2160" w:type="dxa"/>
-            <w:shd w:val="clear" w:color="auto" w:fill="FFFFFF"/>
-          </w:tcPr>
-          <w:p>
-            <w:pPr>
-              <w:widowControl w:val="0"/>
-              <w:rPr>
-                <w:rFonts w:eastAsia="Calibri"/>
-                <w:sz w:val="20"/>
-                <w:szCs w:val="20"/>
-              </w:rPr>
-            </w:pPr>
-          </w:p>
-        </w:tc>
-      </w:tr>
-      <w:tr>
-        <w:trPr>
-          <w:trHeight w:val="220"/>
-        </w:trPr>
-        <w:tc>
-          <w:tcPr>
-            <w:tcW w:w="1267" w:type="dxa"/>
-          </w:tcPr>
-          <w:p>
-            <w:pPr>
-              <w:rPr>
-                <w:rFonts w:eastAsia="Calibri"/>
-                <w:b/>
-                <w:sz w:val="20"/>
-                <w:szCs w:val="20"/>
-              </w:rPr>
-            </w:pPr>
-            <w:r>
-              <w:rPr>
-                <w:rFonts w:eastAsia="Calibri"/>
-                <w:b/>
-                <w:sz w:val="20"/>
-                <w:szCs w:val="20"/>
-              </w:rPr>
-              <w:t>Opción d)</w:t>
-            </w:r>
-          </w:p>
-        </w:tc>
-        <w:tc>
-          <w:tcPr>
-            <w:tcW w:w="6727" w:type="dxa"/>
-            <w:gridSpan w:val="2"/>
-            <w:shd w:val="clear" w:color="auto" w:fill="FFFFFF"/>
-          </w:tcPr>
-          <w:p>
-            <w:pPr>
-              <w:rPr>
-                <w:rFonts w:eastAsia="Calibri"/>
-                <w:sz w:val="20"/>
-                <w:szCs w:val="20"/>
-              </w:rPr>
-            </w:pPr>
-            <w:r>
-              <w:rPr>
-                <w:rFonts w:eastAsia="Calibri"/>
-                <w:sz w:val="20"/>
-                <w:szCs w:val="20"/>
-              </w:rPr>
-              <w:t>Establecer actividades, responsables y tiempos de ejecución.</w:t>
-            </w:r>
-          </w:p>
-        </w:tc>
-        <w:tc>
-          <w:tcPr>
-            <w:tcW w:w="2160" w:type="dxa"/>
-            <w:shd w:val="clear" w:color="auto" w:fill="FFFFFF"/>
-          </w:tcPr>
-          <w:p>
-            <w:pPr>
-              <w:widowControl w:val="0"/>
-              <w:rPr>
-                <w:rFonts w:eastAsia="Calibri"/>
-                <w:sz w:val="20"/>
-                <w:szCs w:val="20"/>
-              </w:rPr>
-            </w:pPr>
-            <w:r>
-              <w:rPr>
-                <w:rFonts w:eastAsia="Calibri"/>
-                <w:sz w:val="20"/>
-                <w:szCs w:val="20"/>
-              </w:rPr>
-              <w:t>X</w:t>
-            </w:r>
-          </w:p>
-        </w:tc>
-      </w:tr>
-      <w:tr>
-        <w:trPr>
-          <w:trHeight w:val="220"/>
-        </w:trPr>
-        <w:tc>
-          <w:tcPr>
-            <w:tcW w:w="2534" w:type="dxa"/>
-            <w:gridSpan w:val="2"/>
-            <w:shd w:val="clear" w:color="auto" w:fill="FBE5D5"/>
-          </w:tcPr>
-          <w:p>
-            <w:pPr>
-              <w:rPr>
-                <w:rFonts w:eastAsia="Calibri"/>
-                <w:b/>
-                <w:sz w:val="20"/>
-                <w:szCs w:val="20"/>
-              </w:rPr>
-            </w:pPr>
-            <w:r>
-              <w:rPr>
-                <w:rFonts w:eastAsia="Calibri"/>
-                <w:b/>
-                <w:sz w:val="20"/>
-                <w:szCs w:val="20"/>
-              </w:rPr>
-              <w:t>Comentario respuesta correcta</w:t>
-            </w:r>
-          </w:p>
-        </w:tc>
-        <w:tc>
-          <w:tcPr>
-            <w:tcW w:w="7620" w:type="dxa"/>
-            <w:gridSpan w:val="2"/>
-            <w:shd w:val="clear" w:color="auto" w:fill="FFFFFF"/>
-          </w:tcPr>
-          <w:p>
-            <w:pPr>
-              <w:rPr>
-                <w:rFonts w:eastAsia="Calibri"/>
-                <w:bCs/>
-                <w:sz w:val="20"/>
-                <w:szCs w:val="20"/>
-              </w:rPr>
-            </w:pPr>
-            <w:r>
-              <w:rPr>
-                <w:rFonts w:eastAsia="Calibri"/>
-                <w:bCs/>
-                <w:sz w:val="20"/>
-                <w:szCs w:val="20"/>
-              </w:rPr>
-              <w:t xml:space="preserve">Se evidencia un adecuado dominio de los conceptos relacionados </w:t>
-            </w:r>
-            <w:r>
-              <w:rPr>
-                <w:rFonts w:eastAsia="Calibri"/>
-                <w:bCs/>
-                <w:sz w:val="20"/>
-                <w:szCs w:val="20"/>
-              </w:rPr>
-              <w:t xml:space="preserve">con la </w:t>
-            </w:r>
-            <w:r>
-              <w:rPr>
-                <w:rFonts w:eastAsia="Calibri"/>
-                <w:sz w:val="20"/>
-                <w:szCs w:val="20"/>
-              </w:rPr>
-              <w:t>e</w:t>
-            </w:r>
-            <w:r>
-              <w:rPr>
-                <w:rFonts w:eastAsia="Calibri"/>
-                <w:sz w:val="20"/>
-                <w:szCs w:val="20"/>
-              </w:rPr>
-              <w:t>valuación financiera y plan de acción estratégico de un proyecto agropecuario</w:t>
-            </w:r>
-            <w:r>
-              <w:rPr>
-                <w:rFonts w:eastAsia="Calibri"/>
-                <w:bCs/>
-                <w:sz w:val="20"/>
-                <w:szCs w:val="20"/>
-              </w:rPr>
-              <w:t>.</w:t>
-            </w:r>
-          </w:p>
-        </w:tc>
-      </w:tr>
-      <w:tr>
-        <w:trPr>
-          <w:trHeight w:val="220"/>
-        </w:trPr>
-        <w:tc>
-          <w:tcPr>
-            <w:tcW w:w="2534" w:type="dxa"/>
-            <w:gridSpan w:val="2"/>
-            <w:shd w:val="clear" w:color="auto" w:fill="FBE5D5"/>
-          </w:tcPr>
-          <w:p>
-            <w:pPr>
-              <w:rPr>
-                <w:rFonts w:eastAsia="Calibri"/>
-                <w:b/>
-                <w:sz w:val="20"/>
-                <w:szCs w:val="20"/>
-              </w:rPr>
-            </w:pPr>
-            <w:r>
-              <w:rPr>
-                <w:rFonts w:eastAsia="Calibri"/>
-                <w:b/>
-                <w:sz w:val="20"/>
-                <w:szCs w:val="20"/>
-              </w:rPr>
-              <w:t>Comentario respuesta incorrecta</w:t>
-            </w:r>
-          </w:p>
-        </w:tc>
-        <w:tc>
-          <w:tcPr>
-            <w:tcW w:w="7620" w:type="dxa"/>
-            <w:gridSpan w:val="2"/>
-            <w:shd w:val="clear" w:color="auto" w:fill="FFFFFF"/>
-          </w:tcPr>
-          <w:p>
-            <w:pPr>
-              <w:rPr>
-                <w:rFonts w:eastAsia="Calibri"/>
-                <w:bCs/>
-                <w:sz w:val="20"/>
-                <w:szCs w:val="20"/>
-              </w:rPr>
-            </w:pPr>
-            <w:r>
-              <w:rPr>
-                <w:rFonts w:eastAsia="Calibri"/>
-                <w:sz w:val="20"/>
-                <w:szCs w:val="20"/>
-              </w:rPr>
-              <w:t xml:space="preserve">Se recomienda revisar nuevamente los contenidos del componente formativo relacionados </w:t>
-            </w:r>
-            <w:r>
-              <w:rPr>
-                <w:rFonts w:eastAsia="Calibri"/>
-                <w:bCs/>
-                <w:sz w:val="20"/>
-                <w:szCs w:val="20"/>
-              </w:rPr>
-              <w:t xml:space="preserve">con la </w:t>
-            </w:r>
-            <w:r>
-              <w:rPr>
-                <w:rFonts w:eastAsia="Calibri"/>
-                <w:sz w:val="20"/>
-                <w:szCs w:val="20"/>
-              </w:rPr>
-              <w:t>e</w:t>
-            </w:r>
-            <w:r>
-              <w:rPr>
-                <w:rFonts w:eastAsia="Calibri"/>
-                <w:sz w:val="20"/>
-                <w:szCs w:val="20"/>
-              </w:rPr>
-              <w:t>valuación financiera y plan de acción estratégico de un proyecto agropecuario</w:t>
-            </w:r>
-            <w:r>
-              <w:rPr>
-                <w:rFonts w:eastAsia="Calibri"/>
-                <w:sz w:val="20"/>
-                <w:szCs w:val="20"/>
-              </w:rPr>
-              <w:t>.</w:t>
-            </w:r>
-          </w:p>
-        </w:tc>
-      </w:tr>
-      <w:tr>
-        <w:trPr>
-          <w:trHeight w:val="220"/>
-        </w:trPr>
-        <w:tc>
-          <w:tcPr>
-            <w:tcW w:w="2534" w:type="dxa"/>
-            <w:gridSpan w:val="2"/>
-            <w:shd w:val="clear" w:color="auto" w:fill="FBE5D5"/>
-          </w:tcPr>
-          <w:p>
-            <w:pPr>
-              <w:rPr>
-                <w:rFonts w:eastAsia="Calibri"/>
-                <w:b/>
-                <w:sz w:val="20"/>
-                <w:szCs w:val="20"/>
-              </w:rPr>
-            </w:pPr>
-            <w:r>
-              <w:rPr>
-                <w:rFonts w:eastAsia="Calibri"/>
-                <w:b/>
-                <w:sz w:val="20"/>
-                <w:szCs w:val="20"/>
-              </w:rPr>
-              <w:t>Pregunta 17</w:t>
-            </w:r>
-          </w:p>
-        </w:tc>
-        <w:tc>
-          <w:tcPr>
-            <w:tcW w:w="7620" w:type="dxa"/>
-            <w:gridSpan w:val="2"/>
-            <w:shd w:val="clear" w:color="auto" w:fill="FBE5D5"/>
-          </w:tcPr>
-          <w:p>
-            <w:pPr>
-              <w:rPr>
-                <w:rFonts w:eastAsia="Calibri"/>
-                <w:b/>
-                <w:bCs/>
-                <w:sz w:val="20"/>
-                <w:szCs w:val="20"/>
-              </w:rPr>
-            </w:pPr>
-            <w:r>
-              <w:rPr>
-                <w:rFonts w:eastAsia="Calibri"/>
-                <w:b/>
-                <w:bCs/>
-                <w:sz w:val="20"/>
-                <w:szCs w:val="20"/>
-              </w:rPr>
-              <w:t>La valoración de los resultados del plan de acción permite:</w:t>
-            </w:r>
-          </w:p>
-        </w:tc>
-      </w:tr>
-      <w:tr>
-        <w:trPr>
-          <w:trHeight w:val="220"/>
-        </w:trPr>
-        <w:tc>
-          <w:tcPr>
-            <w:tcW w:w="1267" w:type="dxa"/>
-          </w:tcPr>
-          <w:p>
-            <w:pPr>
-              <w:rPr>
-                <w:rFonts w:eastAsia="Calibri"/>
-                <w:b/>
-                <w:sz w:val="20"/>
-                <w:szCs w:val="20"/>
-              </w:rPr>
-            </w:pPr>
-            <w:r>
-              <w:rPr>
-                <w:rFonts w:eastAsia="Calibri"/>
-                <w:b/>
-                <w:sz w:val="20"/>
-                <w:szCs w:val="20"/>
-              </w:rPr>
-              <w:t>Opción a)</w:t>
-            </w:r>
-          </w:p>
-        </w:tc>
-        <w:tc>
-          <w:tcPr>
-            <w:tcW w:w="6727" w:type="dxa"/>
-            <w:gridSpan w:val="2"/>
-            <w:shd w:val="clear" w:color="auto" w:fill="FFFFFF"/>
-          </w:tcPr>
-          <w:p>
-            <w:pPr>
-              <w:rPr>
-                <w:rFonts w:eastAsia="Calibri"/>
-                <w:sz w:val="20"/>
-                <w:szCs w:val="20"/>
-              </w:rPr>
-            </w:pPr>
-            <w:r>
-              <w:rPr>
-                <w:rFonts w:eastAsia="Calibri"/>
-                <w:sz w:val="20"/>
-                <w:szCs w:val="20"/>
-              </w:rPr>
-              <w:t>Verificar el cumplimiento de los objetivos establecidos.</w:t>
-            </w:r>
-          </w:p>
-        </w:tc>
-        <w:tc>
-          <w:tcPr>
-            <w:tcW w:w="2160" w:type="dxa"/>
-            <w:shd w:val="clear" w:color="auto" w:fill="FFFFFF"/>
-          </w:tcPr>
-          <w:p>
-            <w:pPr>
-              <w:widowControl w:val="0"/>
-              <w:rPr>
-                <w:rFonts w:eastAsia="Calibri"/>
-                <w:sz w:val="20"/>
-                <w:szCs w:val="20"/>
-              </w:rPr>
-            </w:pPr>
-            <w:r>
-              <w:rPr>
-                <w:rFonts w:eastAsia="Calibri"/>
-                <w:sz w:val="20"/>
-                <w:szCs w:val="20"/>
-              </w:rPr>
-              <w:t>X</w:t>
-            </w:r>
-          </w:p>
-        </w:tc>
-      </w:tr>
-      <w:tr>
-        <w:trPr>
-          <w:trHeight w:val="220"/>
-        </w:trPr>
-        <w:tc>
-          <w:tcPr>
-            <w:tcW w:w="1267" w:type="dxa"/>
-          </w:tcPr>
-          <w:p>
-            <w:pPr>
-              <w:rPr>
-                <w:rFonts w:eastAsia="Calibri"/>
-                <w:b/>
-                <w:sz w:val="20"/>
-                <w:szCs w:val="20"/>
-              </w:rPr>
-            </w:pPr>
-            <w:r>
-              <w:rPr>
-                <w:rFonts w:eastAsia="Calibri"/>
-                <w:b/>
-                <w:sz w:val="20"/>
-                <w:szCs w:val="20"/>
-              </w:rPr>
-              <w:t>Opción b)</w:t>
-            </w:r>
-          </w:p>
-        </w:tc>
-        <w:tc>
-          <w:tcPr>
-            <w:tcW w:w="6727" w:type="dxa"/>
-            <w:gridSpan w:val="2"/>
-            <w:shd w:val="clear" w:color="auto" w:fill="FFFFFF"/>
-          </w:tcPr>
-          <w:p>
-            <w:pPr>
-              <w:rPr>
-                <w:rFonts w:eastAsia="Calibri"/>
-                <w:sz w:val="20"/>
-                <w:szCs w:val="20"/>
-              </w:rPr>
-            </w:pPr>
-            <w:r>
-              <w:rPr>
-                <w:rFonts w:eastAsia="Calibri"/>
-                <w:sz w:val="20"/>
-                <w:szCs w:val="20"/>
-              </w:rPr>
-              <w:t>Calcular únicamente los impuestos.</w:t>
-            </w:r>
-          </w:p>
-        </w:tc>
-        <w:tc>
-          <w:tcPr>
-            <w:tcW w:w="2160" w:type="dxa"/>
-            <w:shd w:val="clear" w:color="auto" w:fill="FFFFFF"/>
-          </w:tcPr>
-          <w:p>
-            <w:pPr>
-              <w:widowControl w:val="0"/>
-              <w:rPr>
-                <w:rFonts w:eastAsia="Calibri"/>
-                <w:sz w:val="20"/>
-                <w:szCs w:val="20"/>
-              </w:rPr>
-            </w:pPr>
-          </w:p>
-        </w:tc>
-      </w:tr>
-      <w:tr>
-        <w:trPr>
-          <w:trHeight w:val="220"/>
-        </w:trPr>
-        <w:tc>
-          <w:tcPr>
-            <w:tcW w:w="1267" w:type="dxa"/>
-          </w:tcPr>
-          <w:p>
-            <w:pPr>
-              <w:rPr>
-                <w:rFonts w:eastAsia="Calibri"/>
-                <w:b/>
-                <w:sz w:val="20"/>
-                <w:szCs w:val="20"/>
-              </w:rPr>
-            </w:pPr>
-            <w:r>
-              <w:rPr>
-                <w:rFonts w:eastAsia="Calibri"/>
-                <w:b/>
-                <w:sz w:val="20"/>
-                <w:szCs w:val="20"/>
-              </w:rPr>
-              <w:t>Opción c)</w:t>
-            </w:r>
-          </w:p>
-        </w:tc>
-        <w:tc>
-          <w:tcPr>
-            <w:tcW w:w="6727" w:type="dxa"/>
-            <w:gridSpan w:val="2"/>
-            <w:shd w:val="clear" w:color="auto" w:fill="FFFFFF"/>
-          </w:tcPr>
-          <w:p>
-            <w:pPr>
-              <w:rPr>
-                <w:rFonts w:eastAsia="Calibri"/>
-                <w:sz w:val="20"/>
-                <w:szCs w:val="20"/>
-              </w:rPr>
-            </w:pPr>
-            <w:r>
-              <w:rPr>
-                <w:rFonts w:eastAsia="Calibri"/>
-                <w:sz w:val="20"/>
-                <w:szCs w:val="20"/>
-              </w:rPr>
-              <w:t>Incrementar automáticamente los ingresos.</w:t>
-            </w:r>
-          </w:p>
-        </w:tc>
-        <w:tc>
-          <w:tcPr>
-            <w:tcW w:w="2160" w:type="dxa"/>
-            <w:shd w:val="clear" w:color="auto" w:fill="FFFFFF"/>
-          </w:tcPr>
-          <w:p>
-            <w:pPr>
-              <w:widowControl w:val="0"/>
-              <w:rPr>
-                <w:rFonts w:eastAsia="Calibri"/>
-                <w:sz w:val="20"/>
-                <w:szCs w:val="20"/>
-              </w:rPr>
-            </w:pPr>
-          </w:p>
-        </w:tc>
-      </w:tr>
-      <w:tr>
-        <w:trPr>
-          <w:trHeight w:val="220"/>
-        </w:trPr>
-        <w:tc>
-          <w:tcPr>
-            <w:tcW w:w="1267" w:type="dxa"/>
-          </w:tcPr>
-          <w:p>
-            <w:pPr>
-              <w:rPr>
-                <w:rFonts w:eastAsia="Calibri"/>
-                <w:b/>
-                <w:sz w:val="20"/>
-                <w:szCs w:val="20"/>
-              </w:rPr>
-            </w:pPr>
-            <w:r>
-              <w:rPr>
-                <w:rFonts w:eastAsia="Calibri"/>
-                <w:b/>
-                <w:sz w:val="20"/>
-                <w:szCs w:val="20"/>
-              </w:rPr>
-              <w:t>Opción d)</w:t>
-            </w:r>
-          </w:p>
-        </w:tc>
-        <w:tc>
-          <w:tcPr>
-            <w:tcW w:w="6727" w:type="dxa"/>
-            <w:gridSpan w:val="2"/>
-            <w:shd w:val="clear" w:color="auto" w:fill="FFFFFF"/>
-          </w:tcPr>
-          <w:p>
-            <w:pPr>
-              <w:rPr>
-                <w:rFonts w:eastAsia="Calibri"/>
-                <w:sz w:val="20"/>
-                <w:szCs w:val="20"/>
-              </w:rPr>
-            </w:pPr>
-            <w:r>
-              <w:rPr>
-                <w:rFonts w:eastAsia="Calibri"/>
-                <w:sz w:val="20"/>
-                <w:szCs w:val="20"/>
-              </w:rPr>
-              <w:t>Modificar la normatividad vigente.</w:t>
-            </w:r>
-          </w:p>
-        </w:tc>
-        <w:tc>
-          <w:tcPr>
-            <w:tcW w:w="2160" w:type="dxa"/>
-            <w:shd w:val="clear" w:color="auto" w:fill="FFFFFF"/>
-          </w:tcPr>
-          <w:p>
-            <w:pPr>
-              <w:widowControl w:val="0"/>
-              <w:rPr>
-                <w:rFonts w:eastAsia="Calibri"/>
-                <w:sz w:val="20"/>
-                <w:szCs w:val="20"/>
-              </w:rPr>
-            </w:pPr>
-          </w:p>
-        </w:tc>
-      </w:tr>
-      <w:tr>
-        <w:trPr>
-          <w:trHeight w:val="220"/>
-        </w:trPr>
-        <w:tc>
-          <w:tcPr>
-            <w:tcW w:w="2534" w:type="dxa"/>
-            <w:gridSpan w:val="2"/>
-            <w:shd w:val="clear" w:color="auto" w:fill="FBE5D5"/>
-          </w:tcPr>
-          <w:p>
-            <w:pPr>
-              <w:rPr>
-                <w:rFonts w:eastAsia="Calibri"/>
-                <w:b/>
-                <w:sz w:val="20"/>
-                <w:szCs w:val="20"/>
-              </w:rPr>
-            </w:pPr>
-            <w:r>
-              <w:rPr>
-                <w:rFonts w:eastAsia="Calibri"/>
-                <w:b/>
-                <w:sz w:val="20"/>
-                <w:szCs w:val="20"/>
-              </w:rPr>
-              <w:t>Comentario respuesta correcta</w:t>
-            </w:r>
-          </w:p>
-        </w:tc>
-        <w:tc>
-          <w:tcPr>
-            <w:tcW w:w="7620" w:type="dxa"/>
-            <w:gridSpan w:val="2"/>
-            <w:shd w:val="clear" w:color="auto" w:fill="FFFFFF"/>
-          </w:tcPr>
-          <w:p>
-            <w:pPr>
-              <w:rPr>
-                <w:rFonts w:eastAsia="Calibri"/>
-                <w:bCs/>
-                <w:sz w:val="20"/>
-                <w:szCs w:val="20"/>
-              </w:rPr>
-            </w:pPr>
-            <w:r>
-              <w:rPr>
-                <w:rFonts w:eastAsia="Calibri"/>
-                <w:bCs/>
-                <w:sz w:val="20"/>
-                <w:szCs w:val="20"/>
-              </w:rPr>
-              <w:t xml:space="preserve">Se evidencia un adecuado dominio de los conceptos relacionados </w:t>
-            </w:r>
-            <w:r>
-              <w:rPr>
-                <w:rFonts w:eastAsia="Calibri"/>
-                <w:bCs/>
-                <w:sz w:val="20"/>
-                <w:szCs w:val="20"/>
-              </w:rPr>
-              <w:t xml:space="preserve">con la </w:t>
-            </w:r>
-            <w:r>
-              <w:rPr>
-                <w:rFonts w:eastAsia="Calibri"/>
-                <w:sz w:val="20"/>
-                <w:szCs w:val="20"/>
-              </w:rPr>
-              <w:t>e</w:t>
-            </w:r>
-            <w:r>
-              <w:rPr>
-                <w:rFonts w:eastAsia="Calibri"/>
-                <w:sz w:val="20"/>
-                <w:szCs w:val="20"/>
-              </w:rPr>
-              <w:t>valuación financiera y plan de acción estratégico de un proyecto agropecuario</w:t>
-            </w:r>
-            <w:r>
-              <w:rPr>
-                <w:rFonts w:eastAsia="Calibri"/>
-                <w:bCs/>
-                <w:sz w:val="20"/>
-                <w:szCs w:val="20"/>
-              </w:rPr>
-              <w:t>.</w:t>
-            </w:r>
-          </w:p>
-        </w:tc>
-      </w:tr>
-      <w:tr>
-        <w:trPr>
-          <w:trHeight w:val="220"/>
-        </w:trPr>
-        <w:tc>
-          <w:tcPr>
-            <w:tcW w:w="2534" w:type="dxa"/>
-            <w:gridSpan w:val="2"/>
-            <w:shd w:val="clear" w:color="auto" w:fill="FBE5D5"/>
-          </w:tcPr>
-          <w:p>
-            <w:pPr>
-              <w:rPr>
-                <w:rFonts w:eastAsia="Calibri"/>
-                <w:b/>
-                <w:sz w:val="20"/>
-                <w:szCs w:val="20"/>
-              </w:rPr>
-            </w:pPr>
-            <w:r>
-              <w:rPr>
-                <w:rFonts w:eastAsia="Calibri"/>
-                <w:b/>
-                <w:sz w:val="20"/>
-                <w:szCs w:val="20"/>
-              </w:rPr>
-              <w:t>Comentario respuesta incorrecta</w:t>
-            </w:r>
-          </w:p>
-        </w:tc>
-        <w:tc>
-          <w:tcPr>
-            <w:tcW w:w="7620" w:type="dxa"/>
-            <w:gridSpan w:val="2"/>
-            <w:shd w:val="clear" w:color="auto" w:fill="FFFFFF"/>
-          </w:tcPr>
-          <w:p>
-            <w:pPr>
-              <w:rPr>
-                <w:rFonts w:eastAsia="Calibri"/>
-                <w:bCs/>
-                <w:sz w:val="20"/>
-                <w:szCs w:val="20"/>
-              </w:rPr>
-            </w:pPr>
-            <w:r>
-              <w:rPr>
-                <w:rFonts w:eastAsia="Calibri"/>
-                <w:sz w:val="20"/>
-                <w:szCs w:val="20"/>
-              </w:rPr>
-              <w:t xml:space="preserve">Se recomienda revisar nuevamente los contenidos del componente formativo relacionados </w:t>
-            </w:r>
-            <w:r>
-              <w:rPr>
-                <w:rFonts w:eastAsia="Calibri"/>
-                <w:bCs/>
-                <w:sz w:val="20"/>
-                <w:szCs w:val="20"/>
-              </w:rPr>
-              <w:t xml:space="preserve">con la </w:t>
-            </w:r>
-            <w:r>
-              <w:rPr>
-                <w:rFonts w:eastAsia="Calibri"/>
-                <w:sz w:val="20"/>
-                <w:szCs w:val="20"/>
-              </w:rPr>
-              <w:t>e</w:t>
-            </w:r>
-            <w:r>
-              <w:rPr>
-                <w:rFonts w:eastAsia="Calibri"/>
-                <w:sz w:val="20"/>
-                <w:szCs w:val="20"/>
-              </w:rPr>
-              <w:t>valuación financiera y plan de acción estratégico de un proyecto agropecuario</w:t>
-            </w:r>
-            <w:r>
-              <w:rPr>
-                <w:rFonts w:eastAsia="Calibri"/>
-                <w:sz w:val="20"/>
-                <w:szCs w:val="20"/>
-              </w:rPr>
-              <w:t>.</w:t>
-            </w:r>
-          </w:p>
-        </w:tc>
-      </w:tr>
-      <w:tr>
-        <w:trPr>
-          <w:trHeight w:val="220"/>
-        </w:trPr>
-        <w:tc>
-          <w:tcPr>
-            <w:tcW w:w="2534" w:type="dxa"/>
-            <w:gridSpan w:val="2"/>
-            <w:shd w:val="clear" w:color="auto" w:fill="FBE5D5"/>
-          </w:tcPr>
-          <w:p>
-            <w:pPr>
-              <w:rPr>
-                <w:rFonts w:eastAsia="Calibri"/>
-                <w:b/>
-                <w:sz w:val="20"/>
-                <w:szCs w:val="20"/>
-              </w:rPr>
-            </w:pPr>
-            <w:r>
-              <w:rPr>
-                <w:rFonts w:eastAsia="Calibri"/>
-                <w:b/>
-                <w:sz w:val="20"/>
-                <w:szCs w:val="20"/>
-              </w:rPr>
-              <w:t>Pregunta 18</w:t>
-            </w:r>
-          </w:p>
-        </w:tc>
-        <w:tc>
-          <w:tcPr>
-            <w:tcW w:w="7620" w:type="dxa"/>
-            <w:gridSpan w:val="2"/>
-            <w:shd w:val="clear" w:color="auto" w:fill="FBE5D5"/>
-          </w:tcPr>
-          <w:p>
-            <w:pPr>
-              <w:rPr>
-                <w:rFonts w:eastAsia="Calibri"/>
-                <w:b/>
-                <w:bCs/>
-                <w:sz w:val="20"/>
-                <w:szCs w:val="20"/>
-              </w:rPr>
-            </w:pPr>
-            <w:r>
-              <w:rPr>
-                <w:rFonts w:eastAsia="Calibri"/>
-                <w:b/>
-                <w:bCs/>
-                <w:sz w:val="20"/>
-                <w:szCs w:val="20"/>
-              </w:rPr>
-              <w:t>El seguimiento de un plan de acción facilita:</w:t>
-            </w:r>
-          </w:p>
-        </w:tc>
-      </w:tr>
-      <w:tr>
-        <w:trPr>
-          <w:trHeight w:val="220"/>
-        </w:trPr>
-        <w:tc>
-          <w:tcPr>
-            <w:tcW w:w="1267" w:type="dxa"/>
-          </w:tcPr>
-          <w:p>
-            <w:pPr>
-              <w:rPr>
-                <w:rFonts w:eastAsia="Calibri"/>
-                <w:b/>
-                <w:sz w:val="20"/>
-                <w:szCs w:val="20"/>
-              </w:rPr>
-            </w:pPr>
-            <w:r>
-              <w:rPr>
-                <w:rFonts w:eastAsia="Calibri"/>
-                <w:b/>
-                <w:sz w:val="20"/>
-                <w:szCs w:val="20"/>
-              </w:rPr>
-              <w:t>Opción a)</w:t>
-            </w:r>
-          </w:p>
-        </w:tc>
-        <w:tc>
-          <w:tcPr>
-            <w:tcW w:w="6727" w:type="dxa"/>
-            <w:gridSpan w:val="2"/>
-            <w:shd w:val="clear" w:color="auto" w:fill="FFFFFF"/>
-          </w:tcPr>
-          <w:p>
-            <w:pPr>
-              <w:rPr>
-                <w:rFonts w:eastAsia="Calibri"/>
-                <w:sz w:val="20"/>
-                <w:szCs w:val="20"/>
-              </w:rPr>
-            </w:pPr>
-            <w:r>
-              <w:rPr>
-                <w:rFonts w:eastAsia="Calibri"/>
-                <w:sz w:val="20"/>
-                <w:szCs w:val="20"/>
-              </w:rPr>
-              <w:t>Eliminar la necesidad de planificación.</w:t>
-            </w:r>
-          </w:p>
-        </w:tc>
-        <w:tc>
-          <w:tcPr>
-            <w:tcW w:w="2160" w:type="dxa"/>
-            <w:shd w:val="clear" w:color="auto" w:fill="FFFFFF"/>
-          </w:tcPr>
-          <w:p>
-            <w:pPr>
-              <w:widowControl w:val="0"/>
-              <w:rPr>
-                <w:rFonts w:eastAsia="Calibri"/>
-                <w:sz w:val="20"/>
-                <w:szCs w:val="20"/>
-              </w:rPr>
-            </w:pPr>
-          </w:p>
-        </w:tc>
-      </w:tr>
-      <w:tr>
-        <w:trPr>
-          <w:trHeight w:val="220"/>
-        </w:trPr>
-        <w:tc>
-          <w:tcPr>
-            <w:tcW w:w="1267" w:type="dxa"/>
-          </w:tcPr>
-          <w:p>
-            <w:pPr>
-              <w:rPr>
-                <w:rFonts w:eastAsia="Calibri"/>
-                <w:b/>
-                <w:sz w:val="20"/>
-                <w:szCs w:val="20"/>
-              </w:rPr>
-            </w:pPr>
-            <w:r>
-              <w:rPr>
-                <w:rFonts w:eastAsia="Calibri"/>
-                <w:b/>
-                <w:sz w:val="20"/>
-                <w:szCs w:val="20"/>
-              </w:rPr>
-              <w:t>Opción b)</w:t>
-            </w:r>
-          </w:p>
-        </w:tc>
-        <w:tc>
-          <w:tcPr>
-            <w:tcW w:w="6727" w:type="dxa"/>
-            <w:gridSpan w:val="2"/>
-            <w:shd w:val="clear" w:color="auto" w:fill="FFFFFF"/>
-          </w:tcPr>
-          <w:p>
-            <w:pPr>
-              <w:rPr>
-                <w:rFonts w:eastAsia="Calibri"/>
-                <w:sz w:val="20"/>
-                <w:szCs w:val="20"/>
-              </w:rPr>
-            </w:pPr>
-            <w:r>
-              <w:rPr>
-                <w:rFonts w:eastAsia="Calibri"/>
-                <w:sz w:val="20"/>
-                <w:szCs w:val="20"/>
-              </w:rPr>
-              <w:t>Evitar la asignación de responsabilidades.</w:t>
-            </w:r>
-          </w:p>
-        </w:tc>
-        <w:tc>
-          <w:tcPr>
-            <w:tcW w:w="2160" w:type="dxa"/>
-            <w:shd w:val="clear" w:color="auto" w:fill="FFFFFF"/>
-          </w:tcPr>
-          <w:p>
-            <w:pPr>
-              <w:widowControl w:val="0"/>
-              <w:rPr>
-                <w:rFonts w:eastAsia="Calibri"/>
-                <w:sz w:val="20"/>
-                <w:szCs w:val="20"/>
-              </w:rPr>
-            </w:pPr>
-          </w:p>
-        </w:tc>
-      </w:tr>
-      <w:tr>
-        <w:trPr>
-          <w:trHeight w:val="220"/>
-        </w:trPr>
-        <w:tc>
-          <w:tcPr>
-            <w:tcW w:w="1267" w:type="dxa"/>
-          </w:tcPr>
-          <w:p>
-            <w:pPr>
-              <w:rPr>
-                <w:rFonts w:eastAsia="Calibri"/>
-                <w:b/>
-                <w:sz w:val="20"/>
-                <w:szCs w:val="20"/>
-              </w:rPr>
-            </w:pPr>
-            <w:r>
-              <w:rPr>
-                <w:rFonts w:eastAsia="Calibri"/>
-                <w:b/>
-                <w:sz w:val="20"/>
-                <w:szCs w:val="20"/>
-              </w:rPr>
-              <w:t>Opción c)</w:t>
-            </w:r>
-          </w:p>
-        </w:tc>
-        <w:tc>
-          <w:tcPr>
-            <w:tcW w:w="6727" w:type="dxa"/>
-            <w:gridSpan w:val="2"/>
-            <w:shd w:val="clear" w:color="auto" w:fill="FFFFFF"/>
-          </w:tcPr>
-          <w:p>
-            <w:pPr>
-              <w:rPr>
-                <w:rFonts w:eastAsia="Calibri"/>
-                <w:sz w:val="20"/>
-                <w:szCs w:val="20"/>
-              </w:rPr>
-            </w:pPr>
-            <w:r>
-              <w:rPr>
-                <w:rFonts w:eastAsia="Calibri"/>
-                <w:sz w:val="20"/>
-                <w:szCs w:val="20"/>
-              </w:rPr>
-              <w:t>Detectar desviaciones y realizar ajustes oportunos.</w:t>
-            </w:r>
-          </w:p>
-        </w:tc>
-        <w:tc>
-          <w:tcPr>
-            <w:tcW w:w="2160" w:type="dxa"/>
-            <w:shd w:val="clear" w:color="auto" w:fill="FFFFFF"/>
-          </w:tcPr>
-          <w:p>
-            <w:pPr>
-              <w:widowControl w:val="0"/>
-              <w:rPr>
-                <w:rFonts w:eastAsia="Calibri"/>
-                <w:sz w:val="20"/>
-                <w:szCs w:val="20"/>
-              </w:rPr>
-            </w:pPr>
-            <w:r>
-              <w:rPr>
-                <w:rFonts w:eastAsia="Calibri"/>
-                <w:sz w:val="20"/>
-                <w:szCs w:val="20"/>
-              </w:rPr>
-              <w:t>X</w:t>
-            </w:r>
-          </w:p>
-        </w:tc>
-      </w:tr>
-      <w:tr>
-        <w:trPr>
-          <w:trHeight w:val="220"/>
-        </w:trPr>
-        <w:tc>
-          <w:tcPr>
-            <w:tcW w:w="1267" w:type="dxa"/>
-          </w:tcPr>
-          <w:p>
-            <w:pPr>
-              <w:rPr>
-                <w:rFonts w:eastAsia="Calibri"/>
-                <w:b/>
-                <w:sz w:val="20"/>
-                <w:szCs w:val="20"/>
-              </w:rPr>
-            </w:pPr>
-            <w:r>
-              <w:rPr>
-                <w:rFonts w:eastAsia="Calibri"/>
-                <w:b/>
-                <w:sz w:val="20"/>
-                <w:szCs w:val="20"/>
-              </w:rPr>
-              <w:t>Opción d)</w:t>
-            </w:r>
-          </w:p>
-        </w:tc>
-        <w:tc>
-          <w:tcPr>
-            <w:tcW w:w="6727" w:type="dxa"/>
-            <w:gridSpan w:val="2"/>
-            <w:shd w:val="clear" w:color="auto" w:fill="FFFFFF"/>
-          </w:tcPr>
-          <w:p>
-            <w:pPr>
-              <w:rPr>
-                <w:rFonts w:eastAsia="Calibri"/>
-                <w:sz w:val="20"/>
-                <w:szCs w:val="20"/>
-              </w:rPr>
-            </w:pPr>
-            <w:r>
-              <w:rPr>
-                <w:rFonts w:eastAsia="Calibri"/>
-                <w:sz w:val="20"/>
-                <w:szCs w:val="20"/>
-              </w:rPr>
-              <w:t>Reducir automáticamente los costos</w:t>
-            </w:r>
-            <w:r>
-              <w:rPr>
-                <w:rFonts w:eastAsia="Calibri"/>
-                <w:sz w:val="20"/>
-                <w:szCs w:val="20"/>
-              </w:rPr>
-              <w:t>.</w:t>
-            </w:r>
-          </w:p>
-        </w:tc>
-        <w:tc>
-          <w:tcPr>
-            <w:tcW w:w="2160" w:type="dxa"/>
-            <w:shd w:val="clear" w:color="auto" w:fill="FFFFFF"/>
-          </w:tcPr>
-          <w:p>
-            <w:pPr>
-              <w:widowControl w:val="0"/>
-              <w:rPr>
-                <w:rFonts w:eastAsia="Calibri"/>
-                <w:sz w:val="20"/>
-                <w:szCs w:val="20"/>
-              </w:rPr>
-            </w:pPr>
-          </w:p>
-        </w:tc>
-      </w:tr>
-      <w:tr>
-        <w:trPr>
-          <w:trHeight w:val="220"/>
-        </w:trPr>
-        <w:tc>
-          <w:tcPr>
-            <w:tcW w:w="2534" w:type="dxa"/>
-            <w:gridSpan w:val="2"/>
-            <w:shd w:val="clear" w:color="auto" w:fill="FBE5D5"/>
-          </w:tcPr>
-          <w:p>
-            <w:pPr>
-              <w:rPr>
-                <w:rFonts w:eastAsia="Calibri"/>
-                <w:b/>
-                <w:sz w:val="20"/>
-                <w:szCs w:val="20"/>
-              </w:rPr>
-            </w:pPr>
-            <w:r>
-              <w:rPr>
-                <w:rFonts w:eastAsia="Calibri"/>
-                <w:b/>
-                <w:sz w:val="20"/>
-                <w:szCs w:val="20"/>
-              </w:rPr>
-              <w:t>Comentario respuesta correcta</w:t>
-            </w:r>
-          </w:p>
-        </w:tc>
-        <w:tc>
-          <w:tcPr>
-            <w:tcW w:w="7620" w:type="dxa"/>
-            <w:gridSpan w:val="2"/>
-            <w:shd w:val="clear" w:color="auto" w:fill="FFFFFF"/>
-          </w:tcPr>
-          <w:p>
-            <w:pPr>
-              <w:rPr>
-                <w:rFonts w:eastAsia="Calibri"/>
-                <w:bCs/>
-                <w:sz w:val="20"/>
-                <w:szCs w:val="20"/>
-              </w:rPr>
-            </w:pPr>
-            <w:r>
-              <w:rPr>
-                <w:rFonts w:eastAsia="Calibri"/>
-                <w:bCs/>
-                <w:sz w:val="20"/>
-                <w:szCs w:val="20"/>
-              </w:rPr>
-              <w:t xml:space="preserve">Se evidencia un adecuado dominio de los conceptos relacionados </w:t>
-            </w:r>
-            <w:r>
-              <w:rPr>
-                <w:rFonts w:eastAsia="Calibri"/>
-                <w:bCs/>
-                <w:sz w:val="20"/>
-                <w:szCs w:val="20"/>
-              </w:rPr>
-              <w:t xml:space="preserve">con la </w:t>
-            </w:r>
-            <w:r>
-              <w:rPr>
-                <w:rFonts w:eastAsia="Calibri"/>
-                <w:sz w:val="20"/>
-                <w:szCs w:val="20"/>
-              </w:rPr>
-              <w:t>e</w:t>
-            </w:r>
-            <w:r>
-              <w:rPr>
-                <w:rFonts w:eastAsia="Calibri"/>
-                <w:sz w:val="20"/>
-                <w:szCs w:val="20"/>
-              </w:rPr>
-              <w:t>valuación financiera y plan de acción estratégico de un proyecto agropecuario</w:t>
-            </w:r>
-            <w:r>
-              <w:rPr>
-                <w:rFonts w:eastAsia="Calibri"/>
-                <w:bCs/>
-                <w:sz w:val="20"/>
-                <w:szCs w:val="20"/>
-              </w:rPr>
-              <w:t>.</w:t>
-            </w:r>
-          </w:p>
-        </w:tc>
-      </w:tr>
-      <w:tr>
-        <w:trPr>
-          <w:trHeight w:val="220"/>
-        </w:trPr>
-        <w:tc>
-          <w:tcPr>
-            <w:tcW w:w="2534" w:type="dxa"/>
-            <w:gridSpan w:val="2"/>
-            <w:shd w:val="clear" w:color="auto" w:fill="FBE5D5"/>
-          </w:tcPr>
-          <w:p>
-            <w:pPr>
-              <w:rPr>
-                <w:rFonts w:eastAsia="Calibri"/>
-                <w:b/>
-                <w:sz w:val="20"/>
-                <w:szCs w:val="20"/>
-              </w:rPr>
-            </w:pPr>
-            <w:r>
-              <w:rPr>
-                <w:rFonts w:eastAsia="Calibri"/>
-                <w:b/>
-                <w:sz w:val="20"/>
-                <w:szCs w:val="20"/>
-              </w:rPr>
-              <w:t>Comentario respuesta incorrecta</w:t>
-            </w:r>
-          </w:p>
-        </w:tc>
-        <w:tc>
-          <w:tcPr>
-            <w:tcW w:w="7620" w:type="dxa"/>
-            <w:gridSpan w:val="2"/>
-            <w:shd w:val="clear" w:color="auto" w:fill="FFFFFF"/>
-          </w:tcPr>
-          <w:p>
-            <w:pPr>
-              <w:rPr>
-                <w:rFonts w:eastAsia="Calibri"/>
-                <w:bCs/>
-                <w:sz w:val="20"/>
-                <w:szCs w:val="20"/>
-              </w:rPr>
-            </w:pPr>
-            <w:r>
-              <w:rPr>
-                <w:rFonts w:eastAsia="Calibri"/>
-                <w:sz w:val="20"/>
-                <w:szCs w:val="20"/>
-              </w:rPr>
-              <w:t xml:space="preserve">Se recomienda revisar nuevamente los contenidos del componente formativo relacionados </w:t>
-            </w:r>
-            <w:r>
-              <w:rPr>
-                <w:rFonts w:eastAsia="Calibri"/>
-                <w:bCs/>
-                <w:sz w:val="20"/>
-                <w:szCs w:val="20"/>
-              </w:rPr>
-              <w:t xml:space="preserve">con la </w:t>
-            </w:r>
-            <w:r>
-              <w:rPr>
-                <w:rFonts w:eastAsia="Calibri"/>
-                <w:sz w:val="20"/>
-                <w:szCs w:val="20"/>
-              </w:rPr>
-              <w:t>e</w:t>
-            </w:r>
-            <w:r>
-              <w:rPr>
-                <w:rFonts w:eastAsia="Calibri"/>
-                <w:sz w:val="20"/>
-                <w:szCs w:val="20"/>
-              </w:rPr>
-              <w:t>valuación financiera y plan de acción estratégico de un proyecto agropecuario</w:t>
-            </w:r>
-            <w:r>
-              <w:rPr>
-                <w:rFonts w:eastAsia="Calibri"/>
-                <w:sz w:val="20"/>
-                <w:szCs w:val="20"/>
-              </w:rPr>
-              <w:t>.</w:t>
-            </w:r>
-          </w:p>
-        </w:tc>
-      </w:tr>
-      <w:tr>
-        <w:trPr>
-          <w:trHeight w:val="220"/>
-        </w:trPr>
-        <w:tc>
-          <w:tcPr>
-            <w:tcW w:w="2534" w:type="dxa"/>
-            <w:gridSpan w:val="2"/>
-            <w:shd w:val="clear" w:color="auto" w:fill="FBE5D5"/>
-          </w:tcPr>
-          <w:p>
-            <w:pPr>
-              <w:rPr>
-                <w:rFonts w:eastAsia="Calibri"/>
-                <w:b/>
-                <w:sz w:val="20"/>
-                <w:szCs w:val="20"/>
-              </w:rPr>
-            </w:pPr>
-            <w:r>
-              <w:rPr>
-                <w:rFonts w:eastAsia="Calibri"/>
-                <w:b/>
-                <w:sz w:val="20"/>
-                <w:szCs w:val="20"/>
-              </w:rPr>
-              <w:t>Pregunta 19</w:t>
-            </w:r>
-          </w:p>
-        </w:tc>
-        <w:tc>
-          <w:tcPr>
-            <w:tcW w:w="7620" w:type="dxa"/>
-            <w:gridSpan w:val="2"/>
-            <w:shd w:val="clear" w:color="auto" w:fill="FBE5D5"/>
-          </w:tcPr>
-          <w:p>
-            <w:pPr>
-              <w:rPr>
-                <w:rFonts w:eastAsia="Calibri"/>
-                <w:b/>
-                <w:bCs/>
-                <w:sz w:val="20"/>
-                <w:szCs w:val="20"/>
-              </w:rPr>
-            </w:pPr>
-            <w:r>
-              <w:rPr>
-                <w:rFonts w:eastAsia="Calibri"/>
-                <w:b/>
-                <w:bCs/>
-                <w:sz w:val="20"/>
-                <w:szCs w:val="20"/>
-              </w:rPr>
-              <w:t>Ajustar un plan de acción significa:</w:t>
-            </w:r>
-          </w:p>
-        </w:tc>
-      </w:tr>
-      <w:tr>
-        <w:trPr>
-          <w:trHeight w:val="220"/>
-        </w:trPr>
-        <w:tc>
-          <w:tcPr>
-            <w:tcW w:w="1267" w:type="dxa"/>
-          </w:tcPr>
-          <w:p>
-            <w:pPr>
-              <w:rPr>
-                <w:rFonts w:eastAsia="Calibri"/>
-                <w:b/>
-                <w:sz w:val="20"/>
-                <w:szCs w:val="20"/>
-              </w:rPr>
-            </w:pPr>
-            <w:r>
-              <w:rPr>
-                <w:rFonts w:eastAsia="Calibri"/>
-                <w:b/>
-                <w:sz w:val="20"/>
-                <w:szCs w:val="20"/>
-              </w:rPr>
-              <w:t>Opción a)</w:t>
-            </w:r>
-          </w:p>
-        </w:tc>
-        <w:tc>
-          <w:tcPr>
-            <w:tcW w:w="6727" w:type="dxa"/>
-            <w:gridSpan w:val="2"/>
-            <w:shd w:val="clear" w:color="auto" w:fill="FFFFFF"/>
-          </w:tcPr>
-          <w:p>
-            <w:pPr>
-              <w:rPr>
-                <w:rFonts w:eastAsia="Calibri"/>
-                <w:sz w:val="20"/>
-                <w:szCs w:val="20"/>
-              </w:rPr>
-            </w:pPr>
-            <w:r>
-              <w:rPr>
-                <w:rFonts w:eastAsia="Calibri"/>
-                <w:sz w:val="20"/>
-                <w:szCs w:val="20"/>
-              </w:rPr>
-              <w:t>Modificar estrategias y actividades según los resultados obtenidos.</w:t>
-            </w:r>
-          </w:p>
-        </w:tc>
-        <w:tc>
-          <w:tcPr>
-            <w:tcW w:w="2160" w:type="dxa"/>
-            <w:shd w:val="clear" w:color="auto" w:fill="FFFFFF"/>
-          </w:tcPr>
-          <w:p>
-            <w:pPr>
-              <w:widowControl w:val="0"/>
-              <w:rPr>
-                <w:rFonts w:eastAsia="Calibri"/>
-                <w:sz w:val="20"/>
-                <w:szCs w:val="20"/>
-              </w:rPr>
-            </w:pPr>
-            <w:r>
-              <w:rPr>
-                <w:rFonts w:eastAsia="Calibri"/>
-                <w:sz w:val="20"/>
-                <w:szCs w:val="20"/>
-              </w:rPr>
-              <w:t>X</w:t>
-            </w:r>
-          </w:p>
-        </w:tc>
-      </w:tr>
-      <w:tr>
-        <w:trPr>
-          <w:trHeight w:val="220"/>
-        </w:trPr>
-        <w:tc>
-          <w:tcPr>
-            <w:tcW w:w="1267" w:type="dxa"/>
-          </w:tcPr>
-          <w:p>
-            <w:pPr>
-              <w:rPr>
-                <w:rFonts w:eastAsia="Calibri"/>
-                <w:b/>
-                <w:sz w:val="20"/>
-                <w:szCs w:val="20"/>
-              </w:rPr>
-            </w:pPr>
-            <w:r>
-              <w:rPr>
-                <w:rFonts w:eastAsia="Calibri"/>
-                <w:b/>
-                <w:sz w:val="20"/>
-                <w:szCs w:val="20"/>
-              </w:rPr>
-              <w:t>Opción b)</w:t>
-            </w:r>
-          </w:p>
-        </w:tc>
-        <w:tc>
-          <w:tcPr>
-            <w:tcW w:w="6727" w:type="dxa"/>
-            <w:gridSpan w:val="2"/>
-            <w:shd w:val="clear" w:color="auto" w:fill="FFFFFF"/>
-          </w:tcPr>
-          <w:p>
-            <w:pPr>
-              <w:rPr>
-                <w:rFonts w:eastAsia="Calibri"/>
-                <w:sz w:val="20"/>
-                <w:szCs w:val="20"/>
-              </w:rPr>
-            </w:pPr>
-            <w:r>
-              <w:rPr>
-                <w:rFonts w:eastAsia="Calibri"/>
-                <w:sz w:val="20"/>
-                <w:szCs w:val="20"/>
-              </w:rPr>
-              <w:t>Cancelar todas las actividades programadas.</w:t>
-            </w:r>
-          </w:p>
-        </w:tc>
-        <w:tc>
-          <w:tcPr>
-            <w:tcW w:w="2160" w:type="dxa"/>
-            <w:shd w:val="clear" w:color="auto" w:fill="FFFFFF"/>
-          </w:tcPr>
-          <w:p>
-            <w:pPr>
-              <w:widowControl w:val="0"/>
-              <w:rPr>
-                <w:rFonts w:eastAsia="Calibri"/>
-                <w:sz w:val="20"/>
-                <w:szCs w:val="20"/>
-              </w:rPr>
-            </w:pPr>
-          </w:p>
-        </w:tc>
-      </w:tr>
-      <w:tr>
-        <w:trPr>
-          <w:trHeight w:val="220"/>
-        </w:trPr>
-        <w:tc>
-          <w:tcPr>
-            <w:tcW w:w="1267" w:type="dxa"/>
-          </w:tcPr>
-          <w:p>
-            <w:pPr>
-              <w:rPr>
-                <w:rFonts w:eastAsia="Calibri"/>
-                <w:b/>
-                <w:sz w:val="20"/>
-                <w:szCs w:val="20"/>
-              </w:rPr>
-            </w:pPr>
-            <w:r>
-              <w:rPr>
-                <w:rFonts w:eastAsia="Calibri"/>
-                <w:b/>
-                <w:sz w:val="20"/>
-                <w:szCs w:val="20"/>
-              </w:rPr>
-              <w:t>Opción c)</w:t>
-            </w:r>
-          </w:p>
-        </w:tc>
-        <w:tc>
-          <w:tcPr>
-            <w:tcW w:w="6727" w:type="dxa"/>
-            <w:gridSpan w:val="2"/>
-            <w:shd w:val="clear" w:color="auto" w:fill="FFFFFF"/>
-          </w:tcPr>
-          <w:p>
-            <w:pPr>
-              <w:rPr>
-                <w:rFonts w:eastAsia="Calibri"/>
-                <w:sz w:val="20"/>
-                <w:szCs w:val="20"/>
-              </w:rPr>
-            </w:pPr>
-            <w:r>
-              <w:rPr>
-                <w:rFonts w:eastAsia="Calibri"/>
-                <w:sz w:val="20"/>
-                <w:szCs w:val="20"/>
-              </w:rPr>
-              <w:t>Incrementar el presupuesto sin análisis.</w:t>
-            </w:r>
-          </w:p>
-        </w:tc>
-        <w:tc>
-          <w:tcPr>
-            <w:tcW w:w="2160" w:type="dxa"/>
-            <w:shd w:val="clear" w:color="auto" w:fill="FFFFFF"/>
-          </w:tcPr>
-          <w:p>
-            <w:pPr>
-              <w:widowControl w:val="0"/>
-              <w:rPr>
-                <w:rFonts w:eastAsia="Calibri"/>
-                <w:sz w:val="20"/>
-                <w:szCs w:val="20"/>
-              </w:rPr>
-            </w:pPr>
-          </w:p>
-        </w:tc>
-      </w:tr>
-      <w:tr>
-        <w:trPr>
-          <w:trHeight w:val="220"/>
-        </w:trPr>
-        <w:tc>
-          <w:tcPr>
-            <w:tcW w:w="1267" w:type="dxa"/>
-          </w:tcPr>
-          <w:p>
-            <w:pPr>
-              <w:rPr>
-                <w:rFonts w:eastAsia="Calibri"/>
-                <w:b/>
-                <w:sz w:val="20"/>
-                <w:szCs w:val="20"/>
-              </w:rPr>
-            </w:pPr>
-            <w:r>
-              <w:rPr>
-                <w:rFonts w:eastAsia="Calibri"/>
-                <w:b/>
-                <w:sz w:val="20"/>
-                <w:szCs w:val="20"/>
-              </w:rPr>
-              <w:t>Opción d)</w:t>
-            </w:r>
-          </w:p>
-        </w:tc>
-        <w:tc>
-          <w:tcPr>
-            <w:tcW w:w="6727" w:type="dxa"/>
-            <w:gridSpan w:val="2"/>
-            <w:shd w:val="clear" w:color="auto" w:fill="FFFFFF"/>
-          </w:tcPr>
-          <w:p>
-            <w:pPr>
-              <w:rPr>
-                <w:rFonts w:eastAsia="Calibri"/>
-                <w:sz w:val="20"/>
-                <w:szCs w:val="20"/>
-              </w:rPr>
-            </w:pPr>
-            <w:r>
-              <w:rPr>
-                <w:rFonts w:eastAsia="Calibri"/>
-                <w:sz w:val="20"/>
-                <w:szCs w:val="20"/>
-              </w:rPr>
-              <w:t>Cambiar los objetivos del proyecto permanentemente</w:t>
-            </w:r>
-            <w:r>
-              <w:rPr>
-                <w:rFonts w:eastAsia="Calibri"/>
-                <w:sz w:val="20"/>
-                <w:szCs w:val="20"/>
-              </w:rPr>
-              <w:t>.</w:t>
-            </w:r>
-          </w:p>
-        </w:tc>
-        <w:tc>
-          <w:tcPr>
-            <w:tcW w:w="2160" w:type="dxa"/>
-            <w:shd w:val="clear" w:color="auto" w:fill="FFFFFF"/>
-          </w:tcPr>
-          <w:p>
-            <w:pPr>
-              <w:widowControl w:val="0"/>
-              <w:rPr>
-                <w:rFonts w:eastAsia="Calibri"/>
-                <w:sz w:val="20"/>
-                <w:szCs w:val="20"/>
-              </w:rPr>
-            </w:pPr>
-          </w:p>
-        </w:tc>
-      </w:tr>
-      <w:tr>
-        <w:trPr>
-          <w:trHeight w:val="220"/>
-        </w:trPr>
-        <w:tc>
-          <w:tcPr>
-            <w:tcW w:w="2534" w:type="dxa"/>
-            <w:gridSpan w:val="2"/>
-            <w:shd w:val="clear" w:color="auto" w:fill="FBE5D5"/>
-          </w:tcPr>
-          <w:p>
-            <w:pPr>
-              <w:rPr>
-                <w:rFonts w:eastAsia="Calibri"/>
-                <w:b/>
-                <w:sz w:val="20"/>
-                <w:szCs w:val="20"/>
-              </w:rPr>
-            </w:pPr>
-            <w:r>
-              <w:rPr>
-                <w:rFonts w:eastAsia="Calibri"/>
-                <w:b/>
-                <w:sz w:val="20"/>
-                <w:szCs w:val="20"/>
-              </w:rPr>
-              <w:t>Comentario respuesta correcta</w:t>
-            </w:r>
-          </w:p>
-        </w:tc>
-        <w:tc>
-          <w:tcPr>
-            <w:tcW w:w="7620" w:type="dxa"/>
-            <w:gridSpan w:val="2"/>
-            <w:shd w:val="clear" w:color="auto" w:fill="FFFFFF"/>
-          </w:tcPr>
-          <w:p>
-            <w:pPr>
-              <w:rPr>
-                <w:rFonts w:eastAsia="Calibri"/>
-                <w:bCs/>
-                <w:sz w:val="20"/>
-                <w:szCs w:val="20"/>
-              </w:rPr>
-            </w:pPr>
-            <w:r>
-              <w:rPr>
-                <w:rFonts w:eastAsia="Calibri"/>
-                <w:bCs/>
-                <w:sz w:val="20"/>
-                <w:szCs w:val="20"/>
-              </w:rPr>
-              <w:t xml:space="preserve">Se evidencia un adecuado dominio de los conceptos relacionados </w:t>
-            </w:r>
-            <w:r>
-              <w:rPr>
-                <w:rFonts w:eastAsia="Calibri"/>
-                <w:bCs/>
-                <w:sz w:val="20"/>
-                <w:szCs w:val="20"/>
-              </w:rPr>
-              <w:t xml:space="preserve">con la </w:t>
-            </w:r>
-            <w:r>
-              <w:rPr>
-                <w:rFonts w:eastAsia="Calibri"/>
-                <w:sz w:val="20"/>
-                <w:szCs w:val="20"/>
-              </w:rPr>
-              <w:t>e</w:t>
-            </w:r>
-            <w:r>
-              <w:rPr>
-                <w:rFonts w:eastAsia="Calibri"/>
-                <w:sz w:val="20"/>
-                <w:szCs w:val="20"/>
-              </w:rPr>
-              <w:t>valuación financiera y plan de acción estratégico de un proyecto agropecuario</w:t>
-            </w:r>
-            <w:r>
-              <w:rPr>
-                <w:rFonts w:eastAsia="Calibri"/>
-                <w:bCs/>
-                <w:sz w:val="20"/>
-                <w:szCs w:val="20"/>
-              </w:rPr>
-              <w:t>.</w:t>
-            </w:r>
-          </w:p>
-        </w:tc>
-      </w:tr>
-      <w:tr>
-        <w:trPr>
-          <w:trHeight w:val="220"/>
-        </w:trPr>
-        <w:tc>
-          <w:tcPr>
-            <w:tcW w:w="2534" w:type="dxa"/>
-            <w:gridSpan w:val="2"/>
-            <w:shd w:val="clear" w:color="auto" w:fill="FBE5D5"/>
-          </w:tcPr>
-          <w:p>
-            <w:pPr>
-              <w:rPr>
-                <w:rFonts w:eastAsia="Calibri"/>
-                <w:b/>
-                <w:sz w:val="20"/>
-                <w:szCs w:val="20"/>
-              </w:rPr>
-            </w:pPr>
-            <w:r>
-              <w:rPr>
-                <w:rFonts w:eastAsia="Calibri"/>
-                <w:b/>
-                <w:sz w:val="20"/>
-                <w:szCs w:val="20"/>
-              </w:rPr>
-              <w:t>Comentario respuesta incorrecta</w:t>
-            </w:r>
-          </w:p>
-        </w:tc>
-        <w:tc>
-          <w:tcPr>
-            <w:tcW w:w="7620" w:type="dxa"/>
-            <w:gridSpan w:val="2"/>
-            <w:shd w:val="clear" w:color="auto" w:fill="FFFFFF"/>
-          </w:tcPr>
-          <w:p>
-            <w:pPr>
-              <w:rPr>
-                <w:rFonts w:eastAsia="Calibri"/>
-                <w:bCs/>
-                <w:sz w:val="20"/>
-                <w:szCs w:val="20"/>
-              </w:rPr>
-            </w:pPr>
-            <w:r>
-              <w:rPr>
-                <w:rFonts w:eastAsia="Calibri"/>
-                <w:sz w:val="20"/>
-                <w:szCs w:val="20"/>
-              </w:rPr>
-              <w:t xml:space="preserve">Se recomienda revisar nuevamente los contenidos del componente formativo relacionados </w:t>
-            </w:r>
-            <w:r>
-              <w:rPr>
-                <w:rFonts w:eastAsia="Calibri"/>
-                <w:bCs/>
-                <w:sz w:val="20"/>
-                <w:szCs w:val="20"/>
-              </w:rPr>
-              <w:t xml:space="preserve">con la </w:t>
-            </w:r>
-            <w:r>
-              <w:rPr>
-                <w:rFonts w:eastAsia="Calibri"/>
-                <w:sz w:val="20"/>
-                <w:szCs w:val="20"/>
-              </w:rPr>
-              <w:t>e</w:t>
-            </w:r>
-            <w:r>
-              <w:rPr>
-                <w:rFonts w:eastAsia="Calibri"/>
-                <w:sz w:val="20"/>
-                <w:szCs w:val="20"/>
-              </w:rPr>
-              <w:t>valuación financiera y plan de acción estratégico de un proyecto agropecuario</w:t>
-            </w:r>
-            <w:r>
-              <w:rPr>
-                <w:rFonts w:eastAsia="Calibri"/>
-                <w:sz w:val="20"/>
-                <w:szCs w:val="20"/>
-              </w:rPr>
-              <w:t>.</w:t>
-            </w:r>
-          </w:p>
-        </w:tc>
-      </w:tr>
-      <w:tr>
-        <w:trPr>
-          <w:trHeight w:val="220"/>
-        </w:trPr>
-        <w:tc>
-          <w:tcPr>
-            <w:tcW w:w="2534" w:type="dxa"/>
-            <w:gridSpan w:val="2"/>
-            <w:shd w:val="clear" w:color="auto" w:fill="FBE5D5"/>
-          </w:tcPr>
-          <w:p>
-            <w:pPr>
-              <w:rPr>
-                <w:rFonts w:eastAsia="Calibri"/>
-                <w:b/>
-                <w:sz w:val="20"/>
-                <w:szCs w:val="20"/>
-              </w:rPr>
-            </w:pPr>
-            <w:r>
-              <w:rPr>
-                <w:rFonts w:eastAsia="Calibri"/>
-                <w:b/>
-                <w:sz w:val="20"/>
-                <w:szCs w:val="20"/>
-              </w:rPr>
-              <w:t>Pregunta 20</w:t>
-            </w:r>
-          </w:p>
-        </w:tc>
-        <w:tc>
-          <w:tcPr>
-            <w:tcW w:w="7620" w:type="dxa"/>
-            <w:gridSpan w:val="2"/>
-            <w:shd w:val="clear" w:color="auto" w:fill="FBE5D5"/>
-          </w:tcPr>
-          <w:p>
-            <w:pPr>
-              <w:rPr>
-                <w:rFonts w:eastAsia="Calibri"/>
-                <w:b/>
-                <w:bCs/>
-                <w:sz w:val="20"/>
-                <w:szCs w:val="20"/>
-              </w:rPr>
-            </w:pPr>
-            <w:r>
-              <w:rPr>
-                <w:rFonts w:eastAsia="Calibri"/>
-                <w:b/>
-                <w:bCs/>
-                <w:sz w:val="20"/>
-                <w:szCs w:val="20"/>
-              </w:rPr>
-              <w:t>La evaluación financiera, económica y social de un proyecto contribuye a:</w:t>
-            </w:r>
-          </w:p>
-        </w:tc>
-      </w:tr>
-      <w:tr>
-        <w:trPr>
-          <w:trHeight w:val="220"/>
-        </w:trPr>
-        <w:tc>
-          <w:tcPr>
-            <w:tcW w:w="1267" w:type="dxa"/>
-          </w:tcPr>
-          <w:p>
-            <w:pPr>
-              <w:rPr>
-                <w:rFonts w:eastAsia="Calibri"/>
-                <w:b/>
-                <w:sz w:val="20"/>
-                <w:szCs w:val="20"/>
-              </w:rPr>
-            </w:pPr>
-            <w:r>
-              <w:rPr>
-                <w:rFonts w:eastAsia="Calibri"/>
-                <w:b/>
-                <w:sz w:val="20"/>
-                <w:szCs w:val="20"/>
-              </w:rPr>
-              <w:t>Opción a)</w:t>
-            </w:r>
-          </w:p>
-        </w:tc>
-        <w:tc>
-          <w:tcPr>
-            <w:tcW w:w="6727" w:type="dxa"/>
-            <w:gridSpan w:val="2"/>
-            <w:shd w:val="clear" w:color="auto" w:fill="FFFFFF"/>
-          </w:tcPr>
-          <w:p>
-            <w:pPr>
-              <w:rPr>
-                <w:rFonts w:eastAsia="Calibri"/>
-                <w:sz w:val="20"/>
-                <w:szCs w:val="20"/>
-              </w:rPr>
-            </w:pPr>
-            <w:r>
-              <w:rPr>
-                <w:rFonts w:eastAsia="Calibri"/>
-                <w:sz w:val="20"/>
-                <w:szCs w:val="20"/>
-              </w:rPr>
-              <w:t>Establecer el organigrama empresarial.</w:t>
-            </w:r>
-          </w:p>
-        </w:tc>
-        <w:tc>
-          <w:tcPr>
-            <w:tcW w:w="2160" w:type="dxa"/>
-            <w:shd w:val="clear" w:color="auto" w:fill="FFFFFF"/>
-          </w:tcPr>
-          <w:p>
-            <w:pPr>
-              <w:widowControl w:val="0"/>
-              <w:rPr>
-                <w:rFonts w:eastAsia="Calibri"/>
-                <w:sz w:val="20"/>
-                <w:szCs w:val="20"/>
-              </w:rPr>
-            </w:pPr>
-          </w:p>
-        </w:tc>
-      </w:tr>
-      <w:tr>
-        <w:trPr>
-          <w:trHeight w:val="220"/>
-        </w:trPr>
-        <w:tc>
-          <w:tcPr>
-            <w:tcW w:w="1267" w:type="dxa"/>
-          </w:tcPr>
-          <w:p>
-            <w:pPr>
-              <w:rPr>
-                <w:rFonts w:eastAsia="Calibri"/>
-                <w:b/>
-                <w:sz w:val="20"/>
-                <w:szCs w:val="20"/>
-              </w:rPr>
-            </w:pPr>
-            <w:r>
-              <w:rPr>
-                <w:rFonts w:eastAsia="Calibri"/>
-                <w:b/>
-                <w:sz w:val="20"/>
-                <w:szCs w:val="20"/>
-              </w:rPr>
-              <w:t>Opción b)</w:t>
-            </w:r>
-          </w:p>
-        </w:tc>
-        <w:tc>
-          <w:tcPr>
-            <w:tcW w:w="6727" w:type="dxa"/>
-            <w:gridSpan w:val="2"/>
-            <w:shd w:val="clear" w:color="auto" w:fill="FFFFFF"/>
-          </w:tcPr>
-          <w:p>
-            <w:pPr>
-              <w:rPr>
-                <w:rFonts w:eastAsia="Calibri"/>
-                <w:sz w:val="20"/>
-                <w:szCs w:val="20"/>
-              </w:rPr>
-            </w:pPr>
-            <w:r>
-              <w:rPr>
-                <w:rFonts w:eastAsia="Calibri"/>
-                <w:sz w:val="20"/>
-                <w:szCs w:val="20"/>
-              </w:rPr>
-              <w:t>Tomar decisiones informadas sobre su viabilidad y sostenibilidad.</w:t>
-            </w:r>
-          </w:p>
-        </w:tc>
-        <w:tc>
-          <w:tcPr>
-            <w:tcW w:w="2160" w:type="dxa"/>
-            <w:shd w:val="clear" w:color="auto" w:fill="FFFFFF"/>
-          </w:tcPr>
-          <w:p>
-            <w:pPr>
-              <w:widowControl w:val="0"/>
-              <w:rPr>
-                <w:rFonts w:eastAsia="Calibri"/>
-                <w:sz w:val="20"/>
-                <w:szCs w:val="20"/>
-              </w:rPr>
-            </w:pPr>
-            <w:r>
-              <w:rPr>
-                <w:rFonts w:eastAsia="Calibri"/>
-                <w:sz w:val="20"/>
-                <w:szCs w:val="20"/>
-              </w:rPr>
-              <w:t>X</w:t>
-            </w:r>
-          </w:p>
-        </w:tc>
-      </w:tr>
-      <w:tr>
-        <w:trPr>
-          <w:trHeight w:val="220"/>
-        </w:trPr>
-        <w:tc>
-          <w:tcPr>
-            <w:tcW w:w="1267" w:type="dxa"/>
-          </w:tcPr>
-          <w:p>
-            <w:pPr>
-              <w:rPr>
-                <w:rFonts w:eastAsia="Calibri"/>
-                <w:b/>
-                <w:sz w:val="20"/>
-                <w:szCs w:val="20"/>
-              </w:rPr>
-            </w:pPr>
-            <w:r>
-              <w:rPr>
-                <w:rFonts w:eastAsia="Calibri"/>
-                <w:b/>
-                <w:sz w:val="20"/>
-                <w:szCs w:val="20"/>
-              </w:rPr>
-              <w:lastRenderedPageBreak/>
               <w:t>Opción c)</w:t>
             </w:r>
           </w:p>
@@ -12001,6 +12106,7 @@
           <w:tcPr>
             <w:cnfStyle w:val="001000000000" w:firstRow="0" w:lastRow="0" w:firstColumn="1" w:lastColumn="0" w:oddVBand="0" w:evenVBand="0" w:oddHBand="0" w:evenHBand="0" w:firstRowFirstColumn="0" w:firstRowLastColumn="0" w:lastRowFirstColumn="0" w:lastRowLastColumn="0"/>
             <w:tcW w:w="2534" w:type="dxa"/>
+            <w:vAlign w:val="center"/>
           </w:tcPr>
           <w:p>
             <w:pPr>
@@ -12027,6 +12133,7 @@
         <w:tc>
           <w:tcPr>
             <w:tcW w:w="7620" w:type="dxa"/>
+            <w:vAlign w:val="center"/>
           </w:tcPr>
           <w:p>
             <w:pPr>
@@ -12095,6 +12202,7 @@
           <w:tcPr>
             <w:cnfStyle w:val="001000000000" w:firstRow="0" w:lastRow="0" w:firstColumn="1" w:lastColumn="0" w:oddVBand="0" w:evenVBand="0" w:oddHBand="0" w:evenHBand="0" w:firstRowFirstColumn="0" w:firstRowLastColumn="0" w:lastRowFirstColumn="0" w:lastRowLastColumn="0"/>
             <w:tcW w:w="2534" w:type="dxa"/>
+            <w:vAlign w:val="center"/>
           </w:tcPr>
           <w:p>
             <w:pPr>
@@ -12121,6 +12229,7 @@
         <w:tc>
           <w:tcPr>
             <w:tcW w:w="7620" w:type="dxa"/>
+            <w:vAlign w:val="center"/>
           </w:tcPr>
           <w:p>
             <w:pPr>
@@ -12519,16 +12628,16 @@
                 <w:sz w:val="20"/>
                 <w:szCs w:val="20"/>
               </w:rPr>
-              <w:t>a</w:t>
-            </w:r>
-            <w:r>
-              <w:rPr>
-                <w:rFonts w:eastAsia="Calibri"/>
-                <w:b/>
-                <w:sz w:val="20"/>
-                <w:szCs w:val="20"/>
-              </w:rPr>
-              <w:t xml:space="preserve"> i</w:t>
+              <w:t xml:space="preserve"> </w:t>
+            </w:r>
+            <w:r>
+              <w:rPr>
+                <w:rFonts w:eastAsia="Calibri"/>
+                <w:b/>
+                <w:sz w:val="20"/>
+                <w:szCs w:val="20"/>
+              </w:rPr>
+              <w:t>i</w:t>
             </w:r>
             <w:r>
               <w:rPr>
@@ -12567,6 +12676,24 @@
                 <w:szCs w:val="20"/>
               </w:rPr>
             </w:pPr>
+            <w:r>
+              <w:rPr>
+                <w:rFonts w:eastAsia="Calibri"/>
+                <w:bCs/>
+                <w:sz w:val="20"/>
+                <w:szCs w:val="20"/>
+              </w:rPr>
+              <w:t>Jair Coll Gallard</w:t>
+            </w:r>
+            <w:r>
+              <w:rPr>
+                <w:rFonts w:eastAsia="Calibri"/>
+                <w:bCs/>
+                <w:sz w:val="20"/>
+                <w:szCs w:val="20"/>
+              </w:rPr>
+              <w:t>o</w:t>
+            </w:r>
           </w:p>
         </w:tc>
         <w:tc>
@@ -12593,8 +12720,18 @@
                 <w:bCs/>
                 <w:sz w:val="20"/>
                 <w:szCs w:val="20"/>
-              </w:rPr>
-            </w:pPr>
+                <w:lang w:val="es-ES"/>
+              </w:rPr>
+            </w:pPr>
+            <w:r>
+              <w:rPr>
+                <w:rFonts w:eastAsia="Calibri"/>
+                <w:bCs/>
+                <w:sz w:val="20"/>
+                <w:szCs w:val="20"/>
+              </w:rPr>
+              <w:t>Julio 2026</w:t>
+            </w:r>
           </w:p>
         </w:tc>
       </w:tr>
@@ -13847,7 +13984,7 @@
       <w:contextualSpacing/>
     </w:pPr>
   </w:style>
-  <w:style w:type="character" w:styleId="Fuerte">
+  <w:style w:type="character" w:styleId="Textoennegrita">
     <w:name w:val="Strong"/>
     <w:basedOn w:val="Fuentedeprrafopredeter"/>
     <w:uiPriority w:val="22"/>
@@ -14182,28 +14319,8 @@
 </file>
 
 <file path=customXml/item1.xml><?xml version="1.0" encoding="utf-8"?>
-<p:properties xmlns:p="http://schemas.microsoft.com/office/2006/metadata/properties" xmlns:xsi="http://www.w3.org/2001/XMLSchema-instance" xmlns:pc="http://schemas.microsoft.com/office/infopath/2007/PartnerControls">
-  <documentManagement>
-    <TaxCatchAll xmlns="67a0edcd-0de5-43ed-8c27-e32f38a00c91" xsi:nil="true"/>
-    <lcf76f155ced4ddcb4097134ff3c332f xmlns="42760c81-fd8e-4d59-8953-7cdb9f38b14f">
-      <Terms xmlns="http://schemas.microsoft.com/office/infopath/2007/PartnerControls"/>
-    </lcf76f155ced4ddcb4097134ff3c332f>
-  </documentManagement>
-</p:properties>
-</file>
-
-<file path=customXml/item2.xml><?xml version="1.0" encoding="utf-8"?>
-<?mso-contentType ?>
-<FormTemplates xmlns="http://schemas.microsoft.com/sharepoint/v3/contenttype/forms">
-  <Display>DocumentLibraryForm</Display>
-  <Edit>DocumentLibraryForm</Edit>
-  <New>DocumentLibraryForm</New>
-</FormTemplates>
-</file>
-
-<file path=customXml/item3.xml><?xml version="1.0" encoding="utf-8"?>
-<ct:contentTypeSchema xmlns:ct="http://schemas.microsoft.com/office/2006/metadata/contentType" xmlns:ma="http://schemas.microsoft.com/office/2006/metadata/properties/metaAttributes" ct:_="" ma:_="" ma:contentTypeName="Documento" ma:contentTypeID="0x01010005252A1EF3BD024F856B47B579AB5244" ma:contentTypeVersion="11" ma:contentTypeDescription="Crear nuevo documento." ma:contentTypeScope="" ma:versionID="92b81066167b779aaeee7a3d91bad2fd">
-  <xsd:schema xmlns:xsd="http://www.w3.org/2001/XMLSchema" xmlns:xs="http://www.w3.org/2001/XMLSchema" xmlns:p="http://schemas.microsoft.com/office/2006/metadata/properties" xmlns:ns2="42760c81-fd8e-4d59-8953-7cdb9f38b14f" xmlns:ns3="67a0edcd-0de5-43ed-8c27-e32f38a00c91" targetNamespace="http://schemas.microsoft.com/office/2006/metadata/properties" ma:root="true" ma:fieldsID="83cd6766d967e870b9368cac1ade74e6" ns2:_="" ns3:_="">
+<ct:contentTypeSchema xmlns:ct="http://schemas.microsoft.com/office/2006/metadata/contentType" xmlns:ma="http://schemas.microsoft.com/office/2006/metadata/properties/metaAttributes" ct:_="" ma:_="" ma:contentTypeName="Documento" ma:contentTypeID="0x01010005252A1EF3BD024F856B47B579AB5244" ma:contentTypeVersion="12" ma:contentTypeDescription="Crear nuevo documento." ma:contentTypeScope="" ma:versionID="32d0e18b85ac20c34eab62df21c0cf58">
+  <xsd:schema xmlns:xsd="http://www.w3.org/2001/XMLSchema" xmlns:xs="http://www.w3.org/2001/XMLSchema" xmlns:p="http://schemas.microsoft.com/office/2006/metadata/properties" xmlns:ns2="42760c81-fd8e-4d59-8953-7cdb9f38b14f" xmlns:ns3="67a0edcd-0de5-43ed-8c27-e32f38a00c91" targetNamespace="http://schemas.microsoft.com/office/2006/metadata/properties" ma:root="true" ma:fieldsID="cc2c149e99f10870fd5bc3964e5386d3" ns2:_="" ns3:_="">
     <xsd:import namespace="42760c81-fd8e-4d59-8953-7cdb9f38b14f"/>
     <xsd:import namespace="67a0edcd-0de5-43ed-8c27-e32f38a00c91"/>
     <xsd:element name="properties">
@@ -14222,6 +14339,7 @@
                 <xsd:element ref="ns2:lcf76f155ced4ddcb4097134ff3c332f" minOccurs="0"/>
                 <xsd:element ref="ns3:TaxCatchAll" minOccurs="0"/>
                 <xsd:element ref="ns2:MediaServiceOCR" minOccurs="0"/>
+                <xsd:element ref="ns2:MediaServiceLocation" minOccurs="0"/>
               </xsd:all>
             </xsd:complexType>
           </xsd:element>
@@ -14279,6 +14397,11 @@
         <xsd:restriction base="dms:Note">
           <xsd:maxLength value="255"/>
         </xsd:restriction>
+      </xsd:simpleType>
+    </xsd:element>
+    <xsd:element name="MediaServiceLocation" ma:index="19" nillable="true" ma:displayName="Location" ma:description="" ma:indexed="true" ma:internalName="MediaServiceLocation" ma:readOnly="true">
+      <xsd:simpleType>
+        <xsd:restriction base="dms:Text"/>
       </xsd:simpleType>
     </xsd:element>
   </xsd:schema>
@@ -14396,15 +14519,28 @@
 </ct:contentTypeSchema>
 </file>
 
+<file path=customXml/item2.xml><?xml version="1.0" encoding="utf-8"?>
+<?mso-contentType ?>
+<FormTemplates xmlns="http://schemas.microsoft.com/sharepoint/v3/contenttype/forms">
+  <Display>DocumentLibraryForm</Display>
+  <Edit>DocumentLibraryForm</Edit>
+  <New>DocumentLibraryForm</New>
+</FormTemplates>
+</file>
+
+<file path=customXml/item3.xml><?xml version="1.0" encoding="utf-8"?>
+<p:properties xmlns:p="http://schemas.microsoft.com/office/2006/metadata/properties" xmlns:xsi="http://www.w3.org/2001/XMLSchema-instance" xmlns:pc="http://schemas.microsoft.com/office/infopath/2007/PartnerControls">
+  <documentManagement>
+    <TaxCatchAll xmlns="67a0edcd-0de5-43ed-8c27-e32f38a00c91" xsi:nil="true"/>
+    <lcf76f155ced4ddcb4097134ff3c332f xmlns="42760c81-fd8e-4d59-8953-7cdb9f38b14f">
+      <Terms xmlns="http://schemas.microsoft.com/office/infopath/2007/PartnerControls"/>
+    </lcf76f155ced4ddcb4097134ff3c332f>
+  </documentManagement>
+</p:properties>
+</file>
+
 <file path=customXml/itemProps1.xml><?xml version="1.0" encoding="utf-8"?>
-<ds:datastoreItem xmlns:ds="http://schemas.openxmlformats.org/officeDocument/2006/customXml" ds:itemID="{29AB67F1-8FF3-4B7A-94A8-FAC388E5205B}">
-  <ds:schemaRefs>
-    <ds:schemaRef ds:uri="http://schemas.microsoft.com/office/2006/metadata/properties"/>
-    <ds:schemaRef ds:uri="http://schemas.microsoft.com/office/infopath/2007/PartnerControls"/>
-    <ds:schemaRef ds:uri="2c0ff4f8-6664-4eb8-8bb0-965f2536cb1b"/>
-    <ds:schemaRef ds:uri="2b6b437a-5846-4934-ac66-7de06297595b"/>
-  </ds:schemaRefs>
-</ds:datastoreItem>
+<ds:datastoreItem xmlns:ds="http://schemas.openxmlformats.org/officeDocument/2006/customXml" ds:itemID="{982AAC2B-89B0-4B16-BF7D-6760A3776EDB}"/>
 </file>
 
 <file path=customXml/itemProps2.xml><?xml version="1.0" encoding="utf-8"?>
@@ -14416,5 +14552,12 @@
 </file>
 
 <file path=customXml/itemProps3.xml><?xml version="1.0" encoding="utf-8"?>
-<ds:datastoreItem xmlns:ds="http://schemas.openxmlformats.org/officeDocument/2006/customXml" ds:itemID="{CC302C91-2371-41DE-BAE9-090C585F9C1D}"/>
+<ds:datastoreItem xmlns:ds="http://schemas.openxmlformats.org/officeDocument/2006/customXml" ds:itemID="{29AB67F1-8FF3-4B7A-94A8-FAC388E5205B}">
+  <ds:schemaRefs>
+    <ds:schemaRef ds:uri="http://schemas.microsoft.com/office/2006/metadata/properties"/>
+    <ds:schemaRef ds:uri="http://schemas.microsoft.com/office/infopath/2007/PartnerControls"/>
+    <ds:schemaRef ds:uri="67a0edcd-0de5-43ed-8c27-e32f38a00c91"/>
+    <ds:schemaRef ds:uri="42760c81-fd8e-4d59-8953-7cdb9f38b14f"/>
+  </ds:schemaRefs>
+</ds:datastoreItem>
 </file>